--- a/docs/아쿠아가드_제안서.docx
+++ b/docs/아쿠아가드_제안서.docx
@@ -261,51 +261,7 @@
                 <w:color w:val="111827"/>
                 <w:sz w:val="20"/>
               </w:rPr>
-              <w:t>경남 산청군(주 사례) · 서울 강남구·서초구(확장성 검증)</w:t>
-            </w:r>
-          </w:p>
-        </w:tc>
-      </w:tr>
-      <w:tr>
-        <w:tc>
-          <w:tcPr>
-            <w:tcW w:type="dxa" w:w="2041"/>
-          </w:tcPr>
-          <w:p>
-            <w:pPr>
-              <w:spacing w:after="40" w:line="300" w:lineRule="auto"/>
-            </w:pPr>
-            <w:r/>
-            <w:r>
-              <w:rPr>
-                <w:rFonts w:ascii="맑은 고딕" w:hAnsi="맑은 고딕" w:eastAsia="맑은 고딕"/>
-                <w:b w:val="0"/>
-                <w:i w:val="0"/>
-                <w:color w:val="111827"/>
-                <w:sz w:val="20"/>
-              </w:rPr>
-              <w:t>팀 구성</w:t>
-            </w:r>
-          </w:p>
-        </w:tc>
-        <w:tc>
-          <w:tcPr>
-            <w:tcW w:type="dxa" w:w="6803"/>
-          </w:tcPr>
-          <w:p>
-            <w:pPr>
-              <w:spacing w:after="40" w:line="300" w:lineRule="auto"/>
-            </w:pPr>
-            <w:r/>
-            <w:r>
-              <w:rPr>
-                <w:rFonts w:ascii="맑은 고딕" w:hAnsi="맑은 고딕" w:eastAsia="맑은 고딕"/>
-                <w:b w:val="0"/>
-                <w:i w:val="0"/>
-                <w:color w:val="111827"/>
-                <w:sz w:val="20"/>
-              </w:rPr>
-              <w:t>4인 — 국민대학교 산림환경·원격탐사 전공</w:t>
+              <w:t>경남 산청군 전역(790km², 주 사례) · 서울 강남구(확장성 검증)</w:t>
             </w:r>
           </w:p>
         </w:tc>
@@ -393,7 +349,7 @@
                 <w:color w:val="111827"/>
                 <w:sz w:val="20"/>
               </w:rPr>
-              <w:t>9개 모듈 전부 구현 완료 · 자동화 테스트 491개 통과</w:t>
+              <w:t>9개 모듈 전부 구현 완료 · 자동화 테스트 561개 통과</w:t>
             </w:r>
           </w:p>
         </w:tc>
@@ -442,6 +398,50 @@
           </w:p>
         </w:tc>
       </w:tr>
+      <w:tr>
+        <w:tc>
+          <w:tcPr>
+            <w:tcW w:type="dxa" w:w="2041"/>
+          </w:tcPr>
+          <w:p>
+            <w:pPr>
+              <w:spacing w:after="40" w:line="300" w:lineRule="auto"/>
+            </w:pPr>
+            <w:r/>
+            <w:r>
+              <w:rPr>
+                <w:rFonts w:ascii="맑은 고딕" w:hAnsi="맑은 고딕" w:eastAsia="맑은 고딕"/>
+                <w:b w:val="0"/>
+                <w:i w:val="0"/>
+                <w:color w:val="111827"/>
+                <w:sz w:val="20"/>
+              </w:rPr>
+              <w:t>공개 저장소</w:t>
+            </w:r>
+          </w:p>
+        </w:tc>
+        <w:tc>
+          <w:tcPr>
+            <w:tcW w:type="dxa" w:w="6803"/>
+          </w:tcPr>
+          <w:p>
+            <w:pPr>
+              <w:spacing w:after="40" w:line="300" w:lineRule="auto"/>
+            </w:pPr>
+            <w:r/>
+            <w:r>
+              <w:rPr>
+                <w:rFonts w:ascii="맑은 고딕" w:hAnsi="맑은 고딕" w:eastAsia="맑은 고딕"/>
+                <w:b w:val="0"/>
+                <w:i w:val="0"/>
+                <w:color w:val="111827"/>
+                <w:sz w:val="20"/>
+              </w:rPr>
+              <w:t>github.com/tradeprogram/Aquaguard — 코드·데이터·검증 결과 전량</w:t>
+            </w:r>
+          </w:p>
+        </w:tc>
+      </w:tr>
     </w:tbl>
     <w:p>
       <w:pPr>
@@ -549,7 +549,132 @@
         <w:pStyle w:val="Heading2"/>
       </w:pPr>
       <w:r>
-        <w:t>2.1  2025년 산청 — 실패한 것은 예측이 아니었다</w:t>
+        <w:t>2.1  기후변화는 이미 현재의 사회문제입니다</w:t>
+      </w:r>
+    </w:p>
+    <w:p>
+      <w:pPr>
+        <w:spacing w:after="140"/>
+      </w:pPr>
+      <w:r>
+        <w:rPr>
+          <w:rFonts w:ascii="맑은 고딕" w:hAnsi="맑은 고딕" w:eastAsia="맑은 고딕"/>
+          <w:b w:val="0"/>
+          <w:i w:val="0"/>
+          <w:color w:val="111827"/>
+          <w:sz w:val="21"/>
+        </w:rPr>
+        <w:t>기후변화는 더 이상 미래의 환경 위험이 아닙니다. 국민의 생명과 주거, 이동권, 재산, 지역경제를 동시에 위협하는 현재의 사회문제입니다. 전 지구 평균기온은 산업화 이전 대비 약 1.55℃ 상승했고(WMO, 2025), 해수면과 해수 온도가 함께 오르면서 폭염·산불·집중호우 같은 극한현상의 빈도와 강도가 확대되고 있습니다.</w:t>
+      </w:r>
+    </w:p>
+    <w:p>
+      <w:pPr>
+        <w:spacing w:after="140"/>
+      </w:pPr>
+      <w:r>
+        <w:rPr>
+          <w:rFonts w:ascii="맑은 고딕" w:hAnsi="맑은 고딕" w:eastAsia="맑은 고딕"/>
+          <w:b w:val="0"/>
+          <w:i w:val="0"/>
+          <w:color w:val="111827"/>
+          <w:sz w:val="21"/>
+        </w:rPr>
+        <w:t>우리나라의 집중호우는 짧은 시간에 대량의 강수가 좁은 지역에 쏟아지는 형태로 바뀌고 있습니다. 2012년부터 2022년까지 수도권에서 관측된 시간당 강우량의 최대값은 2022년 141.5mm까지 올랐습니다. 시간당 강우량이 커지면 하천과 하수관거가 물을 흘려보낼 시간 자체가 부족해지기 때문에, 총강수량이 같아도 짧은 시간에 내린 비가 훨씬 큰 침수를 만듭니다. 도시화는 이 구조를 키웁니다 — 불투수면이 늘면 빗물이 땅으로 스미지 못하고 지표를 따라 빠르게 흘러 저지대·지하차도·도로의 배수능력을 넘어섭니다.</w:t>
+      </w:r>
+    </w:p>
+    <w:p>
+      <w:pPr>
+        <w:spacing w:after="140"/>
+      </w:pPr>
+      <w:r>
+        <w:rPr>
+          <w:rFonts w:ascii="맑은 고딕" w:hAnsi="맑은 고딕" w:eastAsia="맑은 고딕"/>
+          <w:b/>
+          <w:i w:val="0"/>
+          <w:color w:val="111827"/>
+          <w:sz w:val="21"/>
+        </w:rPr>
+        <w:t>세계기상기구는 우리나라에서 발생하는 재난의 약 3분의 2가 6~9월에 집중되며 이 시기 몬순성 강우가 평균 약 383mm에 이른다고 설명합니다. 국가기후위기적응센터는 21세기 후반 국내 연평균 기온이 현재보다 2.3~6.3℃ 상승할 수 있다고 전망합니다. 미래의 수해 위험을 현재의 재난 빈도와 같은 조건으로 평가할 수 없다는 뜻입니다.</w:t>
+      </w:r>
+    </w:p>
+    <w:p>
+      <w:pPr>
+        <w:spacing w:after="140"/>
+      </w:pPr>
+      <w:r>
+        <w:rPr>
+          <w:rFonts w:ascii="맑은 고딕" w:hAnsi="맑은 고딕" w:eastAsia="맑은 고딕"/>
+          <w:b w:val="0"/>
+          <w:i w:val="0"/>
+          <w:color w:val="111827"/>
+          <w:sz w:val="21"/>
+        </w:rPr>
+        <w:t>그리고 홍수와 산사태는 단일 재난으로 끝나지 않습니다. 산불로 식생과 토양 결속력이 약해진 사면에 집중호우가 내리면 산사태와 토사유출이 일어나고, 그 토사가 하천을 막거나 하천시설을 훼손하면 하천범람과 도로침수로 이어집니다. 도로와 교량이 끊기면 주민과 구조대가 고립되고, 대피소까지 닿는 경로가 사라지면서 인명피해가 확대됩니다. 개별 재난 유형을 따로 예측하는 방식만으로는 이 연쇄를 따라갈 수 없습니다.</w:t>
+      </w:r>
+    </w:p>
+    <w:p>
+      <w:pPr>
+        <w:keepNext/>
+        <w:spacing w:before="180" w:after="60"/>
+        <w:jc w:val="center"/>
+      </w:pPr>
+      <w:r>
+        <w:drawing>
+          <wp:inline xmlns:a="http://schemas.openxmlformats.org/drawingml/2006/main" xmlns:pic="http://schemas.openxmlformats.org/drawingml/2006/picture">
+            <wp:extent cx="5616000" cy="1667869"/>
+            <wp:docPr id="1" name="Picture 1"/>
+            <wp:cNvGraphicFramePr>
+              <a:graphicFrameLocks noChangeAspect="1"/>
+            </wp:cNvGraphicFramePr>
+            <a:graphic>
+              <a:graphicData uri="http://schemas.openxmlformats.org/drawingml/2006/picture">
+                <pic:pic>
+                  <pic:nvPicPr>
+                    <pic:cNvPr id="0" name="fig02_disaster_chain.png"/>
+                    <pic:cNvPicPr/>
+                  </pic:nvPicPr>
+                  <pic:blipFill>
+                    <a:blip r:embed="rId9"/>
+                    <a:stretch>
+                      <a:fillRect/>
+                    </a:stretch>
+                  </pic:blipFill>
+                  <pic:spPr>
+                    <a:xfrm>
+                      <a:off x="0" y="0"/>
+                      <a:ext cx="5616000" cy="1667869"/>
+                    </a:xfrm>
+                    <a:prstGeom prst="rect"/>
+                  </pic:spPr>
+                </pic:pic>
+              </a:graphicData>
+            </a:graphic>
+          </wp:inline>
+        </w:drawing>
+      </w:r>
+    </w:p>
+    <w:p>
+      <w:pPr>
+        <w:spacing w:after="260"/>
+        <w:jc w:val="center"/>
+      </w:pPr>
+      <w:r>
+        <w:rPr>
+          <w:rFonts w:ascii="맑은 고딕" w:hAnsi="맑은 고딕" w:eastAsia="맑은 고딕"/>
+          <w:b w:val="0"/>
+          <w:i w:val="0"/>
+          <w:color w:val="606B7A"/>
+          <w:sz w:val="18"/>
+        </w:rPr>
+        <w:t>[그림 1] 산불–호우 재해연쇄의 전파 경로와 각 단계에 대응하는 모듈</w:t>
+      </w:r>
+    </w:p>
+    <w:p>
+      <w:pPr>
+        <w:pStyle w:val="Heading2"/>
+      </w:pPr>
+      <w:r>
+        <w:t>2.2  2025년 산청 — 실패한 것은 예측이 아니었다</w:t>
       </w:r>
     </w:p>
     <w:p>
@@ -659,7 +784,7 @@
         <w:drawing>
           <wp:inline xmlns:a="http://schemas.openxmlformats.org/drawingml/2006/main" xmlns:pic="http://schemas.openxmlformats.org/drawingml/2006/picture">
             <wp:extent cx="5616000" cy="2128052"/>
-            <wp:docPr id="1" name="Picture 1"/>
+            <wp:docPr id="2" name="Picture 2"/>
             <wp:cNvGraphicFramePr>
               <a:graphicFrameLocks noChangeAspect="1"/>
             </wp:cNvGraphicFramePr>
@@ -671,7 +796,7 @@
                     <pic:cNvPicPr/>
                   </pic:nvPicPr>
                   <pic:blipFill>
-                    <a:blip r:embed="rId9"/>
+                    <a:blip r:embed="rId10"/>
                     <a:stretch>
                       <a:fillRect/>
                     </a:stretch>
@@ -703,7 +828,7 @@
           <w:color w:val="606B7A"/>
           <w:sz w:val="18"/>
         </w:rPr>
-        <w:t>[그림 1] 2025년 산청 복합재해 타임라인과 회복 대상 구간</w:t>
+        <w:t>[그림 2] 2025년 산청 복합재해 타임라인과 회복 대상 구간</w:t>
       </w:r>
     </w:p>
     <w:p>
@@ -730,7 +855,7 @@
         <w:pStyle w:val="Heading2"/>
       </w:pPr>
       <w:r>
-        <w:t>2.2  산불 흉터가 만든 취약 사면 — 그리고 우리가 확인하지 못한 것</w:t>
+        <w:t>2.3  산불 흉터가 만든 취약 사면 — 그리고 우리가 확인하지 못한 것</w:t>
       </w:r>
     </w:p>
     <w:p>
@@ -813,7 +938,7 @@
         <w:pStyle w:val="Heading2"/>
       </w:pPr>
       <w:r>
-        <w:t>2.3  재해연쇄를 끝까지 추적하는 시스템이 없다</w:t>
+        <w:t>2.4  재해연쇄를 끝까지 추적하는 시스템이 없다</w:t>
       </w:r>
     </w:p>
     <w:p>
@@ -833,63 +958,6 @@
     </w:p>
     <w:p>
       <w:pPr>
-        <w:keepNext/>
-        <w:spacing w:before="180" w:after="60"/>
-        <w:jc w:val="center"/>
-      </w:pPr>
-      <w:r>
-        <w:drawing>
-          <wp:inline xmlns:a="http://schemas.openxmlformats.org/drawingml/2006/main" xmlns:pic="http://schemas.openxmlformats.org/drawingml/2006/picture">
-            <wp:extent cx="5616000" cy="1667869"/>
-            <wp:docPr id="2" name="Picture 2"/>
-            <wp:cNvGraphicFramePr>
-              <a:graphicFrameLocks noChangeAspect="1"/>
-            </wp:cNvGraphicFramePr>
-            <a:graphic>
-              <a:graphicData uri="http://schemas.openxmlformats.org/drawingml/2006/picture">
-                <pic:pic>
-                  <pic:nvPicPr>
-                    <pic:cNvPr id="0" name="fig02_disaster_chain.png"/>
-                    <pic:cNvPicPr/>
-                  </pic:nvPicPr>
-                  <pic:blipFill>
-                    <a:blip r:embed="rId10"/>
-                    <a:stretch>
-                      <a:fillRect/>
-                    </a:stretch>
-                  </pic:blipFill>
-                  <pic:spPr>
-                    <a:xfrm>
-                      <a:off x="0" y="0"/>
-                      <a:ext cx="5616000" cy="1667869"/>
-                    </a:xfrm>
-                    <a:prstGeom prst="rect"/>
-                  </pic:spPr>
-                </pic:pic>
-              </a:graphicData>
-            </a:graphic>
-          </wp:inline>
-        </w:drawing>
-      </w:r>
-    </w:p>
-    <w:p>
-      <w:pPr>
-        <w:spacing w:after="260"/>
-        <w:jc w:val="center"/>
-      </w:pPr>
-      <w:r>
-        <w:rPr>
-          <w:rFonts w:ascii="맑은 고딕" w:hAnsi="맑은 고딕" w:eastAsia="맑은 고딕"/>
-          <w:b w:val="0"/>
-          <w:i w:val="0"/>
-          <w:color w:val="606B7A"/>
-          <w:sz w:val="18"/>
-        </w:rPr>
-        <w:t>[그림 2] 재해연쇄 모델과 모듈 대응 구간</w:t>
-      </w:r>
-    </w:p>
-    <w:p>
-      <w:pPr>
         <w:spacing w:after="140"/>
       </w:pPr>
       <w:r>
@@ -901,6 +969,59 @@
           <w:sz w:val="21"/>
         </w:rPr>
         <w:t>현재 운영 중인 시스템들은 이 사슬의 앞 두세 칸을 각각 잘 담당합니다. 그러나 사슬 전체를 하나의 상태로 이어 마지막 칸인 ‘고립’까지 계산하는 시스템은 확인되지 않습니다. 아쿠아가드의 기여는 새로운 칸을 만드는 것이 아니라 칸들을 이어붙이는 데 있습니다.</w:t>
+      </w:r>
+    </w:p>
+    <w:p>
+      <w:pPr>
+        <w:pStyle w:val="Heading2"/>
+      </w:pPr>
+      <w:r>
+        <w:t>2.5  같은 비가 모두에게 같은 피해로 오지 않습니다</w:t>
+      </w:r>
+    </w:p>
+    <w:p>
+      <w:pPr>
+        <w:spacing w:after="140"/>
+      </w:pPr>
+      <w:r>
+        <w:rPr>
+          <w:rFonts w:ascii="맑은 고딕" w:hAnsi="맑은 고딕" w:eastAsia="맑은 고딕"/>
+          <w:b w:val="0"/>
+          <w:i w:val="0"/>
+          <w:color w:val="111827"/>
+          <w:sz w:val="21"/>
+        </w:rPr>
+        <w:t>수해는 취약계층에 불평등하게 작용합니다. 국회 자료는 기후재난이 주거권·노동권·사회적 기본권을 위협하며 기후취약계층의 피해가 더 커질 수 있음을 지적합니다. 반지하·저지대 주거, 이동수단이 없는 고령 가구, 대체 진입로가 하나뿐인 산간 마을은 같은 강우에도 전혀 다른 결과를 맞습니다.</w:t>
+      </w:r>
+    </w:p>
+    <w:p>
+      <w:pPr>
+        <w:spacing w:after="140"/>
+      </w:pPr>
+      <w:r>
+        <w:rPr>
+          <w:rFonts w:ascii="맑은 고딕" w:hAnsi="맑은 고딕" w:eastAsia="맑은 고딕"/>
+          <w:b/>
+          <w:i w:val="0"/>
+          <w:color w:val="111827"/>
+          <w:sz w:val="21"/>
+        </w:rPr>
+        <w:t>그래서 정보의 형태도 달라야 합니다. 시민에게 필요한 것은 확률값과 모델 설명이 아니라 ‘지금 내 위치에서 갈 수 있는 대피소’, ‘침수로 막힌 도로’, ‘고립될 수 있는 마을’입니다. 재난상황실에 필요한 것은 그 판단의 근거와 우선순위입니다. 아쿠아가드가 시민 모드와 관공서 모드를 나눈 이유가 여기에 있습니다 — 같은 파이프라인, 다른 노출 범위입니다.</w:t>
+      </w:r>
+    </w:p>
+    <w:p>
+      <w:pPr>
+        <w:spacing w:after="140"/>
+      </w:pPr>
+      <w:r>
+        <w:rPr>
+          <w:rFonts w:ascii="맑은 고딕" w:hAnsi="맑은 고딕" w:eastAsia="맑은 고딕"/>
+          <w:b w:val="0"/>
+          <w:i w:val="0"/>
+          <w:color w:val="111827"/>
+          <w:sz w:val="21"/>
+        </w:rPr>
+        <w:t>특히 고립은 재난 대응에서 가장 늦게 발견되는 상태입니다. 침수 지역을 색으로 칠하는 것만으로는 실제 대피 가능성을 알 수 없습니다. 도로망에서 위험 구간을 제거했을 때 대피소로 가는 경로가 하나도 남지 않는 건물 군집을 찾아내면, 그곳은 단순 침수지역이 아니라 ‘대피경로가 단절된 고립위험지역’으로 분류됩니다. 구조 인력과 구호 물자를 어디에 먼저 배치해야 하는지에 직접 답하는 정보입니다.</w:t>
       </w:r>
     </w:p>
     <w:p>
@@ -1561,8 +1682,65 @@
       <w:r>
         <w:drawing>
           <wp:inline xmlns:a="http://schemas.openxmlformats.org/drawingml/2006/main" xmlns:pic="http://schemas.openxmlformats.org/drawingml/2006/picture">
+            <wp:extent cx="5760000" cy="2084211"/>
+            <wp:docPr id="3" name="Picture 3"/>
+            <wp:cNvGraphicFramePr>
+              <a:graphicFrameLocks noChangeAspect="1"/>
+            </wp:cNvGraphicFramePr>
+            <a:graphic>
+              <a:graphicData uri="http://schemas.openxmlformats.org/drawingml/2006/picture">
+                <pic:pic>
+                  <pic:nvPicPr>
+                    <pic:cNvPr id="0" name="fig00_architecture_full.png"/>
+                    <pic:cNvPicPr/>
+                  </pic:nvPicPr>
+                  <pic:blipFill>
+                    <a:blip r:embed="rId11"/>
+                    <a:stretch>
+                      <a:fillRect/>
+                    </a:stretch>
+                  </pic:blipFill>
+                  <pic:spPr>
+                    <a:xfrm>
+                      <a:off x="0" y="0"/>
+                      <a:ext cx="5760000" cy="2084211"/>
+                    </a:xfrm>
+                    <a:prstGeom prst="rect"/>
+                  </pic:spPr>
+                </pic:pic>
+              </a:graphicData>
+            </a:graphic>
+          </wp:inline>
+        </w:drawing>
+      </w:r>
+    </w:p>
+    <w:p>
+      <w:pPr>
+        <w:spacing w:after="260"/>
+        <w:jc w:val="center"/>
+      </w:pPr>
+      <w:r>
+        <w:rPr>
+          <w:rFonts w:ascii="맑은 고딕" w:hAnsi="맑은 고딕" w:eastAsia="맑은 고딕"/>
+          <w:b w:val="0"/>
+          <w:i w:val="0"/>
+          <w:color w:val="606B7A"/>
+          <w:sz w:val="18"/>
+        </w:rPr>
+        <w:t>[그림 3] 전체 시스템 아키텍처 — ① 데이터 수집, ② 예측·판정 모듈 9종, ③ 오케스트레이션과 공통 봉투, ④ 사용자 화면(3D 지도·대시보드·AI 상담 챗봇). 화살표는 실제 호출·데이터 흐름이며 모듈 호출 순서는 A→B→C→D→E→G→H다.</w:t>
+      </w:r>
+    </w:p>
+    <w:p>
+      <w:pPr>
+        <w:keepNext/>
+        <w:spacing w:before="180" w:after="60"/>
+        <w:jc w:val="center"/>
+      </w:pPr>
+      <w:r>
+        <w:drawing>
+          <wp:inline xmlns:a="http://schemas.openxmlformats.org/drawingml/2006/main" xmlns:pic="http://schemas.openxmlformats.org/drawingml/2006/picture">
             <wp:extent cx="5472000" cy="3781696"/>
-            <wp:docPr id="3" name="Picture 3"/>
+            <wp:docPr id="4" name="Picture 4"/>
             <wp:cNvGraphicFramePr>
               <a:graphicFrameLocks noChangeAspect="1"/>
             </wp:cNvGraphicFramePr>
@@ -1574,7 +1752,7 @@
                     <pic:cNvPicPr/>
                   </pic:nvPicPr>
                   <pic:blipFill>
-                    <a:blip r:embed="rId11"/>
+                    <a:blip r:embed="rId12"/>
                     <a:stretch>
                       <a:fillRect/>
                     </a:stretch>
@@ -1606,7 +1784,91 @@
           <w:color w:val="606B7A"/>
           <w:sz w:val="18"/>
         </w:rPr>
-        <w:t>[그림 3] 아쿠아가드 시스템 아키텍처 및 데이터 흐름</w:t>
+        <w:t>[그림 4] 계층별 데이터 흐름 — 관측에서 화면까지</w:t>
+      </w:r>
+    </w:p>
+    <w:p>
+      <w:pPr>
+        <w:spacing w:after="140"/>
+      </w:pPr>
+      <w:r>
+        <w:rPr>
+          <w:rFonts w:ascii="맑은 고딕" w:hAnsi="맑은 고딕" w:eastAsia="맑은 고딕"/>
+          <w:b w:val="0"/>
+          <w:i w:val="0"/>
+          <w:color w:val="111827"/>
+          <w:sz w:val="21"/>
+        </w:rPr>
+        <w:t>사용자가 보는 결과는 하나의 3D 지도 위에 모든 모듈의 산출이 겹쳐진 형태입니다. 아래는 산청군 전역을 조감한 기본 화면으로, 위성영상 위에 지형·건물·도로가 실데이터로 올라가 있고 그 위에 각 모듈의 결과가 레이어로 얹힙니다.</w:t>
+      </w:r>
+    </w:p>
+    <w:tbl>
+      <w:tblPr>
+        <w:tblStyle w:val="TableGrid"/>
+        <w:tblW w:type="auto" w:w="0"/>
+        <w:jc w:val="center"/>
+        <w:tblLook w:firstColumn="1" w:firstRow="1" w:lastColumn="0" w:lastRow="0" w:noHBand="0" w:noVBand="1" w:val="04A0"/>
+      </w:tblPr>
+      <w:tblGrid>
+        <w:gridCol w:w="9298"/>
+      </w:tblGrid>
+      <w:tr>
+        <w:trPr>
+          <w:trHeight w:val="4195"/>
+        </w:trPr>
+        <w:tc>
+          <w:tcPr>
+            <w:tcW w:type="dxa" w:w="8844"/>
+            <w:shd w:val="clear" w:fill="F8FAFC"/>
+          </w:tcPr>
+          <w:p>
+            <w:pPr>
+              <w:spacing w:before="1184"/>
+              <w:jc w:val="center"/>
+            </w:pPr>
+            <w:r>
+              <w:rPr>
+                <w:rFonts w:ascii="맑은 고딕" w:hAnsi="맑은 고딕" w:eastAsia="맑은 고딕"/>
+                <w:b/>
+                <w:i w:val="0"/>
+                <w:color w:val="1D4ED8"/>
+                <w:sz w:val="26"/>
+              </w:rPr>
+              <w:t>&lt;&lt;이곳에 삽입&gt;&gt;</w:t>
+            </w:r>
+          </w:p>
+          <w:p>
+            <w:pPr>
+              <w:jc w:val="center"/>
+            </w:pPr>
+            <w:r>
+              <w:rPr>
+                <w:rFonts w:ascii="맑은 고딕" w:hAnsi="맑은 고딕" w:eastAsia="맑은 고딕"/>
+                <w:b w:val="0"/>
+                <w:i/>
+                <w:color w:val="606B7A"/>
+                <w:sz w:val="18"/>
+              </w:rPr>
+              <w:t>돋보기 → "산청군 전체" 버튼을 눌러 군 전역이 보이는 상태</w:t>
+            </w:r>
+          </w:p>
+        </w:tc>
+      </w:tr>
+    </w:tbl>
+    <w:p>
+      <w:pPr>
+        <w:spacing w:before="60" w:after="260"/>
+        <w:jc w:val="center"/>
+      </w:pPr>
+      <w:r>
+        <w:rPr>
+          <w:rFonts w:ascii="맑은 고딕" w:hAnsi="맑은 고딕" w:eastAsia="맑은 고딕"/>
+          <w:b w:val="0"/>
+          <w:i w:val="0"/>
+          <w:color w:val="606B7A"/>
+          <w:sz w:val="18"/>
+        </w:rPr>
+        <w:t>[그림 5] 아쿠아가드 메인 화면 — 산청군 전역 조감. 브이월드 건물·도로 실데이터와 지형 위에 모듈 산출이 레이어로 올라간다</w:t>
       </w:r>
     </w:p>
     <w:p>
@@ -1645,7 +1907,7 @@
           <w:color w:val="606B7A"/>
           <w:sz w:val="18"/>
         </w:rPr>
-        <w:t>[표 3] 모듈별 역할과 2026-09-20 기준 구현 상태 — 9개 모듈 전부 구현 완료 (줄 수는 테스트 제외)</w:t>
+        <w:t>[표 3] 모듈별 역할과 2026-09-21 기준 구현 상태 — 9개 모듈 전부 구현 완료 (줄 수는 테스트 제외)</w:t>
       </w:r>
     </w:p>
     <w:tbl>
@@ -1815,7 +2077,7 @@
                 <w:color w:val="111827"/>
                 <w:sz w:val="18"/>
               </w:rPr>
-              <w:t>landslide_prob, hours_to_critical</w:t>
+              <w:t>landslide_prob, 위험 폴리곤</w:t>
             </w:r>
           </w:p>
         </w:tc>
@@ -1836,7 +2098,7 @@
                 <w:color w:val="111827"/>
                 <w:sz w:val="18"/>
               </w:rPr>
-              <w:t>구현 완료 (601줄 + 스크립트 1,157줄)</w:t>
+              <w:t>구현 완료 (920줄 + 스크립트 1,413줄)</w:t>
             </w:r>
           </w:p>
         </w:tc>
@@ -1901,7 +2163,7 @@
                 <w:color w:val="111827"/>
                 <w:sz w:val="18"/>
               </w:rPr>
-              <w:t>flood_prob, 침수범위</w:t>
+              <w:t>flood_prob, 침수심 래스터</w:t>
             </w:r>
           </w:p>
         </w:tc>
@@ -1922,7 +2184,7 @@
                 <w:color w:val="111827"/>
                 <w:sz w:val="18"/>
               </w:rPr>
-              <w:t>구현 완료 (369줄 + 스크립트 1,476줄)</w:t>
+              <w:t>구현 완료 (419줄 + 스크립트 1,495줄)</w:t>
             </w:r>
           </w:p>
         </w:tc>
@@ -2008,7 +2270,7 @@
                 <w:color w:val="111827"/>
                 <w:sz w:val="18"/>
               </w:rPr>
-              <w:t>구현 완료 (598줄)</w:t>
+              <w:t>구현 완료 (602줄)</w:t>
             </w:r>
           </w:p>
         </w:tc>
@@ -2094,7 +2356,7 @@
                 <w:color w:val="111827"/>
                 <w:sz w:val="18"/>
               </w:rPr>
-              <w:t>구현 완료 (849줄)</w:t>
+              <w:t>구현 완료 (855줄)</w:t>
             </w:r>
           </w:p>
         </w:tc>
@@ -2159,7 +2421,7 @@
                 <w:color w:val="111827"/>
                 <w:sz w:val="18"/>
               </w:rPr>
-              <w:t>경로, 고립 구역</w:t>
+              <w:t>경로, 고립 구역, 통행불가 도로</w:t>
             </w:r>
           </w:p>
         </w:tc>
@@ -2180,7 +2442,7 @@
                 <w:color w:val="111827"/>
                 <w:sz w:val="18"/>
               </w:rPr>
-              <w:t>구현 완료 (524줄)</w:t>
+              <w:t>구현 완료 (751줄)</w:t>
             </w:r>
           </w:p>
         </w:tc>
@@ -2266,7 +2528,7 @@
                 <w:color w:val="111827"/>
                 <w:sz w:val="18"/>
               </w:rPr>
-              <w:t>구현 완료 (459줄)</w:t>
+              <w:t>구현 완료 (463줄)</w:t>
             </w:r>
           </w:p>
         </w:tc>
@@ -2352,7 +2614,7 @@
                 <w:color w:val="111827"/>
                 <w:sz w:val="18"/>
               </w:rPr>
-              <w:t>구현 완료 (703줄)</w:t>
+              <w:t>구현 완료 (708줄)</w:t>
             </w:r>
           </w:p>
         </w:tc>
@@ -2438,7 +2700,7 @@
                 <w:color w:val="111827"/>
                 <w:sz w:val="18"/>
               </w:rPr>
-              <w:t>구현 완료 (728줄)</w:t>
+              <w:t>구현 완료 (1,566줄)</w:t>
             </w:r>
           </w:p>
         </w:tc>
@@ -2524,7 +2786,7 @@
                 <w:color w:val="111827"/>
                 <w:sz w:val="18"/>
               </w:rPr>
-              <w:t>구현 완료 (322줄 + 스크립트 451줄)</w:t>
+              <w:t>구현 완료 (326줄 + 스크립트 457줄)</w:t>
             </w:r>
           </w:p>
         </w:tc>
@@ -2545,7 +2807,7 @@
         <w:drawing>
           <wp:inline xmlns:a="http://schemas.openxmlformats.org/drawingml/2006/main" xmlns:pic="http://schemas.openxmlformats.org/drawingml/2006/picture">
             <wp:extent cx="5616000" cy="2774924"/>
-            <wp:docPr id="4" name="Picture 4"/>
+            <wp:docPr id="5" name="Picture 5"/>
             <wp:cNvGraphicFramePr>
               <a:graphicFrameLocks noChangeAspect="1"/>
             </wp:cNvGraphicFramePr>
@@ -2557,7 +2819,7 @@
                     <pic:cNvPicPr/>
                   </pic:nvPicPr>
                   <pic:blipFill>
-                    <a:blip r:embed="rId12"/>
+                    <a:blip r:embed="rId13"/>
                     <a:stretch>
                       <a:fillRect/>
                     </a:stretch>
@@ -2589,7 +2851,7 @@
           <w:color w:val="606B7A"/>
           <w:sz w:val="18"/>
         </w:rPr>
-        <w:t>[그림 4] 모듈별 구현 코드량과 테스트 통과 수</w:t>
+        <w:t>[그림 6] 모듈별 구현 코드량과 테스트 통과 수</w:t>
       </w:r>
     </w:p>
     <w:p>
@@ -2608,7 +2870,7 @@
           <w:color w:val="606B7A"/>
           <w:sz w:val="19"/>
         </w:rPr>
-        <w:t>Module E는 구현이 완료됐지만 자동화 테스트가 아직 없습니다(전체 491개 중 0개). 트랙④가 소유한 모듈이며 10월 중 테스트 작성이 예정돼 있습니다. 표에 그대로 적어 둡니다.</w:t>
+        <w:t>자동화 테스트는 전체 561개입니다. 모듈별로는 A 46 · B 15 · C 187 · D 55 · E 9 · G 90 · H 85 · O 24 · V 17개이며, 나머지는 API 계층과 사전계산 저장본의 일치 검사입니다. Module E는 가장 늦게 테스트가 붙은 모듈이라 9개로 적습니다 — 표에 그대로 적어 둡니다.</w:t>
       </w:r>
     </w:p>
     <w:p>
@@ -2720,7 +2982,7 @@
         <w:drawing>
           <wp:inline xmlns:a="http://schemas.openxmlformats.org/drawingml/2006/main" xmlns:pic="http://schemas.openxmlformats.org/drawingml/2006/picture">
             <wp:extent cx="4104000" cy="712264"/>
-            <wp:docPr id="5" name="Picture 5"/>
+            <wp:docPr id="6" name="Picture 6"/>
             <wp:cNvGraphicFramePr>
               <a:graphicFrameLocks noChangeAspect="1"/>
             </wp:cNvGraphicFramePr>
@@ -2732,7 +2994,7 @@
                     <pic:cNvPicPr/>
                   </pic:nvPicPr>
                   <pic:blipFill>
-                    <a:blip r:embed="rId13"/>
+                    <a:blip r:embed="rId14"/>
                     <a:stretch>
                       <a:fillRect/>
                     </a:stretch>
@@ -2777,7 +3039,7 @@
         <w:drawing>
           <wp:inline xmlns:a="http://schemas.openxmlformats.org/drawingml/2006/main" xmlns:pic="http://schemas.openxmlformats.org/drawingml/2006/picture">
             <wp:extent cx="4896000" cy="2308069"/>
-            <wp:docPr id="6" name="Picture 6"/>
+            <wp:docPr id="7" name="Picture 7"/>
             <wp:cNvGraphicFramePr>
               <a:graphicFrameLocks noChangeAspect="1"/>
             </wp:cNvGraphicFramePr>
@@ -2789,7 +3051,7 @@
                     <pic:cNvPicPr/>
                   </pic:nvPicPr>
                   <pic:blipFill>
-                    <a:blip r:embed="rId14"/>
+                    <a:blip r:embed="rId15"/>
                     <a:stretch>
                       <a:fillRect/>
                     </a:stretch>
@@ -2821,7 +3083,7 @@
           <w:color w:val="606B7A"/>
           <w:sz w:val="18"/>
         </w:rPr>
-        <w:t>[그림 5] 화재흉터 증폭계수 f(dNBR, Δt)의 시간 감쇠</w:t>
+        <w:t>[그림 7] 화재흉터 증폭계수 f(dNBR, Δt)의 시간 감쇠</w:t>
       </w:r>
     </w:p>
     <w:p>
@@ -2876,7 +3138,7 @@
         <w:drawing>
           <wp:inline xmlns:a="http://schemas.openxmlformats.org/drawingml/2006/main" xmlns:pic="http://schemas.openxmlformats.org/drawingml/2006/picture">
             <wp:extent cx="5544000" cy="2420936"/>
-            <wp:docPr id="7" name="Picture 7"/>
+            <wp:docPr id="8" name="Picture 8"/>
             <wp:cNvGraphicFramePr>
               <a:graphicFrameLocks noChangeAspect="1"/>
             </wp:cNvGraphicFramePr>
@@ -2888,7 +3150,7 @@
                     <pic:cNvPicPr/>
                   </pic:nvPicPr>
                   <pic:blipFill>
-                    <a:blip r:embed="rId15"/>
+                    <a:blip r:embed="rId16"/>
                     <a:stretch>
                       <a:fillRect/>
                     </a:stretch>
@@ -2920,7 +3182,7 @@
           <w:color w:val="606B7A"/>
           <w:sz w:val="18"/>
         </w:rPr>
-        <w:t>[그림 6] 산불 기여도 분리 실험 — 지반 시나리오 B_weathered</w:t>
+        <w:t>[그림 8] 산불 기여도 분리 실험 — 지반 시나리오 B_weathered</w:t>
       </w:r>
     </w:p>
     <w:p>
@@ -2990,7 +3252,7 @@
         <w:drawing>
           <wp:inline xmlns:a="http://schemas.openxmlformats.org/drawingml/2006/main" xmlns:pic="http://schemas.openxmlformats.org/drawingml/2006/picture">
             <wp:extent cx="4536000" cy="639874"/>
-            <wp:docPr id="8" name="Picture 8"/>
+            <wp:docPr id="9" name="Picture 9"/>
             <wp:cNvGraphicFramePr>
               <a:graphicFrameLocks noChangeAspect="1"/>
             </wp:cNvGraphicFramePr>
@@ -3002,7 +3264,7 @@
                     <pic:cNvPicPr/>
                   </pic:nvPicPr>
                   <pic:blipFill>
-                    <a:blip r:embed="rId16"/>
+                    <a:blip r:embed="rId17"/>
                     <a:stretch>
                       <a:fillRect/>
                     </a:stretch>
@@ -3085,7 +3347,7 @@
         <w:drawing>
           <wp:inline xmlns:a="http://schemas.openxmlformats.org/drawingml/2006/main" xmlns:pic="http://schemas.openxmlformats.org/drawingml/2006/picture">
             <wp:extent cx="4968000" cy="1947842"/>
-            <wp:docPr id="9" name="Picture 9"/>
+            <wp:docPr id="10" name="Picture 10"/>
             <wp:cNvGraphicFramePr>
               <a:graphicFrameLocks noChangeAspect="1"/>
             </wp:cNvGraphicFramePr>
@@ -3097,7 +3359,7 @@
                     <pic:cNvPicPr/>
                   </pic:nvPicPr>
                   <pic:blipFill>
-                    <a:blip r:embed="rId17"/>
+                    <a:blip r:embed="rId18"/>
                     <a:stretch>
                       <a:fillRect/>
                     </a:stretch>
@@ -3157,7 +3419,7 @@
         <w:drawing>
           <wp:inline xmlns:a="http://schemas.openxmlformats.org/drawingml/2006/main" xmlns:pic="http://schemas.openxmlformats.org/drawingml/2006/picture">
             <wp:extent cx="5400000" cy="2737396"/>
-            <wp:docPr id="10" name="Picture 10"/>
+            <wp:docPr id="11" name="Picture 11"/>
             <wp:cNvGraphicFramePr>
               <a:graphicFrameLocks noChangeAspect="1"/>
             </wp:cNvGraphicFramePr>
@@ -3169,7 +3431,7 @@
                     <pic:cNvPicPr/>
                   </pic:nvPicPr>
                   <pic:blipFill>
-                    <a:blip r:embed="rId18"/>
+                    <a:blip r:embed="rId19"/>
                     <a:stretch>
                       <a:fillRect/>
                     </a:stretch>
@@ -3201,7 +3463,7 @@
           <w:color w:val="606B7A"/>
           <w:sz w:val="18"/>
         </w:rPr>
-        <w:t>[그림 7] Module C 규칙 판정면과 임계값 근거</w:t>
+        <w:t>[그림 9] Module C 규칙 판정면과 임계값 근거</w:t>
       </w:r>
     </w:p>
     <w:p>
@@ -3256,7 +3518,7 @@
         <w:drawing>
           <wp:inline xmlns:a="http://schemas.openxmlformats.org/drawingml/2006/main" xmlns:pic="http://schemas.openxmlformats.org/drawingml/2006/picture">
             <wp:extent cx="4752000" cy="1136527"/>
-            <wp:docPr id="11" name="Picture 11"/>
+            <wp:docPr id="12" name="Picture 12"/>
             <wp:cNvGraphicFramePr>
               <a:graphicFrameLocks noChangeAspect="1"/>
             </wp:cNvGraphicFramePr>
@@ -3268,7 +3530,7 @@
                     <pic:cNvPicPr/>
                   </pic:nvPicPr>
                   <pic:blipFill>
-                    <a:blip r:embed="rId19"/>
+                    <a:blip r:embed="rId20"/>
                     <a:stretch>
                       <a:fillRect/>
                     </a:stretch>
@@ -3336,7 +3598,7 @@
         <w:drawing>
           <wp:inline xmlns:a="http://schemas.openxmlformats.org/drawingml/2006/main" xmlns:pic="http://schemas.openxmlformats.org/drawingml/2006/picture">
             <wp:extent cx="4824000" cy="1205046"/>
-            <wp:docPr id="12" name="Picture 12"/>
+            <wp:docPr id="13" name="Picture 13"/>
             <wp:cNvGraphicFramePr>
               <a:graphicFrameLocks noChangeAspect="1"/>
             </wp:cNvGraphicFramePr>
@@ -3348,7 +3610,7 @@
                     <pic:cNvPicPr/>
                   </pic:nvPicPr>
                   <pic:blipFill>
-                    <a:blip r:embed="rId20"/>
+                    <a:blip r:embed="rId21"/>
                     <a:stretch>
                       <a:fillRect/>
                     </a:stretch>
@@ -3751,7 +4013,7 @@
         <w:drawing>
           <wp:inline xmlns:a="http://schemas.openxmlformats.org/drawingml/2006/main" xmlns:pic="http://schemas.openxmlformats.org/drawingml/2006/picture">
             <wp:extent cx="4680000" cy="727369"/>
-            <wp:docPr id="13" name="Picture 13"/>
+            <wp:docPr id="14" name="Picture 14"/>
             <wp:cNvGraphicFramePr>
               <a:graphicFrameLocks noChangeAspect="1"/>
             </wp:cNvGraphicFramePr>
@@ -3763,7 +4025,7 @@
                     <pic:cNvPicPr/>
                   </pic:nvPicPr>
                   <pic:blipFill>
-                    <a:blip r:embed="rId21"/>
+                    <a:blip r:embed="rId22"/>
                     <a:stretch>
                       <a:fillRect/>
                     </a:stretch>
@@ -3823,7 +4085,7 @@
         <w:drawing>
           <wp:inline xmlns:a="http://schemas.openxmlformats.org/drawingml/2006/main" xmlns:pic="http://schemas.openxmlformats.org/drawingml/2006/picture">
             <wp:extent cx="5184000" cy="2556542"/>
-            <wp:docPr id="14" name="Picture 14"/>
+            <wp:docPr id="15" name="Picture 15"/>
             <wp:cNvGraphicFramePr>
               <a:graphicFrameLocks noChangeAspect="1"/>
             </wp:cNvGraphicFramePr>
@@ -3835,7 +4097,7 @@
                     <pic:cNvPicPr/>
                   </pic:nvPicPr>
                   <pic:blipFill>
-                    <a:blip r:embed="rId22"/>
+                    <a:blip r:embed="rId23"/>
                     <a:stretch>
                       <a:fillRect/>
                     </a:stretch>
@@ -3867,7 +4129,7 @@
           <w:color w:val="606B7A"/>
           <w:sz w:val="18"/>
         </w:rPr>
-        <w:t>[그림 8] 시민 역검증의 shrinkage 집계 곡선</w:t>
+        <w:t>[그림 10] 시민 역검증의 shrinkage 집계 곡선</w:t>
       </w:r>
     </w:p>
     <w:p>
@@ -3903,7 +4165,7 @@
         <w:drawing>
           <wp:inline xmlns:a="http://schemas.openxmlformats.org/drawingml/2006/main" xmlns:pic="http://schemas.openxmlformats.org/drawingml/2006/picture">
             <wp:extent cx="5112000" cy="897527"/>
-            <wp:docPr id="15" name="Picture 15"/>
+            <wp:docPr id="16" name="Picture 16"/>
             <wp:cNvGraphicFramePr>
               <a:graphicFrameLocks noChangeAspect="1"/>
             </wp:cNvGraphicFramePr>
@@ -3915,7 +4177,7 @@
                     <pic:cNvPicPr/>
                   </pic:nvPicPr>
                   <pic:blipFill>
-                    <a:blip r:embed="rId23"/>
+                    <a:blip r:embed="rId24"/>
                     <a:stretch>
                       <a:fillRect/>
                     </a:stretch>
@@ -4691,7 +4953,7 @@
           <w:color w:val="111827"/>
           <w:sz w:val="21"/>
         </w:rPr>
-        <w:t>전국 원본은 용량이 커서 분석 대상 구역(AOI)만 잘라 사용합니다. 그런데 산청 AOI를 행정경계가 아니라 경보지점 반경으로 자른 데에는 이유가 있습니다.</w:t>
+        <w:t>전국 원본은 용량이 커서 분석 대상 구역(AOI)만 잘라 사용합니다. 산청 AOI를 어떻게 자를지는 두 요구가 부딪치는 문제였습니다.</w:t>
       </w:r>
     </w:p>
     <w:p>
@@ -4706,7 +4968,41 @@
           <w:color w:val="111827"/>
           <w:sz w:val="21"/>
         </w:rPr>
-        <w:t>행정경계로 자르면 경계 근처에서 위험영역이 밖으로 새어 노출자산이 조용히 누락됩니다. 실제로 측정해 보니 생비량면(44km²)으로 잘랐을 때 6km 위험영역의 18%가, 산청군 전체(790km²)로 넓혀도 12%가 경계 밖이었습니다. 데모 좌표가 군 동쪽 경계에서 5.4km 지점이기 때문입니다. 반경 12km로 자르면 그 누락이 0이 됩니다.</w:t>
+        <w:t>행정경계로만 자르면 경계 근처에서 위험영역이 밖으로 새어 노출자산이 조용히 누락됩니다. 실제로 측정해 보니 생비량면(44km²)으로 잘랐을 때 6km 위험영역의 18%가, 산청군 전체(790km²)로 넓혀도 12%가 경계 밖이었습니다. 경보 기준점이 군 동쪽 경계에서 5.4km 지점이기 때문입니다. 반대로 경보지점 반경 12km로만 자르면 누락은 사라지지만 군 면적의 24%(190km²)밖에 덮지 못해 고립마을·대피소 분석을 군 단위로 돌릴 수 없습니다.</w:t>
+      </w:r>
+    </w:p>
+    <w:p>
+      <w:pPr>
+        <w:spacing w:after="140"/>
+      </w:pPr>
+      <w:r>
+        <w:rPr>
+          <w:rFonts w:ascii="맑은 고딕" w:hAnsi="맑은 고딕" w:eastAsia="맑은 고딕"/>
+          <w:b/>
+          <w:i w:val="0"/>
+          <w:color w:val="111827"/>
+          <w:sz w:val="21"/>
+        </w:rPr>
+        <w:t>그래서 두 영역의 합집합 — 산청군 전역 ∪ 경보지점 반경 12km — 으로 자릅니다. 행정 단위 운영과 경계 누락 방지를 동시에 만족시키는 유일한 선택이었습니다.</w:t>
+      </w:r>
+    </w:p>
+    <w:p>
+      <w:pPr>
+        <w:spacing w:before="100" w:after="200" w:line="348" w:lineRule="auto"/>
+        <w:ind w:left="340"/>
+        <w:pBdr>
+          <w:left w:val="single" w:sz="18" w:space="10" w:color="D97706"/>
+        </w:pBdr>
+      </w:pPr>
+      <w:r>
+        <w:rPr>
+          <w:rFonts w:ascii="맑은 고딕" w:hAnsi="맑은 고딕" w:eastAsia="맑은 고딕"/>
+          <w:b w:val="0"/>
+          <w:i w:val="0"/>
+          <w:color w:val="606B7A"/>
+          <w:sz w:val="19"/>
+        </w:rPr>
+        <w:t>합집합으로도 누락이 완전히 0은 아닙니다. 현재 실행에서 위험영역의 5%가 클립본 밖에 남아 있고, 그만큼의 건물·농경지가 계산에서 빠집니다. 시스템은 이 사실을 스스로 경고문으로 출력하며(경보 봉투의 warnings), 따라서 8장의 노출 규모와 피해액은 하한으로 읽어야 합니다.</w:t>
       </w:r>
     </w:p>
     <w:p>
@@ -4719,7 +5015,7 @@
         <w:drawing>
           <wp:inline xmlns:a="http://schemas.openxmlformats.org/drawingml/2006/main" xmlns:pic="http://schemas.openxmlformats.org/drawingml/2006/picture">
             <wp:extent cx="5616000" cy="2597811"/>
-            <wp:docPr id="16" name="Picture 16"/>
+            <wp:docPr id="17" name="Picture 17"/>
             <wp:cNvGraphicFramePr>
               <a:graphicFrameLocks noChangeAspect="1"/>
             </wp:cNvGraphicFramePr>
@@ -4731,7 +5027,7 @@
                     <pic:cNvPicPr/>
                   </pic:nvPicPr>
                   <pic:blipFill>
-                    <a:blip r:embed="rId24"/>
+                    <a:blip r:embed="rId25"/>
                     <a:stretch>
                       <a:fillRect/>
                     </a:stretch>
@@ -4763,7 +5059,7 @@
           <w:color w:val="606B7A"/>
           <w:sz w:val="18"/>
         </w:rPr>
-        <w:t>[그림 9] AOI 데이터 규모와 건물 주용도 조인 커버리지</w:t>
+        <w:t>[그림 11] AOI 데이터 규모와 건물 주용도 조인 커버리지</w:t>
       </w:r>
     </w:p>
     <w:p>
@@ -4778,7 +5074,7 @@
           <w:color w:val="111827"/>
           <w:sz w:val="21"/>
         </w:rPr>
-        <w:t>건물 주용도는 건축물대장 표제부를 25자리 건물관리번호의 앞 19자리(필지키)로 조인해 채웁니다. 현재 커버리지는 산청 63.1%, 강남·서초 86.2%입니다. 조인되지 않은 건물은 ‘미상’으로 두고 피해비용 점추정에서 제외합니다 — 추정해서 채우지 않습니다.</w:t>
+        <w:t>건물 주용도는 건축물대장 표제부를 25자리 건물관리번호의 앞 19자리(필지키)로 조인해 채웁니다. 현재 커버리지는 산청 71.0%, 강남·서초 86.2%입니다. 조인되지 않은 건물은 ‘미상’으로 두고 피해비용 점추정에서 제외합니다 — 추정해서 채우지 않습니다.</w:t>
       </w:r>
     </w:p>
     <w:p>
@@ -4860,7 +5156,7 @@
         <w:drawing>
           <wp:inline xmlns:a="http://schemas.openxmlformats.org/drawingml/2006/main" xmlns:pic="http://schemas.openxmlformats.org/drawingml/2006/picture">
             <wp:extent cx="5472000" cy="2291937"/>
-            <wp:docPr id="17" name="Picture 17"/>
+            <wp:docPr id="18" name="Picture 18"/>
             <wp:cNvGraphicFramePr>
               <a:graphicFrameLocks noChangeAspect="1"/>
             </wp:cNvGraphicFramePr>
@@ -4872,7 +5168,7 @@
                     <pic:cNvPicPr/>
                   </pic:nvPicPr>
                   <pic:blipFill>
-                    <a:blip r:embed="rId25"/>
+                    <a:blip r:embed="rId26"/>
                     <a:stretch>
                       <a:fillRect/>
                     </a:stretch>
@@ -4904,7 +5200,7 @@
           <w:color w:val="606B7A"/>
           <w:sz w:val="18"/>
         </w:rPr>
-        <w:t>[그림 10] 산청 백테스트 실측 — decision latency와 hazard lead</w:t>
+        <w:t>[그림 12] 산청 백테스트 실측 — decision latency와 hazard lead</w:t>
       </w:r>
     </w:p>
     <w:p>
@@ -5290,7 +5586,7 @@
         <w:drawing>
           <wp:inline xmlns:a="http://schemas.openxmlformats.org/drawingml/2006/main" xmlns:pic="http://schemas.openxmlformats.org/drawingml/2006/picture">
             <wp:extent cx="5472000" cy="2453647"/>
-            <wp:docPr id="18" name="Picture 18"/>
+            <wp:docPr id="19" name="Picture 19"/>
             <wp:cNvGraphicFramePr>
               <a:graphicFrameLocks noChangeAspect="1"/>
             </wp:cNvGraphicFramePr>
@@ -5302,7 +5598,7 @@
                     <pic:cNvPicPr/>
                   </pic:nvPicPr>
                   <pic:blipFill>
-                    <a:blip r:embed="rId26"/>
+                    <a:blip r:embed="rId27"/>
                     <a:stretch>
                       <a:fillRect/>
                     </a:stretch>
@@ -5334,7 +5630,7 @@
           <w:color w:val="606B7A"/>
           <w:sz w:val="18"/>
         </w:rPr>
-        <w:t>[그림 11] 산사태 예측력 검증의 음성 결과</w:t>
+        <w:t>[그림 13] 산사태 예측력 검증의 음성 결과</w:t>
       </w:r>
     </w:p>
     <w:p>
@@ -5700,7 +5996,7 @@
         <w:drawing>
           <wp:inline xmlns:a="http://schemas.openxmlformats.org/drawingml/2006/main" xmlns:pic="http://schemas.openxmlformats.org/drawingml/2006/picture">
             <wp:extent cx="5256000" cy="2536028"/>
-            <wp:docPr id="19" name="Picture 19"/>
+            <wp:docPr id="20" name="Picture 20"/>
             <wp:cNvGraphicFramePr>
               <a:graphicFrameLocks noChangeAspect="1"/>
             </wp:cNvGraphicFramePr>
@@ -5712,7 +6008,7 @@
                     <pic:cNvPicPr/>
                   </pic:nvPicPr>
                   <pic:blipFill>
-                    <a:blip r:embed="rId27"/>
+                    <a:blip r:embed="rId28"/>
                     <a:stretch>
                       <a:fillRect/>
                     </a:stretch>
@@ -5744,7 +6040,7 @@
           <w:color w:val="606B7A"/>
           <w:sz w:val="18"/>
         </w:rPr>
-        <w:t>[그림 12] 사전등록 기준에 따른 ML 보정 기각</w:t>
+        <w:t>[그림 14] 사전등록 기준에 따른 ML 보정 기각</w:t>
       </w:r>
     </w:p>
     <w:p>
@@ -5774,7 +6070,7 @@
           <w:color w:val="111827"/>
           <w:sz w:val="21"/>
         </w:rPr>
-        <w:t>기각한 이유는 통계만이 아닙니다. 참값이 거주지 분포를 따라가므로(§2.2) 여기에 학습을 맞추면 모형은 산사태가 아니라 ‘사람이 사는 곳’을 학습합니다. 표면 점수는 올라도 산사태 예측력은 떨어질 수 있어, 학습된 가중치는 배포하지 않았습니다.</w:t>
+        <w:t>기각한 이유는 통계만이 아닙니다. 참값이 거주지 분포를 따라가므로(§2.3) 여기에 학습을 맞추면 모형은 산사태가 아니라 ‘사람이 사는 곳’을 학습합니다. 표면 점수는 올라도 산사태 예측력은 떨어질 수 있어, 학습된 가중치는 배포하지 않았습니다.</w:t>
       </w:r>
     </w:p>
     <w:p>
@@ -5810,7 +6106,7 @@
         <w:drawing>
           <wp:inline xmlns:a="http://schemas.openxmlformats.org/drawingml/2006/main" xmlns:pic="http://schemas.openxmlformats.org/drawingml/2006/picture">
             <wp:extent cx="5472000" cy="2333728"/>
-            <wp:docPr id="20" name="Picture 20"/>
+            <wp:docPr id="21" name="Picture 21"/>
             <wp:cNvGraphicFramePr>
               <a:graphicFrameLocks noChangeAspect="1"/>
             </wp:cNvGraphicFramePr>
@@ -5822,7 +6118,7 @@
                     <pic:cNvPicPr/>
                   </pic:nvPicPr>
                   <pic:blipFill>
-                    <a:blip r:embed="rId28"/>
+                    <a:blip r:embed="rId29"/>
                     <a:stretch>
                       <a:fillRect/>
                     </a:stretch>
@@ -5854,7 +6150,7 @@
           <w:color w:val="606B7A"/>
           <w:sz w:val="18"/>
         </w:rPr>
-        <w:t>[그림 13] Module B 하천범람 엔진 교차검증</w:t>
+        <w:t>[그림 15] Module B 하천범람 엔진 교차검증</w:t>
       </w:r>
     </w:p>
     <w:p>
@@ -6378,7 +6674,7 @@
         <w:drawing>
           <wp:inline xmlns:a="http://schemas.openxmlformats.org/drawingml/2006/main" xmlns:pic="http://schemas.openxmlformats.org/drawingml/2006/picture">
             <wp:extent cx="5184000" cy="2496464"/>
-            <wp:docPr id="21" name="Picture 21"/>
+            <wp:docPr id="22" name="Picture 22"/>
             <wp:cNvGraphicFramePr>
               <a:graphicFrameLocks noChangeAspect="1"/>
             </wp:cNvGraphicFramePr>
@@ -6390,7 +6686,7 @@
                     <pic:cNvPicPr/>
                   </pic:nvPicPr>
                   <pic:blipFill>
-                    <a:blip r:embed="rId29"/>
+                    <a:blip r:embed="rId30"/>
                     <a:stretch>
                       <a:fillRect/>
                     </a:stretch>
@@ -6422,7 +6718,7 @@
           <w:color w:val="606B7A"/>
           <w:sz w:val="18"/>
         </w:rPr>
-        <w:t>[그림 14] Module V 검증 엔진의 재해별 결과 차이</w:t>
+        <w:t>[그림 16] Module V 검증 엔진의 재해별 결과 차이</w:t>
       </w:r>
     </w:p>
     <w:p>
@@ -6902,7 +7198,7 @@
         <w:pStyle w:val="Heading1"/>
       </w:pPr>
       <w:r>
-        <w:t>8. 하위 모듈의 산출 — 위험영역이 주어졌을 때</w:t>
+        <w:t>8. 하위 모듈의 산출 — 산청군 전역 실행 결과</w:t>
       </w:r>
     </w:p>
     <w:p>
@@ -6917,7 +7213,26 @@
           <w:color w:val="111827"/>
           <w:sz w:val="22"/>
         </w:rPr>
-        <w:t>위 검증은 예측 앞단(A·B)의 이야기입니다. 위험영역이 정해진 다음 단계 — 노출자산·피해비용·대피경로 — 는 별도로 검증됩니다. 이 값들은 공간연산과 고시 단가의 결과라 모형 정확도와 독립입니다.</w:t>
+        <w:t>위 검증은 예측 앞단(A·B)의 이야기입니다. 위험영역이 정해진 다음 단계 — 노출자산·피해비용·대피경로·고립 — 는 별도로 검증됩니다. 이 값들은 공간연산과 고시 단가의 결과라 모형 정확도와 독립입니다. 아래 수치는 모두 2025년 7월 산청 재현 실행을 산청군 전역 AOI로 통과시킨 결과이며, 화면이 띄우는 값과 같은 출처입니다.</w:t>
+      </w:r>
+    </w:p>
+    <w:p>
+      <w:pPr>
+        <w:spacing w:before="100" w:after="200" w:line="348" w:lineRule="auto"/>
+        <w:ind w:left="340"/>
+        <w:pBdr>
+          <w:left w:val="single" w:sz="18" w:space="10" w:color="D97706"/>
+        </w:pBdr>
+      </w:pPr>
+      <w:r>
+        <w:rPr>
+          <w:rFonts w:ascii="맑은 고딕" w:hAnsi="맑은 고딕" w:eastAsia="맑은 고딕"/>
+          <w:b w:val="0"/>
+          <w:i w:val="0"/>
+          <w:color w:val="606B7A"/>
+          <w:sz w:val="19"/>
+        </w:rPr>
+        <w:t>이 실행의 봉투 상태는 status=degraded(fallback_tier 2)입니다. Module A는 사전계산 위험영역 레이어를, Module B는 SAR 없이 실측 강우·수위를 썼기 때문입니다. 시스템은 이 상태를 숨기지 않고 응답에 그대로 싣고, 화면에도 표기합니다. 아래 값은 그 상태에서 나온 값입니다.</w:t>
       </w:r>
     </w:p>
     <w:p>
@@ -6929,8 +7244,8 @@
       <w:r>
         <w:drawing>
           <wp:inline xmlns:a="http://schemas.openxmlformats.org/drawingml/2006/main" xmlns:pic="http://schemas.openxmlformats.org/drawingml/2006/picture">
-            <wp:extent cx="5616000" cy="3181947"/>
-            <wp:docPr id="22" name="Picture 22"/>
+            <wp:extent cx="5616000" cy="3159000"/>
+            <wp:docPr id="23" name="Picture 23"/>
             <wp:cNvGraphicFramePr>
               <a:graphicFrameLocks noChangeAspect="1"/>
             </wp:cNvGraphicFramePr>
@@ -6942,7 +7257,7 @@
                     <pic:cNvPicPr/>
                   </pic:nvPicPr>
                   <pic:blipFill>
-                    <a:blip r:embed="rId30"/>
+                    <a:blip r:embed="rId31"/>
                     <a:stretch>
                       <a:fillRect/>
                     </a:stretch>
@@ -6950,7 +7265,7 @@
                   <pic:spPr>
                     <a:xfrm>
                       <a:off x="0" y="0"/>
-                      <a:ext cx="5616000" cy="3181947"/>
+                      <a:ext cx="5616000" cy="3159000"/>
                     </a:xfrm>
                     <a:prstGeom prst="rect"/>
                   </pic:spPr>
@@ -6974,7 +7289,7 @@
           <w:color w:val="606B7A"/>
           <w:sz w:val="18"/>
         </w:rPr>
-        <w:t>[그림 15] 노출자산 용도별 구성과 피해비용 — 위험영역을 명시적으로 주었을 때의 산출</w:t>
+        <w:t>[그림 17] 노출자산 용도별 구성과 피해비용 — 산청 재현 실행의 위험영역을 건축물·농경지와 교차한 결과이며, 단가는 국토부·농식품부 고시값이다</w:t>
       </w:r>
     </w:p>
     <w:p>
@@ -6990,7 +7305,7 @@
           <w:color w:val="606B7A"/>
           <w:sz w:val="18"/>
         </w:rPr>
-        <w:t>[표 10] 위험영역이 주어졌을 때 하위 모듈의 산출 (커밋된 실데이터로 실제 실행)</w:t>
+        <w:t>[표 10] 산청군 전역 경보 실행에서 하위 모듈이 산출한 값 (커밋된 실데이터로 실제 실행)</w:t>
       </w:r>
     </w:p>
     <w:tbl>
@@ -7008,7 +7323,7 @@
       <w:tr>
         <w:tc>
           <w:tcPr>
-            <w:tcW w:type="dxa" w:w="1928"/>
+            <w:tcW w:type="dxa" w:w="2041"/>
             <w:shd w:val="clear" w:fill="EEF2F7"/>
           </w:tcPr>
           <w:p>
@@ -7031,7 +7346,7 @@
         </w:tc>
         <w:tc>
           <w:tcPr>
-            <w:tcW w:type="dxa" w:w="4762"/>
+            <w:tcW w:type="dxa" w:w="5102"/>
             <w:shd w:val="clear" w:fill="EEF2F7"/>
           </w:tcPr>
           <w:p>
@@ -7054,7 +7369,7 @@
         </w:tc>
         <w:tc>
           <w:tcPr>
-            <w:tcW w:type="dxa" w:w="2154"/>
+            <w:tcW w:type="dxa" w:w="1701"/>
             <w:shd w:val="clear" w:fill="EEF2F7"/>
           </w:tcPr>
           <w:p>
@@ -7079,7 +7394,7 @@
       <w:tr>
         <w:tc>
           <w:tcPr>
-            <w:tcW w:type="dxa" w:w="1928"/>
+            <w:tcW w:type="dxa" w:w="2041"/>
           </w:tcPr>
           <w:p>
             <w:pPr>
@@ -7100,7 +7415,7 @@
         </w:tc>
         <w:tc>
           <w:tcPr>
-            <w:tcW w:type="dxa" w:w="4762"/>
+            <w:tcW w:type="dxa" w:w="5102"/>
           </w:tcPr>
           <w:p>
             <w:pPr>
@@ -7115,13 +7430,13 @@
                 <w:color w:val="111827"/>
                 <w:sz w:val="19"/>
               </w:rPr>
-              <w:t>351동 (주거 202 · 미상 88 · 상업 24 · 공업 23 · 농업 10 · 공공 4)</w:t>
+              <w:t>818동 (주거 394 · 미상 224 · 상업 114 · 공업 51 · 농업 18 · 공공 17)</w:t>
             </w:r>
           </w:p>
         </w:tc>
         <w:tc>
           <w:tcPr>
-            <w:tcW w:type="dxa" w:w="2154"/>
+            <w:tcW w:type="dxa" w:w="1701"/>
           </w:tcPr>
           <w:p>
             <w:pPr>
@@ -7144,7 +7459,7 @@
       <w:tr>
         <w:tc>
           <w:tcPr>
-            <w:tcW w:type="dxa" w:w="1928"/>
+            <w:tcW w:type="dxa" w:w="2041"/>
           </w:tcPr>
           <w:p>
             <w:pPr>
@@ -7165,7 +7480,7 @@
         </w:tc>
         <w:tc>
           <w:tcPr>
-            <w:tcW w:type="dxa" w:w="4762"/>
+            <w:tcW w:type="dxa" w:w="5102"/>
           </w:tcPr>
           <w:p>
             <w:pPr>
@@ -7180,13 +7495,13 @@
                 <w:color w:val="111827"/>
                 <w:sz w:val="19"/>
               </w:rPr>
-              <w:t>43.4 ha</w:t>
+              <w:t>102.5 ha</w:t>
             </w:r>
           </w:p>
         </w:tc>
         <w:tc>
           <w:tcPr>
-            <w:tcW w:type="dxa" w:w="2154"/>
+            <w:tcW w:type="dxa" w:w="1701"/>
           </w:tcPr>
           <w:p>
             <w:pPr>
@@ -7209,7 +7524,7 @@
       <w:tr>
         <w:tc>
           <w:tcPr>
-            <w:tcW w:type="dxa" w:w="1928"/>
+            <w:tcW w:type="dxa" w:w="2041"/>
           </w:tcPr>
           <w:p>
             <w:pPr>
@@ -7230,7 +7545,7 @@
         </w:tc>
         <w:tc>
           <w:tcPr>
-            <w:tcW w:type="dxa" w:w="4762"/>
+            <w:tcW w:type="dxa" w:w="5102"/>
           </w:tcPr>
           <w:p>
             <w:pPr>
@@ -7245,13 +7560,13 @@
                 <w:color w:val="111827"/>
                 <w:sz w:val="19"/>
               </w:rPr>
-              <w:t>872,354,000원</w:t>
+              <w:t>1,769,525,000원 (주거 13.79억 + 농경지 3.91억)</w:t>
             </w:r>
           </w:p>
         </w:tc>
         <w:tc>
           <w:tcPr>
-            <w:tcW w:type="dxa" w:w="2154"/>
+            <w:tcW w:type="dxa" w:w="1701"/>
           </w:tcPr>
           <w:p>
             <w:pPr>
@@ -7274,7 +7589,7 @@
       <w:tr>
         <w:tc>
           <w:tcPr>
-            <w:tcW w:type="dxa" w:w="1928"/>
+            <w:tcW w:type="dxa" w:w="2041"/>
           </w:tcPr>
           <w:p>
             <w:pPr>
@@ -7295,7 +7610,7 @@
         </w:tc>
         <w:tc>
           <w:tcPr>
-            <w:tcW w:type="dxa" w:w="4762"/>
+            <w:tcW w:type="dxa" w:w="5102"/>
           </w:tcPr>
           <w:p>
             <w:pPr>
@@ -7310,13 +7625,13 @@
                 <w:color w:val="111827"/>
                 <w:sz w:val="19"/>
               </w:rPr>
-              <w:t>1,134,060,200원</w:t>
+              <w:t>2,352,821,000원 (미상 224동이 주거로 판명될 경우)</w:t>
             </w:r>
           </w:p>
         </w:tc>
         <w:tc>
           <w:tcPr>
-            <w:tcW w:type="dxa" w:w="2154"/>
+            <w:tcW w:type="dxa" w:w="1701"/>
           </w:tcPr>
           <w:p>
             <w:pPr>
@@ -7339,7 +7654,7 @@
       <w:tr>
         <w:tc>
           <w:tcPr>
-            <w:tcW w:type="dxa" w:w="1928"/>
+            <w:tcW w:type="dxa" w:w="2041"/>
           </w:tcPr>
           <w:p>
             <w:pPr>
@@ -7360,7 +7675,7 @@
         </w:tc>
         <w:tc>
           <w:tcPr>
-            <w:tcW w:type="dxa" w:w="4762"/>
+            <w:tcW w:type="dxa" w:w="5102"/>
           </w:tcPr>
           <w:p>
             <w:pPr>
@@ -7375,13 +7690,13 @@
                 <w:color w:val="111827"/>
                 <w:sz w:val="19"/>
               </w:rPr>
-              <w:t>위험 (강우 45mm/h · 배수 low · 지정위험)</w:t>
+              <w:t>위험 (강우 45mm/h · 배수 low · 지정위험 SC-UP-003)</w:t>
             </w:r>
           </w:p>
         </w:tc>
         <w:tc>
           <w:tcPr>
-            <w:tcW w:type="dxa" w:w="2154"/>
+            <w:tcW w:type="dxa" w:w="1701"/>
           </w:tcPr>
           <w:p>
             <w:pPr>
@@ -7401,6 +7716,201 @@
           </w:p>
         </w:tc>
       </w:tr>
+      <w:tr>
+        <w:tc>
+          <w:tcPr>
+            <w:tcW w:type="dxa" w:w="2041"/>
+          </w:tcPr>
+          <w:p>
+            <w:pPr>
+              <w:spacing w:after="40" w:line="300" w:lineRule="auto"/>
+            </w:pPr>
+            <w:r/>
+            <w:r>
+              <w:rPr>
+                <w:rFonts w:ascii="맑은 고딕" w:hAnsi="맑은 고딕" w:eastAsia="맑은 고딕"/>
+                <w:b w:val="0"/>
+                <w:i w:val="0"/>
+                <w:color w:val="111827"/>
+                <w:sz w:val="19"/>
+              </w:rPr>
+              <w:t>고립 위험 건물</w:t>
+            </w:r>
+          </w:p>
+        </w:tc>
+        <w:tc>
+          <w:tcPr>
+            <w:tcW w:type="dxa" w:w="5102"/>
+          </w:tcPr>
+          <w:p>
+            <w:pPr>
+              <w:spacing w:after="40" w:line="300" w:lineRule="auto"/>
+            </w:pPr>
+            <w:r/>
+            <w:r>
+              <w:rPr>
+                <w:rFonts w:ascii="맑은 고딕" w:hAnsi="맑은 고딕" w:eastAsia="맑은 고딕"/>
+                <w:b w:val="0"/>
+                <w:i w:val="0"/>
+                <w:color w:val="111827"/>
+                <w:sz w:val="19"/>
+              </w:rPr>
+              <w:t>2,445동 · 68개 군집 (침수 반영, 통행불가 링크 1,956개)</w:t>
+            </w:r>
+          </w:p>
+        </w:tc>
+        <w:tc>
+          <w:tcPr>
+            <w:tcW w:type="dxa" w:w="1701"/>
+          </w:tcPr>
+          <w:p>
+            <w:pPr>
+              <w:spacing w:after="40" w:line="300" w:lineRule="auto"/>
+            </w:pPr>
+            <w:r/>
+            <w:r>
+              <w:rPr>
+                <w:rFonts w:ascii="맑은 고딕" w:hAnsi="맑은 고딕" w:eastAsia="맑은 고딕"/>
+                <w:b w:val="0"/>
+                <w:i w:val="0"/>
+                <w:color w:val="111827"/>
+                <w:sz w:val="19"/>
+              </w:rPr>
+              <w:t>Module E</w:t>
+            </w:r>
+          </w:p>
+        </w:tc>
+      </w:tr>
+      <w:tr>
+        <w:tc>
+          <w:tcPr>
+            <w:tcW w:type="dxa" w:w="2041"/>
+          </w:tcPr>
+          <w:p>
+            <w:pPr>
+              <w:spacing w:after="40" w:line="300" w:lineRule="auto"/>
+            </w:pPr>
+            <w:r/>
+            <w:r>
+              <w:rPr>
+                <w:rFonts w:ascii="맑은 고딕" w:hAnsi="맑은 고딕" w:eastAsia="맑은 고딕"/>
+                <w:b w:val="0"/>
+                <w:i w:val="0"/>
+                <w:color w:val="111827"/>
+                <w:sz w:val="19"/>
+              </w:rPr>
+              <w:t>고립 위험 건물(상한)</w:t>
+            </w:r>
+          </w:p>
+        </w:tc>
+        <w:tc>
+          <w:tcPr>
+            <w:tcW w:type="dxa" w:w="5102"/>
+          </w:tcPr>
+          <w:p>
+            <w:pPr>
+              <w:spacing w:after="40" w:line="300" w:lineRule="auto"/>
+            </w:pPr>
+            <w:r/>
+            <w:r>
+              <w:rPr>
+                <w:rFonts w:ascii="맑은 고딕" w:hAnsi="맑은 고딕" w:eastAsia="맑은 고딕"/>
+                <w:b w:val="0"/>
+                <w:i w:val="0"/>
+                <w:color w:val="111827"/>
+                <w:sz w:val="19"/>
+              </w:rPr>
+              <w:t>4,243동 · 136개 군집 (진입로 차단 가정, 링크 3,779개)</w:t>
+            </w:r>
+          </w:p>
+        </w:tc>
+        <w:tc>
+          <w:tcPr>
+            <w:tcW w:type="dxa" w:w="1701"/>
+          </w:tcPr>
+          <w:p>
+            <w:pPr>
+              <w:spacing w:after="40" w:line="300" w:lineRule="auto"/>
+            </w:pPr>
+            <w:r/>
+            <w:r>
+              <w:rPr>
+                <w:rFonts w:ascii="맑은 고딕" w:hAnsi="맑은 고딕" w:eastAsia="맑은 고딕"/>
+                <w:b w:val="0"/>
+                <w:i w:val="0"/>
+                <w:color w:val="111827"/>
+                <w:sz w:val="19"/>
+              </w:rPr>
+              <w:t>Module E</w:t>
+            </w:r>
+          </w:p>
+        </w:tc>
+      </w:tr>
+      <w:tr>
+        <w:tc>
+          <w:tcPr>
+            <w:tcW w:type="dxa" w:w="2041"/>
+          </w:tcPr>
+          <w:p>
+            <w:pPr>
+              <w:spacing w:after="40" w:line="300" w:lineRule="auto"/>
+            </w:pPr>
+            <w:r/>
+            <w:r>
+              <w:rPr>
+                <w:rFonts w:ascii="맑은 고딕" w:hAnsi="맑은 고딕" w:eastAsia="맑은 고딕"/>
+                <w:b w:val="0"/>
+                <w:i w:val="0"/>
+                <w:color w:val="111827"/>
+                <w:sz w:val="19"/>
+              </w:rPr>
+              <w:t>대피 경로</w:t>
+            </w:r>
+          </w:p>
+        </w:tc>
+        <w:tc>
+          <w:tcPr>
+            <w:tcW w:type="dxa" w:w="5102"/>
+          </w:tcPr>
+          <w:p>
+            <w:pPr>
+              <w:spacing w:after="40" w:line="300" w:lineRule="auto"/>
+            </w:pPr>
+            <w:r/>
+            <w:r>
+              <w:rPr>
+                <w:rFonts w:ascii="맑은 고딕" w:hAnsi="맑은 고딕" w:eastAsia="맑은 고딕"/>
+                <w:b w:val="0"/>
+                <w:i w:val="0"/>
+                <w:color w:val="111827"/>
+                <w:sz w:val="19"/>
+              </w:rPr>
+              <w:t>실도로 302개 절점 · 차량 14.3분 · 도보 166.8분(11.1km) · 대피소 104개소</w:t>
+            </w:r>
+          </w:p>
+        </w:tc>
+        <w:tc>
+          <w:tcPr>
+            <w:tcW w:type="dxa" w:w="1701"/>
+          </w:tcPr>
+          <w:p>
+            <w:pPr>
+              <w:spacing w:after="40" w:line="300" w:lineRule="auto"/>
+            </w:pPr>
+            <w:r/>
+            <w:r>
+              <w:rPr>
+                <w:rFonts w:ascii="맑은 고딕" w:hAnsi="맑은 고딕" w:eastAsia="맑은 고딕"/>
+                <w:b w:val="0"/>
+                <w:i w:val="0"/>
+                <w:color w:val="111827"/>
+                <w:sz w:val="19"/>
+              </w:rPr>
+              <w:t>Module E</w:t>
+            </w:r>
+          </w:p>
+        </w:tc>
+      </w:tr>
     </w:tbl>
     <w:p>
       <w:pPr>
@@ -7423,7 +7933,1400 @@
           <w:color w:val="606B7A"/>
           <w:sz w:val="19"/>
         </w:rPr>
-        <w:t>이 표의 입력 위험영역은 contracts/module_a.example.json이 문서화한 폴리곤(데모 AOI 내 2km×2km)입니다. 실모델 A가 이 영역을 산출했다는 뜻이 아닙니다 — 현재 데모 입력에는 부지 토양이 주입되지 않아 Module A가 tier 2 폴백으로 내려가고, 운영 임계 0.7을 넘지 못합니다. 하위 모듈의 산출 능력과 예측 앞단의 성능을 분리해서 읽어 주십시오.</w:t>
+        <w:t>2026-09-21에 노출자산 클립 범위를 ‘경보지점 반경 12km’에서 ‘산청군 전역 ∪ 반경 12km’로 넓히면서 이 수치가 이전 제출본보다 크게 올랐습니다. 사건이 커진 것이 아니라, 이전 클립이 위험영역의 일부를 잘라내고 있어 앞의 값이 하한이었습니다. 군 전체를 덮지 않으면 고립마을·대피소 분석을 군 단위로 돌릴 수 없다는 점도 함께 고려한 변경입니다.</w:t>
+      </w:r>
+    </w:p>
+    <w:p>
+      <w:pPr>
+        <w:spacing w:before="100" w:after="200" w:line="348" w:lineRule="auto"/>
+        <w:ind w:left="340"/>
+        <w:pBdr>
+          <w:left w:val="single" w:sz="18" w:space="10" w:color="D97706"/>
+        </w:pBdr>
+      </w:pPr>
+      <w:r>
+        <w:rPr>
+          <w:rFonts w:ascii="맑은 고딕" w:hAnsi="맑은 고딕" w:eastAsia="맑은 고딕"/>
+          <w:b w:val="0"/>
+          <w:i w:val="0"/>
+          <w:color w:val="606B7A"/>
+          <w:sz w:val="19"/>
+        </w:rPr>
+        <w:t>피해비용은 복구비 지원 고시 단가를 노출자산에 곱한 값이며, 위험확률로 가중하지 않은 조건부 추정입니다. 즉 ‘이 영역이 실제로 피해를 입는다면’의 값이고 기대 피해액이 아닙니다. 상업·공업·공공·미상 건물은 단가 근거가 없어 점추정에서 제외되며, 미상 224동이 이 지역 주거 비율(74.4%)대로 주거일 경우가 상한입니다.</w:t>
+      </w:r>
+    </w:p>
+    <w:p>
+      <w:pPr>
+        <w:pStyle w:val="Heading2"/>
+      </w:pPr>
+      <w:r>
+        <w:t>8.1  각 모듈의 산출이 지도에서 어떻게 보이는가</w:t>
+      </w:r>
+    </w:p>
+    <w:p>
+      <w:pPr>
+        <w:spacing w:after="140"/>
+      </w:pPr>
+      <w:r>
+        <w:rPr>
+          <w:rFonts w:ascii="맑은 고딕" w:hAnsi="맑은 고딕" w:eastAsia="맑은 고딕"/>
+          <w:b w:val="0"/>
+          <w:i w:val="0"/>
+          <w:color w:val="111827"/>
+          <w:sz w:val="21"/>
+        </w:rPr>
+        <w:t>모듈 산출은 표가 아니라 지도 위에서 판단됩니다. 담당자가 실제로 보는 것은 숫자가 아니라 ‘어디가 잠기고, 어느 길이 끊기고, 어느 마을이 갇히는가’입니다. 아래는 각 모듈의 결과가 화면에 어떻게 드러나는지를 순서대로 보여줍니다.</w:t>
+      </w:r>
+    </w:p>
+    <w:tbl>
+      <w:tblPr>
+        <w:tblStyle w:val="TableGrid"/>
+        <w:tblW w:type="auto" w:w="0"/>
+        <w:jc w:val="center"/>
+        <w:tblLook w:firstColumn="1" w:firstRow="1" w:lastColumn="0" w:lastRow="0" w:noHBand="0" w:noVBand="1" w:val="04A0"/>
+      </w:tblPr>
+      <w:tblGrid>
+        <w:gridCol w:w="9298"/>
+      </w:tblGrid>
+      <w:tr>
+        <w:trPr>
+          <w:trHeight w:val="4195"/>
+        </w:trPr>
+        <w:tc>
+          <w:tcPr>
+            <w:tcW w:type="dxa" w:w="8844"/>
+            <w:shd w:val="clear" w:fill="F8FAFC"/>
+          </w:tcPr>
+          <w:p>
+            <w:pPr>
+              <w:spacing w:before="1184"/>
+              <w:jc w:val="center"/>
+            </w:pPr>
+            <w:r>
+              <w:rPr>
+                <w:rFonts w:ascii="맑은 고딕" w:hAnsi="맑은 고딕" w:eastAsia="맑은 고딕"/>
+                <w:b/>
+                <w:i w:val="0"/>
+                <w:color w:val="1D4ED8"/>
+                <w:sz w:val="26"/>
+              </w:rPr>
+              <w:t>&lt;&lt;이곳에 삽입&gt;&gt;</w:t>
+            </w:r>
+          </w:p>
+          <w:p>
+            <w:pPr>
+              <w:jc w:val="center"/>
+            </w:pPr>
+            <w:r>
+              <w:rPr>
+                <w:rFonts w:ascii="맑은 고딕" w:hAnsi="맑은 고딕" w:eastAsia="맑은 고딕"/>
+                <w:b w:val="0"/>
+                <w:i/>
+                <w:color w:val="606B7A"/>
+                <w:sz w:val="18"/>
+              </w:rPr>
+              <w:t>시간축 ▶ 재생 → 2025.7.19 14:00에서 정지, 하천 구간이 넓게 보이도록 확대</w:t>
+            </w:r>
+          </w:p>
+        </w:tc>
+      </w:tr>
+    </w:tbl>
+    <w:p>
+      <w:pPr>
+        <w:spacing w:before="60" w:after="260"/>
+        <w:jc w:val="center"/>
+      </w:pPr>
+      <w:r>
+        <w:rPr>
+          <w:rFonts w:ascii="맑은 고딕" w:hAnsi="맑은 고딕" w:eastAsia="맑은 고딕"/>
+          <w:b w:val="0"/>
+          <w:i w:val="0"/>
+          <w:color w:val="606B7A"/>
+          <w:sz w:val="18"/>
+        </w:rPr>
+        <w:t>[그림 18] Module B — 불어난 강물. 시간이 지나며 하천이 범람해 주변 농경지와 마을로 번진다. 얕은 가장자리는 남색, 깊은 물길로 갈수록 시안→연두→노랑으로 침수심이 색으로 표시된다</w:t>
+      </w:r>
+    </w:p>
+    <w:tbl>
+      <w:tblPr>
+        <w:tblStyle w:val="TableGrid"/>
+        <w:tblW w:type="auto" w:w="0"/>
+        <w:jc w:val="center"/>
+        <w:tblLook w:firstColumn="1" w:firstRow="1" w:lastColumn="0" w:lastRow="0" w:noHBand="0" w:noVBand="1" w:val="04A0"/>
+      </w:tblPr>
+      <w:tblGrid>
+        <w:gridCol w:w="9298"/>
+      </w:tblGrid>
+      <w:tr>
+        <w:trPr>
+          <w:trHeight w:val="4195"/>
+        </w:trPr>
+        <w:tc>
+          <w:tcPr>
+            <w:tcW w:type="dxa" w:w="8844"/>
+            <w:shd w:val="clear" w:fill="F8FAFC"/>
+          </w:tcPr>
+          <w:p>
+            <w:pPr>
+              <w:spacing w:before="1184"/>
+              <w:jc w:val="center"/>
+            </w:pPr>
+            <w:r>
+              <w:rPr>
+                <w:rFonts w:ascii="맑은 고딕" w:hAnsi="맑은 고딕" w:eastAsia="맑은 고딕"/>
+                <w:b/>
+                <w:i w:val="0"/>
+                <w:color w:val="1D4ED8"/>
+                <w:sz w:val="26"/>
+              </w:rPr>
+              <w:t>&lt;&lt;이곳에 삽입&gt;&gt;</w:t>
+            </w:r>
+          </w:p>
+          <w:p>
+            <w:pPr>
+              <w:jc w:val="center"/>
+            </w:pPr>
+            <w:r>
+              <w:rPr>
+                <w:rFonts w:ascii="맑은 고딕" w:hAnsi="맑은 고딕" w:eastAsia="맑은 고딕"/>
+                <w:b w:val="0"/>
+                <w:i/>
+                <w:color w:val="606B7A"/>
+                <w:sz w:val="18"/>
+              </w:rPr>
+              <w:t>깊은 물길이 노랗게 타는 지점을 최대한 확대</w:t>
+            </w:r>
+          </w:p>
+        </w:tc>
+      </w:tr>
+    </w:tbl>
+    <w:p>
+      <w:pPr>
+        <w:spacing w:before="60" w:after="260"/>
+        <w:jc w:val="center"/>
+      </w:pPr>
+      <w:r>
+        <w:rPr>
+          <w:rFonts w:ascii="맑은 고딕" w:hAnsi="맑은 고딕" w:eastAsia="맑은 고딕"/>
+          <w:b w:val="0"/>
+          <w:i w:val="0"/>
+          <w:color w:val="606B7A"/>
+          <w:sz w:val="18"/>
+        </w:rPr>
+        <w:t>[그림 19] Module B — 침수심 근접. 깊이는 높이가 아니라 색으로 표현하며, 원본 50m 격자를 등수심선을 따라 다듬어 그린다(원본 대비 IoU 0.930 · 면적 −0.2%)</w:t>
+      </w:r>
+    </w:p>
+    <w:tbl>
+      <w:tblPr>
+        <w:tblStyle w:val="TableGrid"/>
+        <w:tblW w:type="auto" w:w="0"/>
+        <w:jc w:val="center"/>
+        <w:tblLook w:firstColumn="1" w:firstRow="1" w:lastColumn="0" w:lastRow="0" w:noHBand="0" w:noVBand="1" w:val="04A0"/>
+      </w:tblPr>
+      <w:tblGrid>
+        <w:gridCol w:w="9298"/>
+      </w:tblGrid>
+      <w:tr>
+        <w:trPr>
+          <w:trHeight w:val="4195"/>
+        </w:trPr>
+        <w:tc>
+          <w:tcPr>
+            <w:tcW w:type="dxa" w:w="8844"/>
+            <w:shd w:val="clear" w:fill="F8FAFC"/>
+          </w:tcPr>
+          <w:p>
+            <w:pPr>
+              <w:spacing w:before="1184"/>
+              <w:jc w:val="center"/>
+            </w:pPr>
+            <w:r>
+              <w:rPr>
+                <w:rFonts w:ascii="맑은 고딕" w:hAnsi="맑은 고딕" w:eastAsia="맑은 고딕"/>
+                <w:b/>
+                <w:i w:val="0"/>
+                <w:color w:val="1D4ED8"/>
+                <w:sz w:val="26"/>
+              </w:rPr>
+              <w:t>&lt;&lt;이곳에 삽입&gt;&gt;</w:t>
+            </w:r>
+          </w:p>
+          <w:p>
+            <w:pPr>
+              <w:jc w:val="center"/>
+            </w:pPr>
+            <w:r>
+              <w:rPr>
+                <w:rFonts w:ascii="맑은 고딕" w:hAnsi="맑은 고딕" w:eastAsia="맑은 고딕"/>
+                <w:b w:val="0"/>
+                <w:i/>
+                <w:color w:val="606B7A"/>
+                <w:sz w:val="18"/>
+              </w:rPr>
+              <w:t>고립마을 위험 → “침수 반영” 실행 후 빨간 도로 구간이 보이도록 확대</w:t>
+            </w:r>
+          </w:p>
+        </w:tc>
+      </w:tr>
+    </w:tbl>
+    <w:p>
+      <w:pPr>
+        <w:spacing w:before="60" w:after="260"/>
+        <w:jc w:val="center"/>
+      </w:pPr>
+      <w:r>
+        <w:rPr>
+          <w:rFonts w:ascii="맑은 고딕" w:hAnsi="맑은 고딕" w:eastAsia="맑은 고딕"/>
+          <w:b w:val="0"/>
+          <w:i w:val="0"/>
+          <w:color w:val="606B7A"/>
+          <w:sz w:val="18"/>
+        </w:rPr>
+        <w:t>[그림 20] Module C·E — 물에 잠겨 통행이 끊긴 도로(빨강). 도로망 그래프에서 침수 영역과 겹치는 링크를 제거한 결과이며(침수 반영 1,956개 링크), 이 판정이 곧 고립 탐지의 입력이 된다</w:t>
+      </w:r>
+    </w:p>
+    <w:tbl>
+      <w:tblPr>
+        <w:tblStyle w:val="TableGrid"/>
+        <w:tblW w:type="auto" w:w="0"/>
+        <w:jc w:val="center"/>
+        <w:tblLook w:firstColumn="1" w:firstRow="1" w:lastColumn="0" w:lastRow="0" w:noHBand="0" w:noVBand="1" w:val="04A0"/>
+      </w:tblPr>
+      <w:tblGrid>
+        <w:gridCol w:w="9298"/>
+      </w:tblGrid>
+      <w:tr>
+        <w:trPr>
+          <w:trHeight w:val="4195"/>
+        </w:trPr>
+        <w:tc>
+          <w:tcPr>
+            <w:tcW w:type="dxa" w:w="8844"/>
+            <w:shd w:val="clear" w:fill="F8FAFC"/>
+          </w:tcPr>
+          <w:p>
+            <w:pPr>
+              <w:spacing w:before="1184"/>
+              <w:jc w:val="center"/>
+            </w:pPr>
+            <w:r>
+              <w:rPr>
+                <w:rFonts w:ascii="맑은 고딕" w:hAnsi="맑은 고딕" w:eastAsia="맑은 고딕"/>
+                <w:b/>
+                <w:i w:val="0"/>
+                <w:color w:val="1D4ED8"/>
+                <w:sz w:val="26"/>
+              </w:rPr>
+              <w:t>&lt;&lt;이곳에 삽입&gt;&gt;</w:t>
+            </w:r>
+          </w:p>
+          <w:p>
+            <w:pPr>
+              <w:jc w:val="center"/>
+            </w:pPr>
+            <w:r>
+              <w:rPr>
+                <w:rFonts w:ascii="맑은 고딕" w:hAnsi="맑은 고딕" w:eastAsia="맑은 고딕"/>
+                <w:b w:val="0"/>
+                <w:i/>
+                <w:color w:val="606B7A"/>
+                <w:sz w:val="18"/>
+              </w:rPr>
+              <w:t>같은 화면에서 마젠타 군집이 여러 개 보이도록 축소</w:t>
+            </w:r>
+          </w:p>
+        </w:tc>
+      </w:tr>
+    </w:tbl>
+    <w:p>
+      <w:pPr>
+        <w:spacing w:before="60" w:after="260"/>
+        <w:jc w:val="center"/>
+      </w:pPr>
+      <w:r>
+        <w:rPr>
+          <w:rFonts w:ascii="맑은 고딕" w:hAnsi="맑은 고딕" w:eastAsia="맑은 고딕"/>
+          <w:b w:val="0"/>
+          <w:i w:val="0"/>
+          <w:color w:val="606B7A"/>
+          <w:sz w:val="18"/>
+        </w:rPr>
+        <w:t>[그림 21] Module E — 고립마을(마젠타). 위험 도로를 제거했을 때 104개 대피소 어디로도 경로가 남지 않는 건물 군집. 침수 반영 시 2,445동 · 68개 군집</w:t>
+      </w:r>
+    </w:p>
+    <w:tbl>
+      <w:tblPr>
+        <w:tblStyle w:val="TableGrid"/>
+        <w:tblW w:type="auto" w:w="0"/>
+        <w:jc w:val="center"/>
+        <w:tblLook w:firstColumn="1" w:firstRow="1" w:lastColumn="0" w:lastRow="0" w:noHBand="0" w:noVBand="1" w:val="04A0"/>
+      </w:tblPr>
+      <w:tblGrid>
+        <w:gridCol w:w="9298"/>
+      </w:tblGrid>
+      <w:tr>
+        <w:trPr>
+          <w:trHeight w:val="4195"/>
+        </w:trPr>
+        <w:tc>
+          <w:tcPr>
+            <w:tcW w:type="dxa" w:w="8844"/>
+            <w:shd w:val="clear" w:fill="F8FAFC"/>
+          </w:tcPr>
+          <w:p>
+            <w:pPr>
+              <w:spacing w:before="1184"/>
+              <w:jc w:val="center"/>
+            </w:pPr>
+            <w:r>
+              <w:rPr>
+                <w:rFonts w:ascii="맑은 고딕" w:hAnsi="맑은 고딕" w:eastAsia="맑은 고딕"/>
+                <w:b/>
+                <w:i w:val="0"/>
+                <w:color w:val="1D4ED8"/>
+                <w:sz w:val="26"/>
+              </w:rPr>
+              <w:t>&lt;&lt;이곳에 삽입&gt;&gt;</w:t>
+            </w:r>
+          </w:p>
+          <w:p>
+            <w:pPr>
+              <w:jc w:val="center"/>
+            </w:pPr>
+            <w:r>
+              <w:rPr>
+                <w:rFonts w:ascii="맑은 고딕" w:hAnsi="맑은 고딕" w:eastAsia="맑은 고딕"/>
+                <w:b w:val="0"/>
+                <w:i/>
+                <w:color w:val="606B7A"/>
+                <w:sz w:val="18"/>
+              </w:rPr>
+              <w:t>대피소 찾기 → 경로 선택 후 지도에 경로선이 그려진 상태</w:t>
+            </w:r>
+          </w:p>
+        </w:tc>
+      </w:tr>
+    </w:tbl>
+    <w:p>
+      <w:pPr>
+        <w:spacing w:before="60" w:after="260"/>
+        <w:jc w:val="center"/>
+      </w:pPr>
+      <w:r>
+        <w:rPr>
+          <w:rFonts w:ascii="맑은 고딕" w:hAnsi="맑은 고딕" w:eastAsia="맑은 고딕"/>
+          <w:b w:val="0"/>
+          <w:i w:val="0"/>
+          <w:color w:val="606B7A"/>
+          <w:sz w:val="18"/>
+        </w:rPr>
+        <w:t>[그림 22] Module E — 대피소(초록)와 실도로 대피 경로. 네이버 Directions로 조회한 실제 도로 폴리라인(302개 절점)이며 직선 근사가 아니다. 차량 14.3분 · 도보 166.8분</w:t>
+      </w:r>
+    </w:p>
+    <w:tbl>
+      <w:tblPr>
+        <w:tblStyle w:val="TableGrid"/>
+        <w:tblW w:type="auto" w:w="0"/>
+        <w:jc w:val="center"/>
+        <w:tblLook w:firstColumn="1" w:firstRow="1" w:lastColumn="0" w:lastRow="0" w:noHBand="0" w:noVBand="1" w:val="04A0"/>
+      </w:tblPr>
+      <w:tblGrid>
+        <w:gridCol w:w="9298"/>
+      </w:tblGrid>
+      <w:tr>
+        <w:trPr>
+          <w:trHeight w:val="4195"/>
+        </w:trPr>
+        <w:tc>
+          <w:tcPr>
+            <w:tcW w:type="dxa" w:w="8844"/>
+            <w:shd w:val="clear" w:fill="F8FAFC"/>
+          </w:tcPr>
+          <w:p>
+            <w:pPr>
+              <w:spacing w:before="1184"/>
+              <w:jc w:val="center"/>
+            </w:pPr>
+            <w:r>
+              <w:rPr>
+                <w:rFonts w:ascii="맑은 고딕" w:hAnsi="맑은 고딕" w:eastAsia="맑은 고딕"/>
+                <w:b/>
+                <w:i w:val="0"/>
+                <w:color w:val="1D4ED8"/>
+                <w:sz w:val="26"/>
+              </w:rPr>
+              <w:t>&lt;&lt;이곳에 삽입&gt;&gt;</w:t>
+            </w:r>
+          </w:p>
+          <w:p>
+            <w:pPr>
+              <w:jc w:val="center"/>
+            </w:pPr>
+            <w:r>
+              <w:rPr>
+                <w:rFonts w:ascii="맑은 고딕" w:hAnsi="맑은 고딕" w:eastAsia="맑은 고딕"/>
+                <w:b w:val="0"/>
+                <w:i/>
+                <w:color w:val="606B7A"/>
+                <w:sz w:val="18"/>
+              </w:rPr>
+              <w:t>시간축에서 ⤢ 위험영역 버튼 클릭 → 주황·빨강 표시가 보이는 상태</w:t>
+            </w:r>
+          </w:p>
+        </w:tc>
+      </w:tr>
+    </w:tbl>
+    <w:p>
+      <w:pPr>
+        <w:spacing w:before="60" w:after="260"/>
+        <w:jc w:val="center"/>
+      </w:pPr>
+      <w:r>
+        <w:rPr>
+          <w:rFonts w:ascii="맑은 고딕" w:hAnsi="맑은 고딕" w:eastAsia="맑은 고딕"/>
+          <w:b w:val="0"/>
+          <w:i w:val="0"/>
+          <w:color w:val="606B7A"/>
+          <w:sz w:val="18"/>
+        </w:rPr>
+        <w:t>[그림 23] Module A — 산사태 위험영역. 주황 P≥0.5(대응 시작 기준) 안에 빨강 P≥0.7이 들어 있고, 실제 폴리곤이 20~75m 조각이라 축소 시에도 보이도록 위치를 점으로 함께 표시한다</w:t>
+      </w:r>
+    </w:p>
+    <w:tbl>
+      <w:tblPr>
+        <w:tblStyle w:val="TableGrid"/>
+        <w:tblW w:type="auto" w:w="0"/>
+        <w:jc w:val="center"/>
+        <w:tblLook w:firstColumn="1" w:firstRow="1" w:lastColumn="0" w:lastRow="0" w:noHBand="0" w:noVBand="1" w:val="04A0"/>
+      </w:tblPr>
+      <w:tblGrid>
+        <w:gridCol w:w="9298"/>
+      </w:tblGrid>
+      <w:tr>
+        <w:trPr>
+          <w:trHeight w:val="4195"/>
+        </w:trPr>
+        <w:tc>
+          <w:tcPr>
+            <w:tcW w:type="dxa" w:w="8844"/>
+            <w:shd w:val="clear" w:fill="F8FAFC"/>
+          </w:tcPr>
+          <w:p>
+            <w:pPr>
+              <w:spacing w:before="1184"/>
+              <w:jc w:val="center"/>
+            </w:pPr>
+            <w:r>
+              <w:rPr>
+                <w:rFonts w:ascii="맑은 고딕" w:hAnsi="맑은 고딕" w:eastAsia="맑은 고딕"/>
+                <w:b/>
+                <w:i w:val="0"/>
+                <w:color w:val="1D4ED8"/>
+                <w:sz w:val="26"/>
+              </w:rPr>
+              <w:t>&lt;&lt;이곳에 삽입&gt;&gt;</w:t>
+            </w:r>
+          </w:p>
+          <w:p>
+            <w:pPr>
+              <w:jc w:val="center"/>
+            </w:pPr>
+            <w:r>
+              <w:rPr>
+                <w:rFonts w:ascii="맑은 고딕" w:hAnsi="맑은 고딕" w:eastAsia="맑은 고딕"/>
+                <w:b w:val="0"/>
+                <w:i/>
+                <w:color w:val="606B7A"/>
+                <w:sz w:val="18"/>
+              </w:rPr>
+              <w:t>마을 하나를 확대하고 우클릭 드래그로 기울여 3D 건물이 드러나는 각도</w:t>
+            </w:r>
+          </w:p>
+        </w:tc>
+      </w:tr>
+    </w:tbl>
+    <w:p>
+      <w:pPr>
+        <w:spacing w:before="60" w:after="260"/>
+        <w:jc w:val="center"/>
+      </w:pPr>
+      <w:r>
+        <w:rPr>
+          <w:rFonts w:ascii="맑은 고딕" w:hAnsi="맑은 고딕" w:eastAsia="맑은 고딕"/>
+          <w:b w:val="0"/>
+          <w:i w:val="0"/>
+          <w:color w:val="606B7A"/>
+          <w:sz w:val="18"/>
+        </w:rPr>
+        <w:t>[그림 24] Module D — 노출자산 판정의 바탕이 되는 건물·도로 실데이터. 건물은 브이월드 건물통합정보(층수×3m 근사 높이), 도로는 국가교통정보센터 표준노드링크이며 교량·고가차도는 지면에서 띄운 데크로 그린다</w:t>
+      </w:r>
+    </w:p>
+    <w:p>
+      <w:pPr>
+        <w:pStyle w:val="Heading2"/>
+      </w:pPr>
+      <w:r>
+        <w:t>8.2  시간축 — 언제의 예측인지가 화면에 있어야 합니다</w:t>
+      </w:r>
+    </w:p>
+    <w:p>
+      <w:pPr>
+        <w:spacing w:after="140"/>
+      </w:pPr>
+      <w:r>
+        <w:rPr>
+          <w:rFonts w:ascii="맑은 고딕" w:hAnsi="맑은 고딕" w:eastAsia="맑은 고딕"/>
+          <w:b w:val="0"/>
+          <w:i w:val="0"/>
+          <w:color w:val="111827"/>
+          <w:sz w:val="21"/>
+        </w:rPr>
+        <w:t>재해연쇄는 시간 위에서 전개됩니다. 화면 하단의 시간 스크러버는 39시간(2025.7.18 00:00 ~ 7.19 14:00)을 시각별로 되짚으며, 그 시각의 실측 강우와 모형이 낸 침수·위험영역을 함께 보여줍니다. 각 프레임에는 탐지 시점(7.19 09:00)을 기준으로 몇 시간 앞·뒤인지, 다음 위험영역 도달까지 얼마가 남았는지가 함께 표시됩니다 — 예측값이 관측값으로 오해되지 않도록 하기 위한 표기입니다.</w:t>
+      </w:r>
+    </w:p>
+    <w:p>
+      <w:pPr>
+        <w:keepNext/>
+        <w:spacing w:before="160" w:after="80"/>
+      </w:pPr>
+      <w:r>
+        <w:rPr>
+          <w:rFonts w:ascii="맑은 고딕" w:hAnsi="맑은 고딕" w:eastAsia="맑은 고딕"/>
+          <w:b/>
+          <w:i w:val="0"/>
+          <w:color w:val="606B7A"/>
+          <w:sz w:val="18"/>
+        </w:rPr>
+        <w:t>[표 11] 시간축 위에서 재해가 전개되는 과정 — 강우는 실측, 침수·위험영역은 모형 산출</w:t>
+      </w:r>
+    </w:p>
+    <w:tbl>
+      <w:tblPr>
+        <w:tblStyle w:val="TableGrid"/>
+        <w:tblW w:type="auto" w:w="0"/>
+        <w:jc w:val="center"/>
+        <w:tblLook w:firstColumn="1" w:firstRow="1" w:lastColumn="0" w:lastRow="0" w:noHBand="0" w:noVBand="1" w:val="04A0"/>
+      </w:tblPr>
+      <w:tblGrid>
+        <w:gridCol w:w="1860"/>
+        <w:gridCol w:w="1860"/>
+        <w:gridCol w:w="1860"/>
+        <w:gridCol w:w="1860"/>
+        <w:gridCol w:w="1860"/>
+      </w:tblGrid>
+      <w:tr>
+        <w:tc>
+          <w:tcPr>
+            <w:tcW w:type="dxa" w:w="1474"/>
+            <w:shd w:val="clear" w:fill="EEF2F7"/>
+          </w:tcPr>
+          <w:p>
+            <w:pPr>
+              <w:spacing w:after="40" w:line="288" w:lineRule="auto"/>
+              <w:jc w:val="center"/>
+            </w:pPr>
+            <w:r/>
+            <w:r>
+              <w:rPr>
+                <w:rFonts w:ascii="맑은 고딕" w:hAnsi="맑은 고딕" w:eastAsia="맑은 고딕"/>
+                <w:b/>
+                <w:i w:val="0"/>
+                <w:color w:val="111827"/>
+                <w:sz w:val="19"/>
+              </w:rPr>
+              <w:t>시각</w:t>
+            </w:r>
+          </w:p>
+        </w:tc>
+        <w:tc>
+          <w:tcPr>
+            <w:tcW w:type="dxa" w:w="1361"/>
+            <w:shd w:val="clear" w:fill="EEF2F7"/>
+          </w:tcPr>
+          <w:p>
+            <w:pPr>
+              <w:spacing w:after="40" w:line="288" w:lineRule="auto"/>
+              <w:jc w:val="center"/>
+            </w:pPr>
+            <w:r/>
+            <w:r>
+              <w:rPr>
+                <w:rFonts w:ascii="맑은 고딕" w:hAnsi="맑은 고딕" w:eastAsia="맑은 고딕"/>
+                <w:b/>
+                <w:i w:val="0"/>
+                <w:color w:val="111827"/>
+                <w:sz w:val="19"/>
+              </w:rPr>
+              <w:t>탐지 기준</w:t>
+            </w:r>
+          </w:p>
+        </w:tc>
+        <w:tc>
+          <w:tcPr>
+            <w:tcW w:type="dxa" w:w="1814"/>
+            <w:shd w:val="clear" w:fill="EEF2F7"/>
+          </w:tcPr>
+          <w:p>
+            <w:pPr>
+              <w:spacing w:after="40" w:line="288" w:lineRule="auto"/>
+              <w:jc w:val="center"/>
+            </w:pPr>
+            <w:r/>
+            <w:r>
+              <w:rPr>
+                <w:rFonts w:ascii="맑은 고딕" w:hAnsi="맑은 고딕" w:eastAsia="맑은 고딕"/>
+                <w:b/>
+                <w:i w:val="0"/>
+                <w:color w:val="111827"/>
+                <w:sz w:val="19"/>
+              </w:rPr>
+              <w:t>시간강우(실측)</w:t>
+            </w:r>
+          </w:p>
+        </w:tc>
+        <w:tc>
+          <w:tcPr>
+            <w:tcW w:type="dxa" w:w="1644"/>
+            <w:shd w:val="clear" w:fill="EEF2F7"/>
+          </w:tcPr>
+          <w:p>
+            <w:pPr>
+              <w:spacing w:after="40" w:line="288" w:lineRule="auto"/>
+              <w:jc w:val="center"/>
+            </w:pPr>
+            <w:r/>
+            <w:r>
+              <w:rPr>
+                <w:rFonts w:ascii="맑은 고딕" w:hAnsi="맑은 고딕" w:eastAsia="맑은 고딕"/>
+                <w:b/>
+                <w:i w:val="0"/>
+                <w:color w:val="111827"/>
+                <w:sz w:val="19"/>
+              </w:rPr>
+              <w:t>침수(모형)</w:t>
+            </w:r>
+          </w:p>
+        </w:tc>
+        <w:tc>
+          <w:tcPr>
+            <w:tcW w:type="dxa" w:w="1644"/>
+            <w:shd w:val="clear" w:fill="EEF2F7"/>
+          </w:tcPr>
+          <w:p>
+            <w:pPr>
+              <w:spacing w:after="40" w:line="288" w:lineRule="auto"/>
+              <w:jc w:val="center"/>
+            </w:pPr>
+            <w:r/>
+            <w:r>
+              <w:rPr>
+                <w:rFonts w:ascii="맑은 고딕" w:hAnsi="맑은 고딕" w:eastAsia="맑은 고딕"/>
+                <w:b/>
+                <w:i w:val="0"/>
+                <w:color w:val="111827"/>
+                <w:sz w:val="19"/>
+              </w:rPr>
+              <w:t>위험영역(모형)</w:t>
+            </w:r>
+          </w:p>
+        </w:tc>
+      </w:tr>
+      <w:tr>
+        <w:tc>
+          <w:tcPr>
+            <w:tcW w:type="dxa" w:w="1474"/>
+          </w:tcPr>
+          <w:p>
+            <w:pPr>
+              <w:spacing w:after="40" w:line="300" w:lineRule="auto"/>
+            </w:pPr>
+            <w:r/>
+            <w:r>
+              <w:rPr>
+                <w:rFonts w:ascii="맑은 고딕" w:hAnsi="맑은 고딕" w:eastAsia="맑은 고딕"/>
+                <w:b w:val="0"/>
+                <w:i w:val="0"/>
+                <w:color w:val="111827"/>
+                <w:sz w:val="19"/>
+              </w:rPr>
+              <w:t>7.18 06:00</w:t>
+            </w:r>
+          </w:p>
+        </w:tc>
+        <w:tc>
+          <w:tcPr>
+            <w:tcW w:type="dxa" w:w="1361"/>
+          </w:tcPr>
+          <w:p>
+            <w:pPr>
+              <w:spacing w:after="40" w:line="300" w:lineRule="auto"/>
+            </w:pPr>
+            <w:r/>
+            <w:r>
+              <w:rPr>
+                <w:rFonts w:ascii="맑은 고딕" w:hAnsi="맑은 고딕" w:eastAsia="맑은 고딕"/>
+                <w:b w:val="0"/>
+                <w:i w:val="0"/>
+                <w:color w:val="111827"/>
+                <w:sz w:val="19"/>
+              </w:rPr>
+              <w:t>−27시간</w:t>
+            </w:r>
+          </w:p>
+        </w:tc>
+        <w:tc>
+          <w:tcPr>
+            <w:tcW w:type="dxa" w:w="1814"/>
+          </w:tcPr>
+          <w:p>
+            <w:pPr>
+              <w:spacing w:after="40" w:line="300" w:lineRule="auto"/>
+            </w:pPr>
+            <w:r/>
+            <w:r>
+              <w:rPr>
+                <w:rFonts w:ascii="맑은 고딕" w:hAnsi="맑은 고딕" w:eastAsia="맑은 고딕"/>
+                <w:b w:val="0"/>
+                <w:i w:val="0"/>
+                <w:color w:val="111827"/>
+                <w:sz w:val="19"/>
+              </w:rPr>
+              <w:t>0.0 mm</w:t>
+            </w:r>
+          </w:p>
+        </w:tc>
+        <w:tc>
+          <w:tcPr>
+            <w:tcW w:type="dxa" w:w="1644"/>
+          </w:tcPr>
+          <w:p>
+            <w:pPr>
+              <w:spacing w:after="40" w:line="300" w:lineRule="auto"/>
+            </w:pPr>
+            <w:r/>
+            <w:r>
+              <w:rPr>
+                <w:rFonts w:ascii="맑은 고딕" w:hAnsi="맑은 고딕" w:eastAsia="맑은 고딕"/>
+                <w:b w:val="0"/>
+                <w:i w:val="0"/>
+                <w:color w:val="111827"/>
+                <w:sz w:val="19"/>
+              </w:rPr>
+              <w:t>634 ha</w:t>
+            </w:r>
+          </w:p>
+        </w:tc>
+        <w:tc>
+          <w:tcPr>
+            <w:tcW w:type="dxa" w:w="1644"/>
+          </w:tcPr>
+          <w:p>
+            <w:pPr>
+              <w:spacing w:after="40" w:line="300" w:lineRule="auto"/>
+            </w:pPr>
+            <w:r/>
+            <w:r>
+              <w:rPr>
+                <w:rFonts w:ascii="맑은 고딕" w:hAnsi="맑은 고딕" w:eastAsia="맑은 고딕"/>
+                <w:b w:val="0"/>
+                <w:i w:val="0"/>
+                <w:color w:val="111827"/>
+                <w:sz w:val="19"/>
+              </w:rPr>
+              <w:t>7곳</w:t>
+            </w:r>
+          </w:p>
+        </w:tc>
+      </w:tr>
+      <w:tr>
+        <w:tc>
+          <w:tcPr>
+            <w:tcW w:type="dxa" w:w="1474"/>
+          </w:tcPr>
+          <w:p>
+            <w:pPr>
+              <w:spacing w:after="40" w:line="300" w:lineRule="auto"/>
+            </w:pPr>
+            <w:r/>
+            <w:r>
+              <w:rPr>
+                <w:rFonts w:ascii="맑은 고딕" w:hAnsi="맑은 고딕" w:eastAsia="맑은 고딕"/>
+                <w:b w:val="0"/>
+                <w:i w:val="0"/>
+                <w:color w:val="111827"/>
+                <w:sz w:val="19"/>
+              </w:rPr>
+              <w:t>7.19 00:00</w:t>
+            </w:r>
+          </w:p>
+        </w:tc>
+        <w:tc>
+          <w:tcPr>
+            <w:tcW w:type="dxa" w:w="1361"/>
+          </w:tcPr>
+          <w:p>
+            <w:pPr>
+              <w:spacing w:after="40" w:line="300" w:lineRule="auto"/>
+            </w:pPr>
+            <w:r/>
+            <w:r>
+              <w:rPr>
+                <w:rFonts w:ascii="맑은 고딕" w:hAnsi="맑은 고딕" w:eastAsia="맑은 고딕"/>
+                <w:b w:val="0"/>
+                <w:i w:val="0"/>
+                <w:color w:val="111827"/>
+                <w:sz w:val="19"/>
+              </w:rPr>
+              <w:t>−9시간</w:t>
+            </w:r>
+          </w:p>
+        </w:tc>
+        <w:tc>
+          <w:tcPr>
+            <w:tcW w:type="dxa" w:w="1814"/>
+          </w:tcPr>
+          <w:p>
+            <w:pPr>
+              <w:spacing w:after="40" w:line="300" w:lineRule="auto"/>
+            </w:pPr>
+            <w:r/>
+            <w:r>
+              <w:rPr>
+                <w:rFonts w:ascii="맑은 고딕" w:hAnsi="맑은 고딕" w:eastAsia="맑은 고딕"/>
+                <w:b w:val="0"/>
+                <w:i w:val="0"/>
+                <w:color w:val="111827"/>
+                <w:sz w:val="19"/>
+              </w:rPr>
+              <w:t>1.4 mm</w:t>
+            </w:r>
+          </w:p>
+        </w:tc>
+        <w:tc>
+          <w:tcPr>
+            <w:tcW w:type="dxa" w:w="1644"/>
+          </w:tcPr>
+          <w:p>
+            <w:pPr>
+              <w:spacing w:after="40" w:line="300" w:lineRule="auto"/>
+            </w:pPr>
+            <w:r/>
+            <w:r>
+              <w:rPr>
+                <w:rFonts w:ascii="맑은 고딕" w:hAnsi="맑은 고딕" w:eastAsia="맑은 고딕"/>
+                <w:b w:val="0"/>
+                <w:i w:val="0"/>
+                <w:color w:val="111827"/>
+                <w:sz w:val="19"/>
+              </w:rPr>
+              <w:t>460 ha</w:t>
+            </w:r>
+          </w:p>
+        </w:tc>
+        <w:tc>
+          <w:tcPr>
+            <w:tcW w:type="dxa" w:w="1644"/>
+          </w:tcPr>
+          <w:p>
+            <w:pPr>
+              <w:spacing w:after="40" w:line="300" w:lineRule="auto"/>
+            </w:pPr>
+            <w:r/>
+            <w:r>
+              <w:rPr>
+                <w:rFonts w:ascii="맑은 고딕" w:hAnsi="맑은 고딕" w:eastAsia="맑은 고딕"/>
+                <w:b w:val="0"/>
+                <w:i w:val="0"/>
+                <w:color w:val="111827"/>
+                <w:sz w:val="19"/>
+              </w:rPr>
+              <w:t>14곳</w:t>
+            </w:r>
+          </w:p>
+        </w:tc>
+      </w:tr>
+      <w:tr>
+        <w:tc>
+          <w:tcPr>
+            <w:tcW w:type="dxa" w:w="1474"/>
+          </w:tcPr>
+          <w:p>
+            <w:pPr>
+              <w:spacing w:after="40" w:line="300" w:lineRule="auto"/>
+            </w:pPr>
+            <w:r/>
+            <w:r>
+              <w:rPr>
+                <w:rFonts w:ascii="맑은 고딕" w:hAnsi="맑은 고딕" w:eastAsia="맑은 고딕"/>
+                <w:b w:val="0"/>
+                <w:i w:val="0"/>
+                <w:color w:val="111827"/>
+                <w:sz w:val="19"/>
+              </w:rPr>
+              <w:t>7.19 09:00</w:t>
+            </w:r>
+          </w:p>
+        </w:tc>
+        <w:tc>
+          <w:tcPr>
+            <w:tcW w:type="dxa" w:w="1361"/>
+          </w:tcPr>
+          <w:p>
+            <w:pPr>
+              <w:spacing w:after="40" w:line="300" w:lineRule="auto"/>
+            </w:pPr>
+            <w:r/>
+            <w:r>
+              <w:rPr>
+                <w:rFonts w:ascii="맑은 고딕" w:hAnsi="맑은 고딕" w:eastAsia="맑은 고딕"/>
+                <w:b w:val="0"/>
+                <w:i w:val="0"/>
+                <w:color w:val="111827"/>
+                <w:sz w:val="19"/>
+              </w:rPr>
+              <w:t>탐지 시점</w:t>
+            </w:r>
+          </w:p>
+        </w:tc>
+        <w:tc>
+          <w:tcPr>
+            <w:tcW w:type="dxa" w:w="1814"/>
+          </w:tcPr>
+          <w:p>
+            <w:pPr>
+              <w:spacing w:after="40" w:line="300" w:lineRule="auto"/>
+            </w:pPr>
+            <w:r/>
+            <w:r>
+              <w:rPr>
+                <w:rFonts w:ascii="맑은 고딕" w:hAnsi="맑은 고딕" w:eastAsia="맑은 고딕"/>
+                <w:b w:val="0"/>
+                <w:i w:val="0"/>
+                <w:color w:val="111827"/>
+                <w:sz w:val="19"/>
+              </w:rPr>
+              <w:t>66.8 mm</w:t>
+            </w:r>
+          </w:p>
+        </w:tc>
+        <w:tc>
+          <w:tcPr>
+            <w:tcW w:type="dxa" w:w="1644"/>
+          </w:tcPr>
+          <w:p>
+            <w:pPr>
+              <w:spacing w:after="40" w:line="300" w:lineRule="auto"/>
+            </w:pPr>
+            <w:r/>
+            <w:r>
+              <w:rPr>
+                <w:rFonts w:ascii="맑은 고딕" w:hAnsi="맑은 고딕" w:eastAsia="맑은 고딕"/>
+                <w:b w:val="0"/>
+                <w:i w:val="0"/>
+                <w:color w:val="111827"/>
+                <w:sz w:val="19"/>
+              </w:rPr>
+              <w:t>525 ha</w:t>
+            </w:r>
+          </w:p>
+        </w:tc>
+        <w:tc>
+          <w:tcPr>
+            <w:tcW w:type="dxa" w:w="1644"/>
+          </w:tcPr>
+          <w:p>
+            <w:pPr>
+              <w:spacing w:after="40" w:line="300" w:lineRule="auto"/>
+            </w:pPr>
+            <w:r/>
+            <w:r>
+              <w:rPr>
+                <w:rFonts w:ascii="맑은 고딕" w:hAnsi="맑은 고딕" w:eastAsia="맑은 고딕"/>
+                <w:b w:val="0"/>
+                <w:i w:val="0"/>
+                <w:color w:val="111827"/>
+                <w:sz w:val="19"/>
+              </w:rPr>
+              <w:t>390곳</w:t>
+            </w:r>
+          </w:p>
+        </w:tc>
+      </w:tr>
+      <w:tr>
+        <w:tc>
+          <w:tcPr>
+            <w:tcW w:type="dxa" w:w="1474"/>
+          </w:tcPr>
+          <w:p>
+            <w:pPr>
+              <w:spacing w:after="40" w:line="300" w:lineRule="auto"/>
+            </w:pPr>
+            <w:r/>
+            <w:r>
+              <w:rPr>
+                <w:rFonts w:ascii="맑은 고딕" w:hAnsi="맑은 고딕" w:eastAsia="맑은 고딕"/>
+                <w:b w:val="0"/>
+                <w:i w:val="0"/>
+                <w:color w:val="111827"/>
+                <w:sz w:val="19"/>
+              </w:rPr>
+              <w:t>7.19 12:00</w:t>
+            </w:r>
+          </w:p>
+        </w:tc>
+        <w:tc>
+          <w:tcPr>
+            <w:tcW w:type="dxa" w:w="1361"/>
+          </w:tcPr>
+          <w:p>
+            <w:pPr>
+              <w:spacing w:after="40" w:line="300" w:lineRule="auto"/>
+            </w:pPr>
+            <w:r/>
+            <w:r>
+              <w:rPr>
+                <w:rFonts w:ascii="맑은 고딕" w:hAnsi="맑은 고딕" w:eastAsia="맑은 고딕"/>
+                <w:b w:val="0"/>
+                <w:i w:val="0"/>
+                <w:color w:val="111827"/>
+                <w:sz w:val="19"/>
+              </w:rPr>
+              <w:t>+3시간</w:t>
+            </w:r>
+          </w:p>
+        </w:tc>
+        <w:tc>
+          <w:tcPr>
+            <w:tcW w:type="dxa" w:w="1814"/>
+          </w:tcPr>
+          <w:p>
+            <w:pPr>
+              <w:spacing w:after="40" w:line="300" w:lineRule="auto"/>
+            </w:pPr>
+            <w:r/>
+            <w:r>
+              <w:rPr>
+                <w:rFonts w:ascii="맑은 고딕" w:hAnsi="맑은 고딕" w:eastAsia="맑은 고딕"/>
+                <w:b w:val="0"/>
+                <w:i w:val="0"/>
+                <w:color w:val="111827"/>
+                <w:sz w:val="19"/>
+              </w:rPr>
+              <w:t>59.7 mm</w:t>
+            </w:r>
+          </w:p>
+        </w:tc>
+        <w:tc>
+          <w:tcPr>
+            <w:tcW w:type="dxa" w:w="1644"/>
+          </w:tcPr>
+          <w:p>
+            <w:pPr>
+              <w:spacing w:after="40" w:line="300" w:lineRule="auto"/>
+            </w:pPr>
+            <w:r/>
+            <w:r>
+              <w:rPr>
+                <w:rFonts w:ascii="맑은 고딕" w:hAnsi="맑은 고딕" w:eastAsia="맑은 고딕"/>
+                <w:b w:val="0"/>
+                <w:i w:val="0"/>
+                <w:color w:val="111827"/>
+                <w:sz w:val="19"/>
+              </w:rPr>
+              <w:t>856 ha</w:t>
+            </w:r>
+          </w:p>
+        </w:tc>
+        <w:tc>
+          <w:tcPr>
+            <w:tcW w:type="dxa" w:w="1644"/>
+          </w:tcPr>
+          <w:p>
+            <w:pPr>
+              <w:spacing w:after="40" w:line="300" w:lineRule="auto"/>
+            </w:pPr>
+            <w:r/>
+            <w:r>
+              <w:rPr>
+                <w:rFonts w:ascii="맑은 고딕" w:hAnsi="맑은 고딕" w:eastAsia="맑은 고딕"/>
+                <w:b w:val="0"/>
+                <w:i w:val="0"/>
+                <w:color w:val="111827"/>
+                <w:sz w:val="19"/>
+              </w:rPr>
+              <w:t>390곳</w:t>
+            </w:r>
+          </w:p>
+        </w:tc>
+      </w:tr>
+      <w:tr>
+        <w:tc>
+          <w:tcPr>
+            <w:tcW w:type="dxa" w:w="1474"/>
+          </w:tcPr>
+          <w:p>
+            <w:pPr>
+              <w:spacing w:after="40" w:line="300" w:lineRule="auto"/>
+            </w:pPr>
+            <w:r/>
+            <w:r>
+              <w:rPr>
+                <w:rFonts w:ascii="맑은 고딕" w:hAnsi="맑은 고딕" w:eastAsia="맑은 고딕"/>
+                <w:b w:val="0"/>
+                <w:i w:val="0"/>
+                <w:color w:val="111827"/>
+                <w:sz w:val="19"/>
+              </w:rPr>
+              <w:t>7.19 14:00</w:t>
+            </w:r>
+          </w:p>
+        </w:tc>
+        <w:tc>
+          <w:tcPr>
+            <w:tcW w:type="dxa" w:w="1361"/>
+          </w:tcPr>
+          <w:p>
+            <w:pPr>
+              <w:spacing w:after="40" w:line="300" w:lineRule="auto"/>
+            </w:pPr>
+            <w:r/>
+            <w:r>
+              <w:rPr>
+                <w:rFonts w:ascii="맑은 고딕" w:hAnsi="맑은 고딕" w:eastAsia="맑은 고딕"/>
+                <w:b w:val="0"/>
+                <w:i w:val="0"/>
+                <w:color w:val="111827"/>
+                <w:sz w:val="19"/>
+              </w:rPr>
+              <w:t>+5시간</w:t>
+            </w:r>
+          </w:p>
+        </w:tc>
+        <w:tc>
+          <w:tcPr>
+            <w:tcW w:type="dxa" w:w="1814"/>
+          </w:tcPr>
+          <w:p>
+            <w:pPr>
+              <w:spacing w:after="40" w:line="300" w:lineRule="auto"/>
+            </w:pPr>
+            <w:r/>
+            <w:r>
+              <w:rPr>
+                <w:rFonts w:ascii="맑은 고딕" w:hAnsi="맑은 고딕" w:eastAsia="맑은 고딕"/>
+                <w:b w:val="0"/>
+                <w:i w:val="0"/>
+                <w:color w:val="111827"/>
+                <w:sz w:val="19"/>
+              </w:rPr>
+              <w:t>30.0 mm</w:t>
+            </w:r>
+          </w:p>
+        </w:tc>
+        <w:tc>
+          <w:tcPr>
+            <w:tcW w:type="dxa" w:w="1644"/>
+          </w:tcPr>
+          <w:p>
+            <w:pPr>
+              <w:spacing w:after="40" w:line="300" w:lineRule="auto"/>
+            </w:pPr>
+            <w:r/>
+            <w:r>
+              <w:rPr>
+                <w:rFonts w:ascii="맑은 고딕" w:hAnsi="맑은 고딕" w:eastAsia="맑은 고딕"/>
+                <w:b w:val="0"/>
+                <w:i w:val="0"/>
+                <w:color w:val="111827"/>
+                <w:sz w:val="19"/>
+              </w:rPr>
+              <w:t>891 ha</w:t>
+            </w:r>
+          </w:p>
+        </w:tc>
+        <w:tc>
+          <w:tcPr>
+            <w:tcW w:type="dxa" w:w="1644"/>
+          </w:tcPr>
+          <w:p>
+            <w:pPr>
+              <w:spacing w:after="40" w:line="300" w:lineRule="auto"/>
+            </w:pPr>
+            <w:r/>
+            <w:r>
+              <w:rPr>
+                <w:rFonts w:ascii="맑은 고딕" w:hAnsi="맑은 고딕" w:eastAsia="맑은 고딕"/>
+                <w:b w:val="0"/>
+                <w:i w:val="0"/>
+                <w:color w:val="111827"/>
+                <w:sz w:val="19"/>
+              </w:rPr>
+              <w:t>390곳</w:t>
+            </w:r>
+          </w:p>
+        </w:tc>
+      </w:tr>
+    </w:tbl>
+    <w:p>
+      <w:pPr>
+        <w:spacing w:after="140"/>
+      </w:pPr>
+    </w:p>
+    <w:tbl>
+      <w:tblPr>
+        <w:tblStyle w:val="TableGrid"/>
+        <w:tblW w:type="auto" w:w="0"/>
+        <w:jc w:val="center"/>
+        <w:tblLook w:firstColumn="1" w:firstRow="1" w:lastColumn="0" w:lastRow="0" w:noHBand="0" w:noVBand="1" w:val="04A0"/>
+      </w:tblPr>
+      <w:tblGrid>
+        <w:gridCol w:w="9298"/>
+      </w:tblGrid>
+      <w:tr>
+        <w:trPr>
+          <w:trHeight w:val="4195"/>
+        </w:trPr>
+        <w:tc>
+          <w:tcPr>
+            <w:tcW w:type="dxa" w:w="8844"/>
+            <w:shd w:val="clear" w:fill="F8FAFC"/>
+          </w:tcPr>
+          <w:p>
+            <w:pPr>
+              <w:spacing w:before="1184"/>
+              <w:jc w:val="center"/>
+            </w:pPr>
+            <w:r>
+              <w:rPr>
+                <w:rFonts w:ascii="맑은 고딕" w:hAnsi="맑은 고딕" w:eastAsia="맑은 고딕"/>
+                <w:b/>
+                <w:i w:val="0"/>
+                <w:color w:val="1D4ED8"/>
+                <w:sz w:val="26"/>
+              </w:rPr>
+              <w:t>&lt;&lt;이곳에 삽입&gt;&gt;</w:t>
+            </w:r>
+          </w:p>
+          <w:p>
+            <w:pPr>
+              <w:jc w:val="center"/>
+            </w:pPr>
+            <w:r>
+              <w:rPr>
+                <w:rFonts w:ascii="맑은 고딕" w:hAnsi="맑은 고딕" w:eastAsia="맑은 고딕"/>
+                <w:b w:val="0"/>
+                <w:i/>
+                <w:color w:val="606B7A"/>
+                <w:sz w:val="18"/>
+              </w:rPr>
+              <w:t>스크러버를 7/18 06:00에 두고 촬영. 카메라는 이후 움직이지 말 것</w:t>
+            </w:r>
+          </w:p>
+        </w:tc>
+      </w:tr>
+    </w:tbl>
+    <w:p>
+      <w:pPr>
+        <w:spacing w:before="60" w:after="260"/>
+        <w:jc w:val="center"/>
+      </w:pPr>
+      <w:r>
+        <w:rPr>
+          <w:rFonts w:ascii="맑은 고딕" w:hAnsi="맑은 고딕" w:eastAsia="맑은 고딕"/>
+          <w:b w:val="0"/>
+          <w:i w:val="0"/>
+          <w:color w:val="606B7A"/>
+          <w:sz w:val="18"/>
+        </w:rPr>
+        <w:t>[그림 25] 시간축 비교 ① — 초기(2025.7.18 06:00). 다음 그림과 같은 화각이므로 나란히 놓으면 재해가 전개되는 과정이 그대로 드러난다</w:t>
+      </w:r>
+    </w:p>
+    <w:tbl>
+      <w:tblPr>
+        <w:tblStyle w:val="TableGrid"/>
+        <w:tblW w:type="auto" w:w="0"/>
+        <w:jc w:val="center"/>
+        <w:tblLook w:firstColumn="1" w:firstRow="1" w:lastColumn="0" w:lastRow="0" w:noHBand="0" w:noVBand="1" w:val="04A0"/>
+      </w:tblPr>
+      <w:tblGrid>
+        <w:gridCol w:w="9298"/>
+      </w:tblGrid>
+      <w:tr>
+        <w:trPr>
+          <w:trHeight w:val="4195"/>
+        </w:trPr>
+        <w:tc>
+          <w:tcPr>
+            <w:tcW w:type="dxa" w:w="8844"/>
+            <w:shd w:val="clear" w:fill="F8FAFC"/>
+          </w:tcPr>
+          <w:p>
+            <w:pPr>
+              <w:spacing w:before="1184"/>
+              <w:jc w:val="center"/>
+            </w:pPr>
+            <w:r>
+              <w:rPr>
+                <w:rFonts w:ascii="맑은 고딕" w:hAnsi="맑은 고딕" w:eastAsia="맑은 고딕"/>
+                <w:b/>
+                <w:i w:val="0"/>
+                <w:color w:val="1D4ED8"/>
+                <w:sz w:val="26"/>
+              </w:rPr>
+              <w:t>&lt;&lt;이곳에 삽입&gt;&gt;</w:t>
+            </w:r>
+          </w:p>
+          <w:p>
+            <w:pPr>
+              <w:jc w:val="center"/>
+            </w:pPr>
+            <w:r>
+              <w:rPr>
+                <w:rFonts w:ascii="맑은 고딕" w:hAnsi="맑은 고딕" w:eastAsia="맑은 고딕"/>
+                <w:b w:val="0"/>
+                <w:i/>
+                <w:color w:val="606B7A"/>
+                <w:sz w:val="18"/>
+              </w:rPr>
+              <w:t>카메라를 움직이지 말고 스크러버만 7/19 14:00으로 옮겨 촬영</w:t>
+            </w:r>
+          </w:p>
+        </w:tc>
+      </w:tr>
+    </w:tbl>
+    <w:p>
+      <w:pPr>
+        <w:spacing w:before="60" w:after="260"/>
+        <w:jc w:val="center"/>
+      </w:pPr>
+      <w:r>
+        <w:rPr>
+          <w:rFonts w:ascii="맑은 고딕" w:hAnsi="맑은 고딕" w:eastAsia="맑은 고딕"/>
+          <w:b w:val="0"/>
+          <w:i w:val="0"/>
+          <w:color w:val="606B7A"/>
+          <w:sz w:val="18"/>
+        </w:rPr>
+        <w:t>[그림 26] 시간축 비교 ② — 첨두(2025.7.19 14:00). 같은 화각에서 침수 460→891ha, 위험영역 14→390곳으로 늘어난다</w:t>
+      </w:r>
+    </w:p>
+    <w:p>
+      <w:pPr>
+        <w:spacing w:before="100" w:after="200" w:line="348" w:lineRule="auto"/>
+        <w:ind w:left="340"/>
+        <w:pBdr>
+          <w:left w:val="single" w:sz="18" w:space="10" w:color="D97706"/>
+        </w:pBdr>
+      </w:pPr>
+      <w:r>
+        <w:rPr>
+          <w:rFonts w:ascii="맑은 고딕" w:hAnsi="맑은 고딕" w:eastAsia="맑은 고딕"/>
+          <w:b w:val="0"/>
+          <w:i w:val="0"/>
+          <w:color w:val="606B7A"/>
+          <w:sz w:val="19"/>
+        </w:rPr>
+        <w:t>침수의 시각별 변화는 SFINCS를 매시 다시 돌린 것이 아니라, 같은 모의가 낸 경호교 시간별 수위로 최대침수심을 준정적(bathtub)으로 조정한 근사입니다. 수면이 한 덩어리로 오르내린다고 가정하므로 상·하류 시차가 반영되지 않습니다. 이 문장은 화면에도 그대로 표기됩니다. 또한 실측 강우로 구동한 사후 재현이므로 실시간 예보 성능과는 구분해야 합니다.</w:t>
       </w:r>
     </w:p>
     <w:p>
@@ -7459,7 +9362,7 @@
         <w:drawing>
           <wp:inline xmlns:a="http://schemas.openxmlformats.org/drawingml/2006/main" xmlns:pic="http://schemas.openxmlformats.org/drawingml/2006/picture">
             <wp:extent cx="5472000" cy="2349236"/>
-            <wp:docPr id="23" name="Picture 23"/>
+            <wp:docPr id="24" name="Picture 24"/>
             <wp:cNvGraphicFramePr>
               <a:graphicFrameLocks noChangeAspect="1"/>
             </wp:cNvGraphicFramePr>
@@ -7471,7 +9374,7 @@
                     <pic:cNvPicPr/>
                   </pic:nvPicPr>
                   <pic:blipFill>
-                    <a:blip r:embed="rId31"/>
+                    <a:blip r:embed="rId32"/>
                     <a:stretch>
                       <a:fillRect/>
                     </a:stretch>
@@ -7503,7 +9406,7 @@
           <w:color w:val="606B7A"/>
           <w:sz w:val="18"/>
         </w:rPr>
-        <w:t>[그림 16] 시민 모드와 관공서 모드의 기능 분리</w:t>
+        <w:t>[그림 27] 시민 모드와 관공서 모드의 기능 분리</w:t>
       </w:r>
     </w:p>
     <w:p>
@@ -7511,7 +9414,766 @@
         <w:pStyle w:val="Heading2"/>
       </w:pPr>
       <w:r>
-        <w:t>9.1  활용 시나리오 — 산청 재연</w:t>
+        <w:t>9.1  시민 모드 — 나는 지금 어디로 가야 하는가</w:t>
+      </w:r>
+    </w:p>
+    <w:p>
+      <w:pPr>
+        <w:spacing w:after="140"/>
+      </w:pPr>
+      <w:r>
+        <w:rPr>
+          <w:rFonts w:ascii="맑은 고딕" w:hAnsi="맑은 고딕" w:eastAsia="맑은 고딕"/>
+          <w:b w:val="0"/>
+          <w:i w:val="0"/>
+          <w:color w:val="111827"/>
+          <w:sz w:val="21"/>
+        </w:rPr>
+        <w:t>시민 모드는 확률과 모형 이름을 앞세우지 않습니다. 내 위치 주변이 잠기는지, 어느 길이 막혔는지, 가장 가까운 대피소가 어디이고 어떻게 가는지 — 행동으로 바로 옮길 수 있는 세 가지만 남깁니다.</w:t>
+      </w:r>
+    </w:p>
+    <w:tbl>
+      <w:tblPr>
+        <w:tblStyle w:val="TableGrid"/>
+        <w:tblW w:type="auto" w:w="0"/>
+        <w:jc w:val="center"/>
+        <w:tblLook w:firstColumn="1" w:firstRow="1" w:lastColumn="0" w:lastRow="0" w:noHBand="0" w:noVBand="1" w:val="04A0"/>
+      </w:tblPr>
+      <w:tblGrid>
+        <w:gridCol w:w="9298"/>
+      </w:tblGrid>
+      <w:tr>
+        <w:trPr>
+          <w:trHeight w:val="4195"/>
+        </w:trPr>
+        <w:tc>
+          <w:tcPr>
+            <w:tcW w:type="dxa" w:w="8844"/>
+            <w:shd w:val="clear" w:fill="F8FAFC"/>
+          </w:tcPr>
+          <w:p>
+            <w:pPr>
+              <w:spacing w:before="1184"/>
+              <w:jc w:val="center"/>
+            </w:pPr>
+            <w:r>
+              <w:rPr>
+                <w:rFonts w:ascii="맑은 고딕" w:hAnsi="맑은 고딕" w:eastAsia="맑은 고딕"/>
+                <w:b/>
+                <w:i w:val="0"/>
+                <w:color w:val="1D4ED8"/>
+                <w:sz w:val="26"/>
+              </w:rPr>
+              <w:t>&lt;&lt;이곳에 삽입&gt;&gt;</w:t>
+            </w:r>
+          </w:p>
+          <w:p>
+            <w:pPr>
+              <w:jc w:val="center"/>
+            </w:pPr>
+            <w:r>
+              <w:rPr>
+                <w:rFonts w:ascii="맑은 고딕" w:hAnsi="맑은 고딕" w:eastAsia="맑은 고딕"/>
+                <w:b w:val="0"/>
+                <w:i/>
+                <w:color w:val="606B7A"/>
+                <w:sz w:val="18"/>
+              </w:rPr>
+              <w:t>시민 모드 → “우리동네 위험현황” 실행 후 패널이 모두 뜬 상태</w:t>
+            </w:r>
+          </w:p>
+        </w:tc>
+      </w:tr>
+    </w:tbl>
+    <w:p>
+      <w:pPr>
+        <w:spacing w:before="60" w:after="260"/>
+        <w:jc w:val="center"/>
+      </w:pPr>
+      <w:r>
+        <w:rPr>
+          <w:rFonts w:ascii="맑은 고딕" w:hAnsi="맑은 고딕" w:eastAsia="맑은 고딕"/>
+          <w:b w:val="0"/>
+          <w:i w:val="0"/>
+          <w:color w:val="606B7A"/>
+          <w:sz w:val="18"/>
+        </w:rPr>
+        <w:t>[그림 28] 시민 모드 — 우리동네 위험현황. 현재 위치 기준 위험 요약과 행동 지침</w:t>
+      </w:r>
+    </w:p>
+    <w:tbl>
+      <w:tblPr>
+        <w:tblStyle w:val="TableGrid"/>
+        <w:tblW w:type="auto" w:w="0"/>
+        <w:jc w:val="center"/>
+        <w:tblLook w:firstColumn="1" w:firstRow="1" w:lastColumn="0" w:lastRow="0" w:noHBand="0" w:noVBand="1" w:val="04A0"/>
+      </w:tblPr>
+      <w:tblGrid>
+        <w:gridCol w:w="9298"/>
+      </w:tblGrid>
+      <w:tr>
+        <w:trPr>
+          <w:trHeight w:val="4195"/>
+        </w:trPr>
+        <w:tc>
+          <w:tcPr>
+            <w:tcW w:type="dxa" w:w="8844"/>
+            <w:shd w:val="clear" w:fill="F8FAFC"/>
+          </w:tcPr>
+          <w:p>
+            <w:pPr>
+              <w:spacing w:before="1184"/>
+              <w:jc w:val="center"/>
+            </w:pPr>
+            <w:r>
+              <w:rPr>
+                <w:rFonts w:ascii="맑은 고딕" w:hAnsi="맑은 고딕" w:eastAsia="맑은 고딕"/>
+                <w:b/>
+                <w:i w:val="0"/>
+                <w:color w:val="1D4ED8"/>
+                <w:sz w:val="26"/>
+              </w:rPr>
+              <w:t>&lt;&lt;이곳에 삽입&gt;&gt;</w:t>
+            </w:r>
+          </w:p>
+          <w:p>
+            <w:pPr>
+              <w:jc w:val="center"/>
+            </w:pPr>
+            <w:r>
+              <w:rPr>
+                <w:rFonts w:ascii="맑은 고딕" w:hAnsi="맑은 고딕" w:eastAsia="맑은 고딕"/>
+                <w:b w:val="0"/>
+                <w:i/>
+                <w:color w:val="606B7A"/>
+                <w:sz w:val="18"/>
+              </w:rPr>
+              <w:t>“대피소 찾기” 패널이 열리고 목록이 채워진 상태</w:t>
+            </w:r>
+          </w:p>
+        </w:tc>
+      </w:tr>
+    </w:tbl>
+    <w:p>
+      <w:pPr>
+        <w:spacing w:before="60" w:after="260"/>
+        <w:jc w:val="center"/>
+      </w:pPr>
+      <w:r>
+        <w:rPr>
+          <w:rFonts w:ascii="맑은 고딕" w:hAnsi="맑은 고딕" w:eastAsia="맑은 고딕"/>
+          <w:b w:val="0"/>
+          <w:i w:val="0"/>
+          <w:color w:val="606B7A"/>
+          <w:sz w:val="18"/>
+        </w:rPr>
+        <w:t>[그림 29] 시민 모드 — 대피소 찾기. 대피소 목록과 각 대피소까지의 실도로 경로·소요시간</w:t>
+      </w:r>
+    </w:p>
+    <w:tbl>
+      <w:tblPr>
+        <w:tblStyle w:val="TableGrid"/>
+        <w:tblW w:type="auto" w:w="0"/>
+        <w:jc w:val="center"/>
+        <w:tblLook w:firstColumn="1" w:firstRow="1" w:lastColumn="0" w:lastRow="0" w:noHBand="0" w:noVBand="1" w:val="04A0"/>
+      </w:tblPr>
+      <w:tblGrid>
+        <w:gridCol w:w="9298"/>
+      </w:tblGrid>
+      <w:tr>
+        <w:trPr>
+          <w:trHeight w:val="4195"/>
+        </w:trPr>
+        <w:tc>
+          <w:tcPr>
+            <w:tcW w:type="dxa" w:w="8844"/>
+            <w:shd w:val="clear" w:fill="F8FAFC"/>
+          </w:tcPr>
+          <w:p>
+            <w:pPr>
+              <w:spacing w:before="1184"/>
+              <w:jc w:val="center"/>
+            </w:pPr>
+            <w:r>
+              <w:rPr>
+                <w:rFonts w:ascii="맑은 고딕" w:hAnsi="맑은 고딕" w:eastAsia="맑은 고딕"/>
+                <w:b/>
+                <w:i w:val="0"/>
+                <w:color w:val="1D4ED8"/>
+                <w:sz w:val="26"/>
+              </w:rPr>
+              <w:t>&lt;&lt;이곳에 삽입&gt;&gt;</w:t>
+            </w:r>
+          </w:p>
+          <w:p>
+            <w:pPr>
+              <w:jc w:val="center"/>
+            </w:pPr>
+            <w:r>
+              <w:rPr>
+                <w:rFonts w:ascii="맑은 고딕" w:hAnsi="맑은 고딕" w:eastAsia="맑은 고딕"/>
+                <w:b w:val="0"/>
+                <w:i/>
+                <w:color w:val="606B7A"/>
+                <w:sz w:val="18"/>
+              </w:rPr>
+              <w:t>“고립마을 위험” 패널이 결과를 표시한 상태</w:t>
+            </w:r>
+          </w:p>
+        </w:tc>
+      </w:tr>
+    </w:tbl>
+    <w:p>
+      <w:pPr>
+        <w:spacing w:before="60" w:after="260"/>
+        <w:jc w:val="center"/>
+      </w:pPr>
+      <w:r>
+        <w:rPr>
+          <w:rFonts w:ascii="맑은 고딕" w:hAnsi="맑은 고딕" w:eastAsia="맑은 고딕"/>
+          <w:b w:val="0"/>
+          <w:i w:val="0"/>
+          <w:color w:val="606B7A"/>
+          <w:sz w:val="18"/>
+        </w:rPr>
+        <w:t>[그림 30] 시민 모드 — 고립마을 위험. 침수로 진입로가 끊겨 대피소에 닿지 못하는 구역 안내</w:t>
+      </w:r>
+    </w:p>
+    <w:p>
+      <w:pPr>
+        <w:pStyle w:val="Heading2"/>
+      </w:pPr>
+      <w:r>
+        <w:t>9.2  관공서 모드 — 무엇을 근거로, 어디부터 대응하는가</w:t>
+      </w:r>
+    </w:p>
+    <w:p>
+      <w:pPr>
+        <w:spacing w:after="140"/>
+      </w:pPr>
+      <w:r>
+        <w:rPr>
+          <w:rFonts w:ascii="맑은 고딕" w:hAnsi="맑은 고딕" w:eastAsia="맑은 고딕"/>
+          <w:b w:val="0"/>
+          <w:i w:val="0"/>
+          <w:color w:val="111827"/>
+          <w:sz w:val="21"/>
+        </w:rPr>
+        <w:t>관공서 모드는 같은 경보 패키지에 판단 근거를 덧붙입니다. 각 값의 출처 배지, 얹힌 가정, 노출자산과 추정 피해액, 승인 전 상태의 경보 초안까지 담당자가 결재선에 올릴 수 있는 형태로 제시합니다.</w:t>
+      </w:r>
+    </w:p>
+    <w:tbl>
+      <w:tblPr>
+        <w:tblStyle w:val="TableGrid"/>
+        <w:tblW w:type="auto" w:w="0"/>
+        <w:jc w:val="center"/>
+        <w:tblLook w:firstColumn="1" w:firstRow="1" w:lastColumn="0" w:lastRow="0" w:noHBand="0" w:noVBand="1" w:val="04A0"/>
+      </w:tblPr>
+      <w:tblGrid>
+        <w:gridCol w:w="9298"/>
+      </w:tblGrid>
+      <w:tr>
+        <w:trPr>
+          <w:trHeight w:val="4195"/>
+        </w:trPr>
+        <w:tc>
+          <w:tcPr>
+            <w:tcW w:type="dxa" w:w="8844"/>
+            <w:shd w:val="clear" w:fill="F8FAFC"/>
+          </w:tcPr>
+          <w:p>
+            <w:pPr>
+              <w:spacing w:before="1184"/>
+              <w:jc w:val="center"/>
+            </w:pPr>
+            <w:r>
+              <w:rPr>
+                <w:rFonts w:ascii="맑은 고딕" w:hAnsi="맑은 고딕" w:eastAsia="맑은 고딕"/>
+                <w:b/>
+                <w:i w:val="0"/>
+                <w:color w:val="1D4ED8"/>
+                <w:sz w:val="26"/>
+              </w:rPr>
+              <w:t>&lt;&lt;이곳에 삽입&gt;&gt;</w:t>
+            </w:r>
+          </w:p>
+          <w:p>
+            <w:pPr>
+              <w:jc w:val="center"/>
+            </w:pPr>
+            <w:r>
+              <w:rPr>
+                <w:rFonts w:ascii="맑은 고딕" w:hAnsi="맑은 고딕" w:eastAsia="맑은 고딕"/>
+                <w:b w:val="0"/>
+                <w:i/>
+                <w:color w:val="606B7A"/>
+                <w:sz w:val="18"/>
+              </w:rPr>
+              <w:t>관공서 모드로 전환 후 경보 패키지 패널 전체가 보이도록 촬영</w:t>
+            </w:r>
+          </w:p>
+        </w:tc>
+      </w:tr>
+    </w:tbl>
+    <w:p>
+      <w:pPr>
+        <w:spacing w:before="60" w:after="260"/>
+        <w:jc w:val="center"/>
+      </w:pPr>
+      <w:r>
+        <w:rPr>
+          <w:rFonts w:ascii="맑은 고딕" w:hAnsi="맑은 고딕" w:eastAsia="맑은 고딕"/>
+          <w:b w:val="0"/>
+          <w:i w:val="0"/>
+          <w:color w:val="606B7A"/>
+          <w:sz w:val="18"/>
+        </w:rPr>
+        <w:t>[그림 31] 관공서 모드 — 경보 패키지 전체. 모듈별 산출과 provenance 배지가 함께 표시된 화면</w:t>
+      </w:r>
+    </w:p>
+    <w:tbl>
+      <w:tblPr>
+        <w:tblStyle w:val="TableGrid"/>
+        <w:tblW w:type="auto" w:w="0"/>
+        <w:jc w:val="center"/>
+        <w:tblLook w:firstColumn="1" w:firstRow="1" w:lastColumn="0" w:lastRow="0" w:noHBand="0" w:noVBand="1" w:val="04A0"/>
+      </w:tblPr>
+      <w:tblGrid>
+        <w:gridCol w:w="9298"/>
+      </w:tblGrid>
+      <w:tr>
+        <w:trPr>
+          <w:trHeight w:val="4195"/>
+        </w:trPr>
+        <w:tc>
+          <w:tcPr>
+            <w:tcW w:type="dxa" w:w="8844"/>
+            <w:shd w:val="clear" w:fill="F8FAFC"/>
+          </w:tcPr>
+          <w:p>
+            <w:pPr>
+              <w:spacing w:before="1184"/>
+              <w:jc w:val="center"/>
+            </w:pPr>
+            <w:r>
+              <w:rPr>
+                <w:rFonts w:ascii="맑은 고딕" w:hAnsi="맑은 고딕" w:eastAsia="맑은 고딕"/>
+                <w:b/>
+                <w:i w:val="0"/>
+                <w:color w:val="1D4ED8"/>
+                <w:sz w:val="26"/>
+              </w:rPr>
+              <w:t>&lt;&lt;이곳에 삽입&gt;&gt;</w:t>
+            </w:r>
+          </w:p>
+          <w:p>
+            <w:pPr>
+              <w:jc w:val="center"/>
+            </w:pPr>
+            <w:r>
+              <w:rPr>
+                <w:rFonts w:ascii="맑은 고딕" w:hAnsi="맑은 고딕" w:eastAsia="맑은 고딕"/>
+                <w:b w:val="0"/>
+                <w:i/>
+                <w:color w:val="606B7A"/>
+                <w:sz w:val="18"/>
+              </w:rPr>
+              <w:t>노출자산/피해비용 패널을 펼친 상태</w:t>
+            </w:r>
+          </w:p>
+        </w:tc>
+      </w:tr>
+    </w:tbl>
+    <w:p>
+      <w:pPr>
+        <w:spacing w:before="60" w:after="260"/>
+        <w:jc w:val="center"/>
+      </w:pPr>
+      <w:r>
+        <w:rPr>
+          <w:rFonts w:ascii="맑은 고딕" w:hAnsi="맑은 고딕" w:eastAsia="맑은 고딕"/>
+          <w:b w:val="0"/>
+          <w:i w:val="0"/>
+          <w:color w:val="606B7A"/>
+          <w:sz w:val="18"/>
+        </w:rPr>
+        <w:t>[그림 32] 관공서 모드 — 노출자산·피해비용 상세. 818동·102.5ha와 고시 단가 근거, 가정 칩이 함께 붙은 상태</w:t>
+      </w:r>
+    </w:p>
+    <w:tbl>
+      <w:tblPr>
+        <w:tblStyle w:val="TableGrid"/>
+        <w:tblW w:type="auto" w:w="0"/>
+        <w:jc w:val="center"/>
+        <w:tblLook w:firstColumn="1" w:firstRow="1" w:lastColumn="0" w:lastRow="0" w:noHBand="0" w:noVBand="1" w:val="04A0"/>
+      </w:tblPr>
+      <w:tblGrid>
+        <w:gridCol w:w="9298"/>
+      </w:tblGrid>
+      <w:tr>
+        <w:trPr>
+          <w:trHeight w:val="4195"/>
+        </w:trPr>
+        <w:tc>
+          <w:tcPr>
+            <w:tcW w:type="dxa" w:w="8844"/>
+            <w:shd w:val="clear" w:fill="F8FAFC"/>
+          </w:tcPr>
+          <w:p>
+            <w:pPr>
+              <w:spacing w:before="1184"/>
+              <w:jc w:val="center"/>
+            </w:pPr>
+            <w:r>
+              <w:rPr>
+                <w:rFonts w:ascii="맑은 고딕" w:hAnsi="맑은 고딕" w:eastAsia="맑은 고딕"/>
+                <w:b/>
+                <w:i w:val="0"/>
+                <w:color w:val="1D4ED8"/>
+                <w:sz w:val="26"/>
+              </w:rPr>
+              <w:t>&lt;&lt;이곳에 삽입&gt;&gt;</w:t>
+            </w:r>
+          </w:p>
+          <w:p>
+            <w:pPr>
+              <w:jc w:val="center"/>
+            </w:pPr>
+            <w:r>
+              <w:rPr>
+                <w:rFonts w:ascii="맑은 고딕" w:hAnsi="맑은 고딕" w:eastAsia="맑은 고딕"/>
+                <w:b w:val="0"/>
+                <w:i/>
+                <w:color w:val="606B7A"/>
+                <w:sz w:val="18"/>
+              </w:rPr>
+              <w:t>고립 분석 결과 패널의 경고문까지 보이도록 촬영</w:t>
+            </w:r>
+          </w:p>
+        </w:tc>
+      </w:tr>
+    </w:tbl>
+    <w:p>
+      <w:pPr>
+        <w:spacing w:before="60" w:after="260"/>
+        <w:jc w:val="center"/>
+      </w:pPr>
+      <w:r>
+        <w:rPr>
+          <w:rFonts w:ascii="맑은 고딕" w:hAnsi="맑은 고딕" w:eastAsia="맑은 고딕"/>
+          <w:b w:val="0"/>
+          <w:i w:val="0"/>
+          <w:color w:val="606B7A"/>
+          <w:sz w:val="18"/>
+        </w:rPr>
+        <w:t>[그림 33] 관공서 모드 — 고립·통행불가 판정 결과. 군집 수, 고립 건물 수, 제외 사유 경고문이 함께 표시된다</w:t>
+      </w:r>
+    </w:p>
+    <w:tbl>
+      <w:tblPr>
+        <w:tblStyle w:val="TableGrid"/>
+        <w:tblW w:type="auto" w:w="0"/>
+        <w:jc w:val="center"/>
+        <w:tblLook w:firstColumn="1" w:firstRow="1" w:lastColumn="0" w:lastRow="0" w:noHBand="0" w:noVBand="1" w:val="04A0"/>
+      </w:tblPr>
+      <w:tblGrid>
+        <w:gridCol w:w="9298"/>
+      </w:tblGrid>
+      <w:tr>
+        <w:trPr>
+          <w:trHeight w:val="4195"/>
+        </w:trPr>
+        <w:tc>
+          <w:tcPr>
+            <w:tcW w:type="dxa" w:w="8844"/>
+            <w:shd w:val="clear" w:fill="F8FAFC"/>
+          </w:tcPr>
+          <w:p>
+            <w:pPr>
+              <w:spacing w:before="1184"/>
+              <w:jc w:val="center"/>
+            </w:pPr>
+            <w:r>
+              <w:rPr>
+                <w:rFonts w:ascii="맑은 고딕" w:hAnsi="맑은 고딕" w:eastAsia="맑은 고딕"/>
+                <w:b/>
+                <w:i w:val="0"/>
+                <w:color w:val="1D4ED8"/>
+                <w:sz w:val="26"/>
+              </w:rPr>
+              <w:t>&lt;&lt;이곳에 삽입&gt;&gt;</w:t>
+            </w:r>
+          </w:p>
+          <w:p>
+            <w:pPr>
+              <w:jc w:val="center"/>
+            </w:pPr>
+            <w:r>
+              <w:rPr>
+                <w:rFonts w:ascii="맑은 고딕" w:hAnsi="맑은 고딕" w:eastAsia="맑은 고딕"/>
+                <w:b w:val="0"/>
+                <w:i/>
+                <w:color w:val="606B7A"/>
+                <w:sz w:val="18"/>
+              </w:rPr>
+              <w:t>경보 초안이 생성된 상태의 패널</w:t>
+            </w:r>
+          </w:p>
+        </w:tc>
+      </w:tr>
+    </w:tbl>
+    <w:p>
+      <w:pPr>
+        <w:spacing w:before="60" w:after="260"/>
+        <w:jc w:val="center"/>
+      </w:pPr>
+      <w:r>
+        <w:rPr>
+          <w:rFonts w:ascii="맑은 고딕" w:hAnsi="맑은 고딕" w:eastAsia="맑은 고딕"/>
+          <w:b w:val="0"/>
+          <w:i w:val="0"/>
+          <w:color w:val="606B7A"/>
+          <w:sz w:val="18"/>
+        </w:rPr>
+        <w:t>[그림 34] 관공서 모드 — 경보 초안. 승인 전까지 권고 상태이며 발령은 사람이 누른다</w:t>
+      </w:r>
+    </w:p>
+    <w:p>
+      <w:pPr>
+        <w:pStyle w:val="Heading2"/>
+      </w:pPr>
+      <w:r>
+        <w:t>9.3  AI 재난 상담 챗봇 — 화면의 값을 근거로 답한다</w:t>
+      </w:r>
+    </w:p>
+    <w:p>
+      <w:pPr>
+        <w:spacing w:after="140"/>
+      </w:pPr>
+      <w:r>
+        <w:rPr>
+          <w:rFonts w:ascii="맑은 고딕" w:hAnsi="맑은 고딕" w:eastAsia="맑은 고딕"/>
+          <w:b/>
+          <w:i w:val="0"/>
+          <w:color w:val="111827"/>
+          <w:sz w:val="21"/>
+        </w:rPr>
+        <w:t>지도와 패널이 보여주는 것은 ‘상태’이지만, 사용자가 실제로 던지는 것은 문장입니다. ‘지금 나가도 되나요’, ‘이 길로 가도 됩니까’, ‘우리 마을은 왜 고립으로 표시됐나요’ 같은 질문에 답하기 위해 대화형 상담 기능을 붙였습니다.</w:t>
+      </w:r>
+    </w:p>
+    <w:p>
+      <w:pPr>
+        <w:spacing w:after="140"/>
+      </w:pPr>
+      <w:r>
+        <w:rPr>
+          <w:rFonts w:ascii="맑은 고딕" w:hAnsi="맑은 고딕" w:eastAsia="맑은 고딕"/>
+          <w:b w:val="0"/>
+          <w:i w:val="0"/>
+          <w:color w:val="111827"/>
+          <w:sz w:val="21"/>
+        </w:rPr>
+        <w:t>챗봇은 일반적인 재난 상식을 생성하는 것이 아니라, 지금 화면에 로드된 경보 패키지를 컨텍스트로 받습니다. 위험확률, 노출자산, 고립 판정, 대피소와 경로, 각 값의 출처 배지와 가정이 그대로 모델에 전달되므로 답변이 화면의 숫자와 어긋나지 않습니다. 응답은 Gemini 모델로 생성하고 800자 이내로 제한하며, 타이핑 효과로 순차 출력해 사용자가 읽는 도중에도 내용을 따라갈 수 있게 했습니다.</w:t>
+      </w:r>
+    </w:p>
+    <w:p>
+      <w:pPr>
+        <w:pStyle w:val="ListBullet"/>
+        <w:spacing w:after="60" w:line="348" w:lineRule="auto"/>
+      </w:pPr>
+      <w:r>
+        <w:rPr>
+          <w:rFonts w:ascii="맑은 고딕" w:hAnsi="맑은 고딕" w:eastAsia="맑은 고딕"/>
+          <w:b/>
+          <w:i w:val="0"/>
+          <w:color w:val="111827"/>
+          <w:sz w:val="21"/>
+        </w:rPr>
+        <w:t xml:space="preserve">컨텍스트 주입 — </w:t>
+      </w:r>
+      <w:r>
+        <w:rPr>
+          <w:rFonts w:ascii="맑은 고딕" w:hAnsi="맑은 고딕" w:eastAsia="맑은 고딕"/>
+          <w:b w:val="0"/>
+          <w:i w:val="0"/>
+          <w:color w:val="111827"/>
+          <w:sz w:val="21"/>
+        </w:rPr>
+        <w:t>현재 경보 패키지(모듈 A·B·C·D·E·G 산출 전체)를 질의마다 함께 전달합니다.</w:t>
+      </w:r>
+    </w:p>
+    <w:p>
+      <w:pPr>
+        <w:pStyle w:val="ListBullet"/>
+        <w:spacing w:after="60" w:line="348" w:lineRule="auto"/>
+      </w:pPr>
+      <w:r>
+        <w:rPr>
+          <w:rFonts w:ascii="맑은 고딕" w:hAnsi="맑은 고딕" w:eastAsia="맑은 고딕"/>
+          <w:b/>
+          <w:i w:val="0"/>
+          <w:color w:val="111827"/>
+          <w:sz w:val="21"/>
+        </w:rPr>
+        <w:t xml:space="preserve">답변 길이 제한 — </w:t>
+      </w:r>
+      <w:r>
+        <w:rPr>
+          <w:rFonts w:ascii="맑은 고딕" w:hAnsi="맑은 고딕" w:eastAsia="맑은 고딕"/>
+          <w:b w:val="0"/>
+          <w:i w:val="0"/>
+          <w:color w:val="111827"/>
+          <w:sz w:val="21"/>
+        </w:rPr>
+        <w:t>800자 상한. 재난 상황에서 긴 답변은 읽히지 않기 때문입니다.</w:t>
+      </w:r>
+    </w:p>
+    <w:p>
+      <w:pPr>
+        <w:pStyle w:val="ListBullet"/>
+        <w:spacing w:after="60" w:line="348" w:lineRule="auto"/>
+      </w:pPr>
+      <w:r>
+        <w:rPr>
+          <w:rFonts w:ascii="맑은 고딕" w:hAnsi="맑은 고딕" w:eastAsia="맑은 고딕"/>
+          <w:b/>
+          <w:i w:val="0"/>
+          <w:color w:val="111827"/>
+          <w:sz w:val="21"/>
+        </w:rPr>
+        <w:t xml:space="preserve">생성 범위 제한 — </w:t>
+      </w:r>
+      <w:r>
+        <w:rPr>
+          <w:rFonts w:ascii="맑은 고딕" w:hAnsi="맑은 고딕" w:eastAsia="맑은 고딕"/>
+          <w:b w:val="0"/>
+          <w:i w:val="0"/>
+          <w:color w:val="111827"/>
+          <w:sz w:val="21"/>
+        </w:rPr>
+        <w:t>값을 새로 만들지 않고, 주어진 패키지 안의 값을 설명·요약합니다.</w:t>
+      </w:r>
+    </w:p>
+    <w:p>
+      <w:pPr>
+        <w:pStyle w:val="ListBullet"/>
+        <w:spacing w:after="60" w:line="348" w:lineRule="auto"/>
+      </w:pPr>
+      <w:r>
+        <w:rPr>
+          <w:rFonts w:ascii="맑은 고딕" w:hAnsi="맑은 고딕" w:eastAsia="맑은 고딕"/>
+          <w:b/>
+          <w:i w:val="0"/>
+          <w:color w:val="111827"/>
+          <w:sz w:val="21"/>
+        </w:rPr>
+        <w:t xml:space="preserve">표기 일관성 — </w:t>
+      </w:r>
+      <w:r>
+        <w:rPr>
+          <w:rFonts w:ascii="맑은 고딕" w:hAnsi="맑은 고딕" w:eastAsia="맑은 고딕"/>
+          <w:b w:val="0"/>
+          <w:i w:val="0"/>
+          <w:color w:val="111827"/>
+          <w:sz w:val="21"/>
+        </w:rPr>
+        <w:t>챗봇이 인용하는 수치는 패널에 표시된 값과 같은 출처입니다.</w:t>
+      </w:r>
+    </w:p>
+    <w:tbl>
+      <w:tblPr>
+        <w:tblStyle w:val="TableGrid"/>
+        <w:tblW w:type="auto" w:w="0"/>
+        <w:jc w:val="center"/>
+        <w:tblLook w:firstColumn="1" w:firstRow="1" w:lastColumn="0" w:lastRow="0" w:noHBand="0" w:noVBand="1" w:val="04A0"/>
+      </w:tblPr>
+      <w:tblGrid>
+        <w:gridCol w:w="9298"/>
+      </w:tblGrid>
+      <w:tr>
+        <w:trPr>
+          <w:trHeight w:val="4195"/>
+        </w:trPr>
+        <w:tc>
+          <w:tcPr>
+            <w:tcW w:type="dxa" w:w="8844"/>
+            <w:shd w:val="clear" w:fill="F8FAFC"/>
+          </w:tcPr>
+          <w:p>
+            <w:pPr>
+              <w:spacing w:before="1184"/>
+              <w:jc w:val="center"/>
+            </w:pPr>
+            <w:r>
+              <w:rPr>
+                <w:rFonts w:ascii="맑은 고딕" w:hAnsi="맑은 고딕" w:eastAsia="맑은 고딕"/>
+                <w:b/>
+                <w:i w:val="0"/>
+                <w:color w:val="1D4ED8"/>
+                <w:sz w:val="26"/>
+              </w:rPr>
+              <w:t>&lt;&lt;이곳에 삽입&gt;&gt;</w:t>
+            </w:r>
+          </w:p>
+          <w:p>
+            <w:pPr>
+              <w:jc w:val="center"/>
+            </w:pPr>
+            <w:r>
+              <w:rPr>
+                <w:rFonts w:ascii="맑은 고딕" w:hAnsi="맑은 고딕" w:eastAsia="맑은 고딕"/>
+                <w:b w:val="0"/>
+                <w:i/>
+                <w:color w:val="606B7A"/>
+                <w:sz w:val="18"/>
+              </w:rPr>
+              <w:t>챗봇 패널을 열고 “지금 대피해야 하나요” 등 질문·답변이 모두 보이는 상태</w:t>
+            </w:r>
+          </w:p>
+        </w:tc>
+      </w:tr>
+    </w:tbl>
+    <w:p>
+      <w:pPr>
+        <w:spacing w:before="60" w:after="260"/>
+        <w:jc w:val="center"/>
+      </w:pPr>
+      <w:r>
+        <w:rPr>
+          <w:rFonts w:ascii="맑은 고딕" w:hAnsi="맑은 고딕" w:eastAsia="맑은 고딕"/>
+          <w:b w:val="0"/>
+          <w:i w:val="0"/>
+          <w:color w:val="606B7A"/>
+          <w:sz w:val="18"/>
+        </w:rPr>
+        <w:t>[그림 35] AI 재난 상담 챗봇 — 현재 경보 패키지를 컨텍스트로 받아 답변한다. 답변의 수치는 화면 패널의 값과 같은 출처다</w:t>
+      </w:r>
+    </w:p>
+    <w:p>
+      <w:pPr>
+        <w:spacing w:before="100" w:after="200" w:line="348" w:lineRule="auto"/>
+        <w:ind w:left="340"/>
+        <w:pBdr>
+          <w:left w:val="single" w:sz="18" w:space="10" w:color="D97706"/>
+        </w:pBdr>
+      </w:pPr>
+      <w:r>
+        <w:rPr>
+          <w:rFonts w:ascii="맑은 고딕" w:hAnsi="맑은 고딕" w:eastAsia="맑은 고딕"/>
+          <w:b w:val="0"/>
+          <w:i w:val="0"/>
+          <w:color w:val="606B7A"/>
+          <w:sz w:val="19"/>
+        </w:rPr>
+        <w:t>챗봇은 판단을 대신하지 않습니다. 발령·대피 지시는 사람이 결정하며, 챗봇의 역할은 이미 산출된 값을 사용자의 언어로 옮기는 것까지입니다. 이 경계는 10장의 ‘자동화의 범위 제한’과 같은 원칙입니다.</w:t>
+      </w:r>
+    </w:p>
+    <w:p>
+      <w:pPr>
+        <w:pStyle w:val="Heading2"/>
+      </w:pPr>
+      <w:r>
+        <w:t>9.4  활용 시나리오 — 산청 재연</w:t>
       </w:r>
     </w:p>
     <w:p>
@@ -7743,7 +10405,7 @@
           <w:color w:val="111827"/>
           <w:sz w:val="21"/>
         </w:rPr>
-        <w:t>다만 배지 하나로는 정직할 수 없는 값이 있습니다. ‘노출 건물 351동’은 공간연산 결과지만, ‘피해액 8.72억원’은 그 위에 필지 단위 주용도 조인과 1동=1세대 가정이 얹힌 값입니다. 그래서 배지는 ‘어떻게 산출됐는가’, 별도 칩은 ‘무슨 가정이 얹혔는가’로 채널을 나눴습니다.</w:t>
+        <w:t>다만 배지 하나로는 정직할 수 없는 값이 있습니다. ‘노출 건물 818동’은 공간연산 결과지만, ‘피해액 17.70억원’은 그 위에 필지 단위 주용도 조인과 1동=1세대 가정이 얹힌 값입니다. 그래서 배지는 ‘어떻게 산출됐는가’, 별도 칩은 ‘무슨 가정이 얹혔는가’로 채널을 나눴습니다.</w:t>
       </w:r>
     </w:p>
     <w:p>
@@ -7756,7 +10418,7 @@
         <w:drawing>
           <wp:inline xmlns:a="http://schemas.openxmlformats.org/drawingml/2006/main" xmlns:pic="http://schemas.openxmlformats.org/drawingml/2006/picture">
             <wp:extent cx="5472000" cy="2043221"/>
-            <wp:docPr id="24" name="Picture 24"/>
+            <wp:docPr id="25" name="Picture 25"/>
             <wp:cNvGraphicFramePr>
               <a:graphicFrameLocks noChangeAspect="1"/>
             </wp:cNvGraphicFramePr>
@@ -7768,7 +10430,7 @@
                     <pic:cNvPicPr/>
                   </pic:nvPicPr>
                   <pic:blipFill>
-                    <a:blip r:embed="rId32"/>
+                    <a:blip r:embed="rId33"/>
                     <a:stretch>
                       <a:fillRect/>
                     </a:stretch>
@@ -7800,7 +10462,7 @@
           <w:color w:val="606B7A"/>
           <w:sz w:val="18"/>
         </w:rPr>
-        <w:t>[그림 17] Provenance 배지 체계와 가정 표기 이원 채널</w:t>
+        <w:t>[그림 36] Provenance 배지 체계와 가정 표기 이원 채널</w:t>
       </w:r>
     </w:p>
     <w:p>
@@ -7836,7 +10498,7 @@
         <w:drawing>
           <wp:inline xmlns:a="http://schemas.openxmlformats.org/drawingml/2006/main" xmlns:pic="http://schemas.openxmlformats.org/drawingml/2006/picture">
             <wp:extent cx="5472000" cy="2688476"/>
-            <wp:docPr id="25" name="Picture 25"/>
+            <wp:docPr id="26" name="Picture 26"/>
             <wp:cNvGraphicFramePr>
               <a:graphicFrameLocks noChangeAspect="1"/>
             </wp:cNvGraphicFramePr>
@@ -7848,7 +10510,7 @@
                     <pic:cNvPicPr/>
                   </pic:nvPicPr>
                   <pic:blipFill>
-                    <a:blip r:embed="rId33"/>
+                    <a:blip r:embed="rId34"/>
                     <a:stretch>
                       <a:fillRect/>
                     </a:stretch>
@@ -7880,7 +10542,7 @@
           <w:color w:val="606B7A"/>
           <w:sz w:val="18"/>
         </w:rPr>
-        <w:t>[그림 18] 모듈별 폴백 계층 설계</w:t>
+        <w:t>[그림 37] 모듈별 폴백 계층 설계</w:t>
       </w:r>
     </w:p>
     <w:p>
@@ -7946,7 +10608,7 @@
         <w:drawing>
           <wp:inline xmlns:a="http://schemas.openxmlformats.org/drawingml/2006/main" xmlns:pic="http://schemas.openxmlformats.org/drawingml/2006/picture">
             <wp:extent cx="5472000" cy="2073487"/>
-            <wp:docPr id="26" name="Picture 26"/>
+            <wp:docPr id="27" name="Picture 27"/>
             <wp:cNvGraphicFramePr>
               <a:graphicFrameLocks noChangeAspect="1"/>
             </wp:cNvGraphicFramePr>
@@ -7958,7 +10620,7 @@
                     <pic:cNvPicPr/>
                   </pic:nvPicPr>
                   <pic:blipFill>
-                    <a:blip r:embed="rId34"/>
+                    <a:blip r:embed="rId35"/>
                     <a:stretch>
                       <a:fillRect/>
                     </a:stretch>
@@ -7990,7 +10652,7 @@
           <w:color w:val="606B7A"/>
           <w:sz w:val="18"/>
         </w:rPr>
-        <w:t>[그림 19] human-in-the-loop 의사결정 구조와 escalation</w:t>
+        <w:t>[그림 38] human-in-the-loop 의사결정 구조와 escalation</w:t>
       </w:r>
     </w:p>
     <w:p>
@@ -8082,7 +10744,7 @@
           <w:color w:val="606B7A"/>
           <w:sz w:val="18"/>
         </w:rPr>
-        <w:t>[표 11] 정책값 근거 수준 분류</w:t>
+        <w:t>[표 12] 정책값 근거 수준 분류</w:t>
       </w:r>
     </w:p>
     <w:tbl>
@@ -8476,7 +11138,7 @@
           <w:color w:val="606B7A"/>
           <w:sz w:val="18"/>
         </w:rPr>
-        <w:t>[표 12] 트랙별 역할 분담</w:t>
+        <w:t>[표 13] 트랙별 역할 분담</w:t>
       </w:r>
     </w:p>
     <w:tbl>
@@ -8625,7 +11287,7 @@
                 <w:color w:val="111827"/>
                 <w:sz w:val="19"/>
               </w:rPr>
-              <w:t>김민석</w:t>
+              <w:t>트랙①</w:t>
             </w:r>
           </w:p>
         </w:tc>
@@ -8711,7 +11373,7 @@
                 <w:color w:val="111827"/>
                 <w:sz w:val="19"/>
               </w:rPr>
-              <w:t>나정우</w:t>
+              <w:t>트랙②</w:t>
             </w:r>
           </w:p>
         </w:tc>
@@ -8797,7 +11459,7 @@
                 <w:color w:val="111827"/>
                 <w:sz w:val="19"/>
               </w:rPr>
-              <w:t>하수범</w:t>
+              <w:t>트랙③</w:t>
             </w:r>
           </w:p>
         </w:tc>
@@ -8839,7 +11501,7 @@
                 <w:color w:val="111827"/>
                 <w:sz w:val="19"/>
               </w:rPr>
-              <w:t>상태머신·경보 전파, 3D 대시보드, 통합·데모 총괄</w:t>
+              <w:t>상태머신·경보 전파, 3D 대시보드, 통합 총괄</w:t>
             </w:r>
           </w:p>
         </w:tc>
@@ -8984,7 +11646,7 @@
         <w:drawing>
           <wp:inline xmlns:a="http://schemas.openxmlformats.org/drawingml/2006/main" xmlns:pic="http://schemas.openxmlformats.org/drawingml/2006/picture">
             <wp:extent cx="5544000" cy="2140780"/>
-            <wp:docPr id="27" name="Picture 27"/>
+            <wp:docPr id="28" name="Picture 28"/>
             <wp:cNvGraphicFramePr>
               <a:graphicFrameLocks noChangeAspect="1"/>
             </wp:cNvGraphicFramePr>
@@ -8996,7 +11658,7 @@
                     <pic:cNvPicPr/>
                   </pic:nvPicPr>
                   <pic:blipFill>
-                    <a:blip r:embed="rId35"/>
+                    <a:blip r:embed="rId36"/>
                     <a:stretch>
                       <a:fillRect/>
                     </a:stretch>
@@ -9028,7 +11690,7 @@
           <w:color w:val="606B7A"/>
           <w:sz w:val="18"/>
         </w:rPr>
-        <w:t>[그림 20] 단계별 구현 로드맵과 트랙별 책임</w:t>
+        <w:t>[그림 39] 단계별 구현 로드맵과 트랙별 책임</w:t>
       </w:r>
     </w:p>
     <w:p>
@@ -9290,7 +11952,7 @@
           <w:color w:val="606B7A"/>
           <w:sz w:val="18"/>
         </w:rPr>
-        <w:t>[표 13] 현재 해소되지 않은 한계와 그 영향</w:t>
+        <w:t>[표 14] 현재 해소되지 않은 한계와 그 영향</w:t>
       </w:r>
     </w:p>
     <w:tbl>
@@ -9654,7 +12316,7 @@
                 <w:color w:val="111827"/>
                 <w:sz w:val="19"/>
               </w:rPr>
-              <w:t>데모 부지 토양</w:t>
+              <w:t>Module A 폴백 단계</w:t>
             </w:r>
           </w:p>
         </w:tc>
@@ -9675,7 +12337,7 @@
                 <w:color w:val="111827"/>
                 <w:sz w:val="19"/>
               </w:rPr>
-              <w:t>미주입</w:t>
+              <w:t>tier 2 (사전계산 위험영역 레이어)</w:t>
             </w:r>
           </w:p>
         </w:tc>
@@ -9696,7 +12358,72 @@
                 <w:color w:val="111827"/>
                 <w:sz w:val="19"/>
               </w:rPr>
-              <w:t>Module A가 tier 2 폴백 → 데모가 운영 임계 0.7 미달</w:t>
+              <w:t>위험영역의 공간정확도가 발생부 참값 부재로 미검증</w:t>
+            </w:r>
+          </w:p>
+        </w:tc>
+      </w:tr>
+      <w:tr>
+        <w:tc>
+          <w:tcPr>
+            <w:tcW w:type="dxa" w:w="1928"/>
+          </w:tcPr>
+          <w:p>
+            <w:pPr>
+              <w:spacing w:after="40" w:line="300" w:lineRule="auto"/>
+            </w:pPr>
+            <w:r/>
+            <w:r>
+              <w:rPr>
+                <w:rFonts w:ascii="맑은 고딕" w:hAnsi="맑은 고딕" w:eastAsia="맑은 고딕"/>
+                <w:b w:val="0"/>
+                <w:i w:val="0"/>
+                <w:color w:val="111827"/>
+                <w:sz w:val="19"/>
+              </w:rPr>
+              <w:t>위험영역 클립 누락</w:t>
+            </w:r>
+          </w:p>
+        </w:tc>
+        <w:tc>
+          <w:tcPr>
+            <w:tcW w:type="dxa" w:w="2608"/>
+          </w:tcPr>
+          <w:p>
+            <w:pPr>
+              <w:spacing w:after="40" w:line="300" w:lineRule="auto"/>
+            </w:pPr>
+            <w:r/>
+            <w:r>
+              <w:rPr>
+                <w:rFonts w:ascii="맑은 고딕" w:hAnsi="맑은 고딕" w:eastAsia="맑은 고딕"/>
+                <w:b w:val="0"/>
+                <w:i w:val="0"/>
+                <w:color w:val="111827"/>
+                <w:sz w:val="19"/>
+              </w:rPr>
+              <w:t>5%가 AOI 밖</w:t>
+            </w:r>
+          </w:p>
+        </w:tc>
+        <w:tc>
+          <w:tcPr>
+            <w:tcW w:type="dxa" w:w="4309"/>
+          </w:tcPr>
+          <w:p>
+            <w:pPr>
+              <w:spacing w:after="40" w:line="300" w:lineRule="auto"/>
+            </w:pPr>
+            <w:r/>
+            <w:r>
+              <w:rPr>
+                <w:rFonts w:ascii="맑은 고딕" w:hAnsi="맑은 고딕" w:eastAsia="맑은 고딕"/>
+                <w:b w:val="0"/>
+                <w:i w:val="0"/>
+                <w:color w:val="111827"/>
+                <w:sz w:val="19"/>
+              </w:rPr>
+              <w:t>그만큼의 노출자산이 빠져 피해액은 하한</w:t>
             </w:r>
           </w:p>
         </w:tc>
@@ -9740,7 +12467,7 @@
                 <w:color w:val="111827"/>
                 <w:sz w:val="19"/>
               </w:rPr>
-              <w:t>산청 63.1% / 강남·서초 86.2%</w:t>
+              <w:t>산청 71.0% / 강남·서초 86.2%</w:t>
             </w:r>
           </w:p>
         </w:tc>
@@ -9805,7 +12532,7 @@
                 <w:color w:val="111827"/>
                 <w:sz w:val="19"/>
               </w:rPr>
-              <w:t>미작성 (491개 중 0개)</w:t>
+              <w:t>9개 (전체 561개 중)</w:t>
             </w:r>
           </w:p>
         </w:tc>
@@ -9826,7 +12553,7 @@
                 <w:color w:val="111827"/>
                 <w:sz w:val="19"/>
               </w:rPr>
-              <w:t>다른 모듈과 달리 자동 검증이 없음</w:t>
+              <w:t>다른 모듈보다 자동 검증이 얇음</w:t>
             </w:r>
           </w:p>
         </w:tc>
@@ -9967,7 +12694,7 @@
           <w:color w:val="111827"/>
           <w:sz w:val="20"/>
         </w:rPr>
-        <w:t>2025년 산청 복합재해 타임라인과 회복 대상 구간</w:t>
+        <w:t>산불–호우 재해연쇄의 전파 경로와 각 단계에 대응하는 모듈</w:t>
       </w:r>
     </w:p>
     <w:p>
@@ -9992,7 +12719,7 @@
           <w:color w:val="111827"/>
           <w:sz w:val="20"/>
         </w:rPr>
-        <w:t>재해연쇄 모델과 모듈 대응 구간</w:t>
+        <w:t>2025년 산청 복합재해 타임라인과 회복 대상 구간</w:t>
       </w:r>
     </w:p>
     <w:p>
@@ -10017,7 +12744,7 @@
           <w:color w:val="111827"/>
           <w:sz w:val="20"/>
         </w:rPr>
-        <w:t>아쿠아가드 시스템 아키텍처 및 데이터 흐름</w:t>
+        <w:t>전체 시스템 아키텍처 — ① 데이터 수집, ② 예측·판정 모듈 9종, ③ 오케스트레이션과 공통 봉투, ④ 사용자 화면(3D 지도·대시보드·AI 상담 챗봇). 화살표는 실제 호출·데이터 흐름이며 모듈 호출 순서는 A→B→C→D→E→G→H다.</w:t>
       </w:r>
     </w:p>
     <w:p>
@@ -10042,7 +12769,7 @@
           <w:color w:val="111827"/>
           <w:sz w:val="20"/>
         </w:rPr>
-        <w:t>모듈별 구현 코드량과 테스트 통과 수</w:t>
+        <w:t>계층별 데이터 흐름 — 관측에서 화면까지</w:t>
       </w:r>
     </w:p>
     <w:p>
@@ -10067,7 +12794,7 @@
           <w:color w:val="111827"/>
           <w:sz w:val="20"/>
         </w:rPr>
-        <w:t>화재흉터 증폭계수 f(dNBR, Δt)의 시간 감쇠</w:t>
+        <w:t>아쿠아가드 메인 화면 — 산청군 전역 조감. 브이월드 건물·도로 실데이터와 지형 위에 모듈 산출이 레이어로 올라간다</w:t>
       </w:r>
     </w:p>
     <w:p>
@@ -10092,7 +12819,7 @@
           <w:color w:val="111827"/>
           <w:sz w:val="20"/>
         </w:rPr>
-        <w:t>산불 기여도 분리 실험 (ablation)</w:t>
+        <w:t>모듈별 구현 코드량과 테스트 통과 수</w:t>
       </w:r>
     </w:p>
     <w:p>
@@ -10117,7 +12844,7 @@
           <w:color w:val="111827"/>
           <w:sz w:val="20"/>
         </w:rPr>
-        <w:t>Module C 규칙 판정면과 임계값 근거</w:t>
+        <w:t>화재흉터 증폭계수 f(dNBR, Δt)의 시간 감쇠</w:t>
       </w:r>
     </w:p>
     <w:p>
@@ -10142,7 +12869,7 @@
           <w:color w:val="111827"/>
           <w:sz w:val="20"/>
         </w:rPr>
-        <w:t>시민 역검증의 shrinkage 집계 곡선</w:t>
+        <w:t>산불 기여도 분리 실험 — 지반 시나리오 B_weathered</w:t>
       </w:r>
     </w:p>
     <w:p>
@@ -10167,7 +12894,7 @@
           <w:color w:val="111827"/>
           <w:sz w:val="20"/>
         </w:rPr>
-        <w:t>AOI 데이터 규모와 건물 주용도 조인 커버리지</w:t>
+        <w:t>Module C 규칙 판정면과 임계값 근거</w:t>
       </w:r>
     </w:p>
     <w:p>
@@ -10192,7 +12919,7 @@
           <w:color w:val="111827"/>
           <w:sz w:val="20"/>
         </w:rPr>
-        <w:t>산청 백테스트 실측 — decision latency와 hazard lead</w:t>
+        <w:t>시민 역검증의 shrinkage 집계 곡선</w:t>
       </w:r>
     </w:p>
     <w:p>
@@ -10217,7 +12944,7 @@
           <w:color w:val="111827"/>
           <w:sz w:val="20"/>
         </w:rPr>
-        <w:t>산사태 예측력 검증의 음성 결과</w:t>
+        <w:t>AOI 데이터 규모와 건물 주용도 조인 커버리지</w:t>
       </w:r>
     </w:p>
     <w:p>
@@ -10242,7 +12969,7 @@
           <w:color w:val="111827"/>
           <w:sz w:val="20"/>
         </w:rPr>
-        <w:t>사전등록 기준에 따른 ML 보정 기각</w:t>
+        <w:t>산청 백테스트 실측 — decision latency와 hazard lead</w:t>
       </w:r>
     </w:p>
     <w:p>
@@ -10267,7 +12994,7 @@
           <w:color w:val="111827"/>
           <w:sz w:val="20"/>
         </w:rPr>
-        <w:t>Module B 하천범람 엔진 교차검증</w:t>
+        <w:t>산사태 예측력 검증의 음성 결과</w:t>
       </w:r>
     </w:p>
     <w:p>
@@ -10292,7 +13019,7 @@
           <w:color w:val="111827"/>
           <w:sz w:val="20"/>
         </w:rPr>
-        <w:t>Module V 검증 엔진의 재해별 결과 차이</w:t>
+        <w:t>사전등록 기준에 따른 ML 보정 기각</w:t>
       </w:r>
     </w:p>
     <w:p>
@@ -10317,7 +13044,7 @@
           <w:color w:val="111827"/>
           <w:sz w:val="20"/>
         </w:rPr>
-        <w:t>노출자산 용도별 구성과 피해비용 (위험영역이 주어졌을 때)</w:t>
+        <w:t>Module B 하천범람 엔진 교차검증</w:t>
       </w:r>
     </w:p>
     <w:p>
@@ -10342,7 +13069,7 @@
           <w:color w:val="111827"/>
           <w:sz w:val="20"/>
         </w:rPr>
-        <w:t>시민 모드와 관공서 모드의 기능 분리</w:t>
+        <w:t>Module V 검증 엔진의 재해별 결과 차이</w:t>
       </w:r>
     </w:p>
     <w:p>
@@ -10367,7 +13094,7 @@
           <w:color w:val="111827"/>
           <w:sz w:val="20"/>
         </w:rPr>
-        <w:t>Provenance 배지 체계와 가정 표기 이원 채널</w:t>
+        <w:t>노출자산 용도별 구성과 피해비용 — 산청 재현 실행의 위험영역을 건축물·농경지와 교차한 결과이며, 단가는 국토부·농식품부 고시값이다</w:t>
       </w:r>
     </w:p>
     <w:p>
@@ -10392,7 +13119,7 @@
           <w:color w:val="111827"/>
           <w:sz w:val="20"/>
         </w:rPr>
-        <w:t>모듈별 폴백 계층 설계</w:t>
+        <w:t>Module B — 불어난 강물. 시간이 지나며 하천이 범람해 주변 농경지와 마을로 번진다. 얕은 가장자리는 남색, 깊은 물길로 갈수록 시안→연두→노랑으로 침수심이 색으로 표시된다</w:t>
       </w:r>
     </w:p>
     <w:p>
@@ -10417,7 +13144,7 @@
           <w:color w:val="111827"/>
           <w:sz w:val="20"/>
         </w:rPr>
-        <w:t>human-in-the-loop 의사결정 구조와 escalation</w:t>
+        <w:t>Module B — 침수심 근접. 깊이는 높이가 아니라 색으로 표현하며, 원본 50m 격자를 등수심선을 따라 다듬어 그린다(원본 대비 IoU 0.930 · 면적 −0.2%)</w:t>
       </w:r>
     </w:p>
     <w:p>
@@ -10442,6 +13169,481 @@
           <w:color w:val="111827"/>
           <w:sz w:val="20"/>
         </w:rPr>
+        <w:t>Module C·E — 물에 잠겨 통행이 끊긴 도로(빨강). 도로망 그래프에서 침수 영역과 겹치는 링크를 제거한 결과이며(침수 반영 1,956개 링크), 이 판정이 곧 고립 탐지의 입력이 된다</w:t>
+      </w:r>
+    </w:p>
+    <w:p>
+      <w:pPr>
+        <w:spacing w:after="60" w:line="336" w:lineRule="auto"/>
+      </w:pPr>
+      <w:r>
+        <w:rPr>
+          <w:rFonts w:ascii="맑은 고딕" w:hAnsi="맑은 고딕" w:eastAsia="맑은 고딕"/>
+          <w:b/>
+          <w:i w:val="0"/>
+          <w:color w:val="111827"/>
+          <w:sz w:val="20"/>
+        </w:rPr>
+        <w:t xml:space="preserve">[그림 21] </w:t>
+      </w:r>
+      <w:r>
+        <w:rPr>
+          <w:rFonts w:ascii="맑은 고딕" w:hAnsi="맑은 고딕" w:eastAsia="맑은 고딕"/>
+          <w:b w:val="0"/>
+          <w:i w:val="0"/>
+          <w:color w:val="111827"/>
+          <w:sz w:val="20"/>
+        </w:rPr>
+        <w:t>Module E — 고립마을(마젠타). 위험 도로를 제거했을 때 104개 대피소 어디로도 경로가 남지 않는 건물 군집. 침수 반영 시 2,445동 · 68개 군집</w:t>
+      </w:r>
+    </w:p>
+    <w:p>
+      <w:pPr>
+        <w:spacing w:after="60" w:line="336" w:lineRule="auto"/>
+      </w:pPr>
+      <w:r>
+        <w:rPr>
+          <w:rFonts w:ascii="맑은 고딕" w:hAnsi="맑은 고딕" w:eastAsia="맑은 고딕"/>
+          <w:b/>
+          <w:i w:val="0"/>
+          <w:color w:val="111827"/>
+          <w:sz w:val="20"/>
+        </w:rPr>
+        <w:t xml:space="preserve">[그림 22] </w:t>
+      </w:r>
+      <w:r>
+        <w:rPr>
+          <w:rFonts w:ascii="맑은 고딕" w:hAnsi="맑은 고딕" w:eastAsia="맑은 고딕"/>
+          <w:b w:val="0"/>
+          <w:i w:val="0"/>
+          <w:color w:val="111827"/>
+          <w:sz w:val="20"/>
+        </w:rPr>
+        <w:t>Module E — 대피소(초록)와 실도로 대피 경로. 네이버 Directions로 조회한 실제 도로 폴리라인(302개 절점)이며 직선 근사가 아니다. 차량 14.3분 · 도보 166.8분</w:t>
+      </w:r>
+    </w:p>
+    <w:p>
+      <w:pPr>
+        <w:spacing w:after="60" w:line="336" w:lineRule="auto"/>
+      </w:pPr>
+      <w:r>
+        <w:rPr>
+          <w:rFonts w:ascii="맑은 고딕" w:hAnsi="맑은 고딕" w:eastAsia="맑은 고딕"/>
+          <w:b/>
+          <w:i w:val="0"/>
+          <w:color w:val="111827"/>
+          <w:sz w:val="20"/>
+        </w:rPr>
+        <w:t xml:space="preserve">[그림 23] </w:t>
+      </w:r>
+      <w:r>
+        <w:rPr>
+          <w:rFonts w:ascii="맑은 고딕" w:hAnsi="맑은 고딕" w:eastAsia="맑은 고딕"/>
+          <w:b w:val="0"/>
+          <w:i w:val="0"/>
+          <w:color w:val="111827"/>
+          <w:sz w:val="20"/>
+        </w:rPr>
+        <w:t>Module A — 산사태 위험영역. 주황 P≥0.5(대응 시작 기준) 안에 빨강 P≥0.7이 들어 있고, 실제 폴리곤이 20~75m 조각이라 축소 시에도 보이도록 위치를 점으로 함께 표시한다</w:t>
+      </w:r>
+    </w:p>
+    <w:p>
+      <w:pPr>
+        <w:spacing w:after="60" w:line="336" w:lineRule="auto"/>
+      </w:pPr>
+      <w:r>
+        <w:rPr>
+          <w:rFonts w:ascii="맑은 고딕" w:hAnsi="맑은 고딕" w:eastAsia="맑은 고딕"/>
+          <w:b/>
+          <w:i w:val="0"/>
+          <w:color w:val="111827"/>
+          <w:sz w:val="20"/>
+        </w:rPr>
+        <w:t xml:space="preserve">[그림 24] </w:t>
+      </w:r>
+      <w:r>
+        <w:rPr>
+          <w:rFonts w:ascii="맑은 고딕" w:hAnsi="맑은 고딕" w:eastAsia="맑은 고딕"/>
+          <w:b w:val="0"/>
+          <w:i w:val="0"/>
+          <w:color w:val="111827"/>
+          <w:sz w:val="20"/>
+        </w:rPr>
+        <w:t>Module D — 노출자산 판정의 바탕이 되는 건물·도로 실데이터. 건물은 브이월드 건물통합정보(층수×3m 근사 높이), 도로는 국가교통정보센터 표준노드링크이며 교량·고가차도는 지면에서 띄운 데크로 그린다</w:t>
+      </w:r>
+    </w:p>
+    <w:p>
+      <w:pPr>
+        <w:spacing w:after="60" w:line="336" w:lineRule="auto"/>
+      </w:pPr>
+      <w:r>
+        <w:rPr>
+          <w:rFonts w:ascii="맑은 고딕" w:hAnsi="맑은 고딕" w:eastAsia="맑은 고딕"/>
+          <w:b/>
+          <w:i w:val="0"/>
+          <w:color w:val="111827"/>
+          <w:sz w:val="20"/>
+        </w:rPr>
+        <w:t xml:space="preserve">[그림 25] </w:t>
+      </w:r>
+      <w:r>
+        <w:rPr>
+          <w:rFonts w:ascii="맑은 고딕" w:hAnsi="맑은 고딕" w:eastAsia="맑은 고딕"/>
+          <w:b w:val="0"/>
+          <w:i w:val="0"/>
+          <w:color w:val="111827"/>
+          <w:sz w:val="20"/>
+        </w:rPr>
+        <w:t>시간축 비교 ① — 초기(2025.7.18 06:00). 다음 그림과 같은 화각이므로 나란히 놓으면 재해가 전개되는 과정이 그대로 드러난다</w:t>
+      </w:r>
+    </w:p>
+    <w:p>
+      <w:pPr>
+        <w:spacing w:after="60" w:line="336" w:lineRule="auto"/>
+      </w:pPr>
+      <w:r>
+        <w:rPr>
+          <w:rFonts w:ascii="맑은 고딕" w:hAnsi="맑은 고딕" w:eastAsia="맑은 고딕"/>
+          <w:b/>
+          <w:i w:val="0"/>
+          <w:color w:val="111827"/>
+          <w:sz w:val="20"/>
+        </w:rPr>
+        <w:t xml:space="preserve">[그림 26] </w:t>
+      </w:r>
+      <w:r>
+        <w:rPr>
+          <w:rFonts w:ascii="맑은 고딕" w:hAnsi="맑은 고딕" w:eastAsia="맑은 고딕"/>
+          <w:b w:val="0"/>
+          <w:i w:val="0"/>
+          <w:color w:val="111827"/>
+          <w:sz w:val="20"/>
+        </w:rPr>
+        <w:t>시간축 비교 ② — 첨두(2025.7.19 14:00). 같은 화각에서 침수 460→891ha, 위험영역 14→390곳으로 늘어난다</w:t>
+      </w:r>
+    </w:p>
+    <w:p>
+      <w:pPr>
+        <w:spacing w:after="60" w:line="336" w:lineRule="auto"/>
+      </w:pPr>
+      <w:r>
+        <w:rPr>
+          <w:rFonts w:ascii="맑은 고딕" w:hAnsi="맑은 고딕" w:eastAsia="맑은 고딕"/>
+          <w:b/>
+          <w:i w:val="0"/>
+          <w:color w:val="111827"/>
+          <w:sz w:val="20"/>
+        </w:rPr>
+        <w:t xml:space="preserve">[그림 27] </w:t>
+      </w:r>
+      <w:r>
+        <w:rPr>
+          <w:rFonts w:ascii="맑은 고딕" w:hAnsi="맑은 고딕" w:eastAsia="맑은 고딕"/>
+          <w:b w:val="0"/>
+          <w:i w:val="0"/>
+          <w:color w:val="111827"/>
+          <w:sz w:val="20"/>
+        </w:rPr>
+        <w:t>시민 모드와 관공서 모드의 기능 분리</w:t>
+      </w:r>
+    </w:p>
+    <w:p>
+      <w:pPr>
+        <w:spacing w:after="60" w:line="336" w:lineRule="auto"/>
+      </w:pPr>
+      <w:r>
+        <w:rPr>
+          <w:rFonts w:ascii="맑은 고딕" w:hAnsi="맑은 고딕" w:eastAsia="맑은 고딕"/>
+          <w:b/>
+          <w:i w:val="0"/>
+          <w:color w:val="111827"/>
+          <w:sz w:val="20"/>
+        </w:rPr>
+        <w:t xml:space="preserve">[그림 28] </w:t>
+      </w:r>
+      <w:r>
+        <w:rPr>
+          <w:rFonts w:ascii="맑은 고딕" w:hAnsi="맑은 고딕" w:eastAsia="맑은 고딕"/>
+          <w:b w:val="0"/>
+          <w:i w:val="0"/>
+          <w:color w:val="111827"/>
+          <w:sz w:val="20"/>
+        </w:rPr>
+        <w:t>시민 모드 — 우리동네 위험현황. 현재 위치 기준 위험 요약과 행동 지침</w:t>
+      </w:r>
+    </w:p>
+    <w:p>
+      <w:pPr>
+        <w:spacing w:after="60" w:line="336" w:lineRule="auto"/>
+      </w:pPr>
+      <w:r>
+        <w:rPr>
+          <w:rFonts w:ascii="맑은 고딕" w:hAnsi="맑은 고딕" w:eastAsia="맑은 고딕"/>
+          <w:b/>
+          <w:i w:val="0"/>
+          <w:color w:val="111827"/>
+          <w:sz w:val="20"/>
+        </w:rPr>
+        <w:t xml:space="preserve">[그림 29] </w:t>
+      </w:r>
+      <w:r>
+        <w:rPr>
+          <w:rFonts w:ascii="맑은 고딕" w:hAnsi="맑은 고딕" w:eastAsia="맑은 고딕"/>
+          <w:b w:val="0"/>
+          <w:i w:val="0"/>
+          <w:color w:val="111827"/>
+          <w:sz w:val="20"/>
+        </w:rPr>
+        <w:t>시민 모드 — 대피소 찾기. 대피소 목록과 각 대피소까지의 실도로 경로·소요시간</w:t>
+      </w:r>
+    </w:p>
+    <w:p>
+      <w:pPr>
+        <w:spacing w:after="60" w:line="336" w:lineRule="auto"/>
+      </w:pPr>
+      <w:r>
+        <w:rPr>
+          <w:rFonts w:ascii="맑은 고딕" w:hAnsi="맑은 고딕" w:eastAsia="맑은 고딕"/>
+          <w:b/>
+          <w:i w:val="0"/>
+          <w:color w:val="111827"/>
+          <w:sz w:val="20"/>
+        </w:rPr>
+        <w:t xml:space="preserve">[그림 30] </w:t>
+      </w:r>
+      <w:r>
+        <w:rPr>
+          <w:rFonts w:ascii="맑은 고딕" w:hAnsi="맑은 고딕" w:eastAsia="맑은 고딕"/>
+          <w:b w:val="0"/>
+          <w:i w:val="0"/>
+          <w:color w:val="111827"/>
+          <w:sz w:val="20"/>
+        </w:rPr>
+        <w:t>시민 모드 — 고립마을 위험. 침수로 진입로가 끊겨 대피소에 닿지 못하는 구역 안내</w:t>
+      </w:r>
+    </w:p>
+    <w:p>
+      <w:pPr>
+        <w:spacing w:after="60" w:line="336" w:lineRule="auto"/>
+      </w:pPr>
+      <w:r>
+        <w:rPr>
+          <w:rFonts w:ascii="맑은 고딕" w:hAnsi="맑은 고딕" w:eastAsia="맑은 고딕"/>
+          <w:b/>
+          <w:i w:val="0"/>
+          <w:color w:val="111827"/>
+          <w:sz w:val="20"/>
+        </w:rPr>
+        <w:t xml:space="preserve">[그림 31] </w:t>
+      </w:r>
+      <w:r>
+        <w:rPr>
+          <w:rFonts w:ascii="맑은 고딕" w:hAnsi="맑은 고딕" w:eastAsia="맑은 고딕"/>
+          <w:b w:val="0"/>
+          <w:i w:val="0"/>
+          <w:color w:val="111827"/>
+          <w:sz w:val="20"/>
+        </w:rPr>
+        <w:t>관공서 모드 — 경보 패키지 전체. 모듈별 산출과 provenance 배지가 함께 표시된 화면</w:t>
+      </w:r>
+    </w:p>
+    <w:p>
+      <w:pPr>
+        <w:spacing w:after="60" w:line="336" w:lineRule="auto"/>
+      </w:pPr>
+      <w:r>
+        <w:rPr>
+          <w:rFonts w:ascii="맑은 고딕" w:hAnsi="맑은 고딕" w:eastAsia="맑은 고딕"/>
+          <w:b/>
+          <w:i w:val="0"/>
+          <w:color w:val="111827"/>
+          <w:sz w:val="20"/>
+        </w:rPr>
+        <w:t xml:space="preserve">[그림 32] </w:t>
+      </w:r>
+      <w:r>
+        <w:rPr>
+          <w:rFonts w:ascii="맑은 고딕" w:hAnsi="맑은 고딕" w:eastAsia="맑은 고딕"/>
+          <w:b w:val="0"/>
+          <w:i w:val="0"/>
+          <w:color w:val="111827"/>
+          <w:sz w:val="20"/>
+        </w:rPr>
+        <w:t>관공서 모드 — 노출자산·피해비용 상세. 818동·102.5ha와 고시 단가 근거, 가정 칩이 함께 붙은 상태</w:t>
+      </w:r>
+    </w:p>
+    <w:p>
+      <w:pPr>
+        <w:spacing w:after="60" w:line="336" w:lineRule="auto"/>
+      </w:pPr>
+      <w:r>
+        <w:rPr>
+          <w:rFonts w:ascii="맑은 고딕" w:hAnsi="맑은 고딕" w:eastAsia="맑은 고딕"/>
+          <w:b/>
+          <w:i w:val="0"/>
+          <w:color w:val="111827"/>
+          <w:sz w:val="20"/>
+        </w:rPr>
+        <w:t xml:space="preserve">[그림 33] </w:t>
+      </w:r>
+      <w:r>
+        <w:rPr>
+          <w:rFonts w:ascii="맑은 고딕" w:hAnsi="맑은 고딕" w:eastAsia="맑은 고딕"/>
+          <w:b w:val="0"/>
+          <w:i w:val="0"/>
+          <w:color w:val="111827"/>
+          <w:sz w:val="20"/>
+        </w:rPr>
+        <w:t>관공서 모드 — 고립·통행불가 판정 결과. 군집 수, 고립 건물 수, 제외 사유 경고문이 함께 표시된다</w:t>
+      </w:r>
+    </w:p>
+    <w:p>
+      <w:pPr>
+        <w:spacing w:after="60" w:line="336" w:lineRule="auto"/>
+      </w:pPr>
+      <w:r>
+        <w:rPr>
+          <w:rFonts w:ascii="맑은 고딕" w:hAnsi="맑은 고딕" w:eastAsia="맑은 고딕"/>
+          <w:b/>
+          <w:i w:val="0"/>
+          <w:color w:val="111827"/>
+          <w:sz w:val="20"/>
+        </w:rPr>
+        <w:t xml:space="preserve">[그림 34] </w:t>
+      </w:r>
+      <w:r>
+        <w:rPr>
+          <w:rFonts w:ascii="맑은 고딕" w:hAnsi="맑은 고딕" w:eastAsia="맑은 고딕"/>
+          <w:b w:val="0"/>
+          <w:i w:val="0"/>
+          <w:color w:val="111827"/>
+          <w:sz w:val="20"/>
+        </w:rPr>
+        <w:t>관공서 모드 — 경보 초안. 승인 전까지 권고 상태이며 발령은 사람이 누른다</w:t>
+      </w:r>
+    </w:p>
+    <w:p>
+      <w:pPr>
+        <w:spacing w:after="60" w:line="336" w:lineRule="auto"/>
+      </w:pPr>
+      <w:r>
+        <w:rPr>
+          <w:rFonts w:ascii="맑은 고딕" w:hAnsi="맑은 고딕" w:eastAsia="맑은 고딕"/>
+          <w:b/>
+          <w:i w:val="0"/>
+          <w:color w:val="111827"/>
+          <w:sz w:val="20"/>
+        </w:rPr>
+        <w:t xml:space="preserve">[그림 35] </w:t>
+      </w:r>
+      <w:r>
+        <w:rPr>
+          <w:rFonts w:ascii="맑은 고딕" w:hAnsi="맑은 고딕" w:eastAsia="맑은 고딕"/>
+          <w:b w:val="0"/>
+          <w:i w:val="0"/>
+          <w:color w:val="111827"/>
+          <w:sz w:val="20"/>
+        </w:rPr>
+        <w:t>AI 재난 상담 챗봇 — 현재 경보 패키지를 컨텍스트로 받아 답변한다. 답변의 수치는 화면 패널의 값과 같은 출처다</w:t>
+      </w:r>
+    </w:p>
+    <w:p>
+      <w:pPr>
+        <w:spacing w:after="60" w:line="336" w:lineRule="auto"/>
+      </w:pPr>
+      <w:r>
+        <w:rPr>
+          <w:rFonts w:ascii="맑은 고딕" w:hAnsi="맑은 고딕" w:eastAsia="맑은 고딕"/>
+          <w:b/>
+          <w:i w:val="0"/>
+          <w:color w:val="111827"/>
+          <w:sz w:val="20"/>
+        </w:rPr>
+        <w:t xml:space="preserve">[그림 36] </w:t>
+      </w:r>
+      <w:r>
+        <w:rPr>
+          <w:rFonts w:ascii="맑은 고딕" w:hAnsi="맑은 고딕" w:eastAsia="맑은 고딕"/>
+          <w:b w:val="0"/>
+          <w:i w:val="0"/>
+          <w:color w:val="111827"/>
+          <w:sz w:val="20"/>
+        </w:rPr>
+        <w:t>Provenance 배지 체계와 가정 표기 이원 채널</w:t>
+      </w:r>
+    </w:p>
+    <w:p>
+      <w:pPr>
+        <w:spacing w:after="60" w:line="336" w:lineRule="auto"/>
+      </w:pPr>
+      <w:r>
+        <w:rPr>
+          <w:rFonts w:ascii="맑은 고딕" w:hAnsi="맑은 고딕" w:eastAsia="맑은 고딕"/>
+          <w:b/>
+          <w:i w:val="0"/>
+          <w:color w:val="111827"/>
+          <w:sz w:val="20"/>
+        </w:rPr>
+        <w:t xml:space="preserve">[그림 37] </w:t>
+      </w:r>
+      <w:r>
+        <w:rPr>
+          <w:rFonts w:ascii="맑은 고딕" w:hAnsi="맑은 고딕" w:eastAsia="맑은 고딕"/>
+          <w:b w:val="0"/>
+          <w:i w:val="0"/>
+          <w:color w:val="111827"/>
+          <w:sz w:val="20"/>
+        </w:rPr>
+        <w:t>모듈별 폴백 계층 설계</w:t>
+      </w:r>
+    </w:p>
+    <w:p>
+      <w:pPr>
+        <w:spacing w:after="60" w:line="336" w:lineRule="auto"/>
+      </w:pPr>
+      <w:r>
+        <w:rPr>
+          <w:rFonts w:ascii="맑은 고딕" w:hAnsi="맑은 고딕" w:eastAsia="맑은 고딕"/>
+          <w:b/>
+          <w:i w:val="0"/>
+          <w:color w:val="111827"/>
+          <w:sz w:val="20"/>
+        </w:rPr>
+        <w:t xml:space="preserve">[그림 38] </w:t>
+      </w:r>
+      <w:r>
+        <w:rPr>
+          <w:rFonts w:ascii="맑은 고딕" w:hAnsi="맑은 고딕" w:eastAsia="맑은 고딕"/>
+          <w:b w:val="0"/>
+          <w:i w:val="0"/>
+          <w:color w:val="111827"/>
+          <w:sz w:val="20"/>
+        </w:rPr>
+        <w:t>human-in-the-loop 의사결정 구조와 escalation</w:t>
+      </w:r>
+    </w:p>
+    <w:p>
+      <w:pPr>
+        <w:spacing w:after="60" w:line="336" w:lineRule="auto"/>
+      </w:pPr>
+      <w:r>
+        <w:rPr>
+          <w:rFonts w:ascii="맑은 고딕" w:hAnsi="맑은 고딕" w:eastAsia="맑은 고딕"/>
+          <w:b/>
+          <w:i w:val="0"/>
+          <w:color w:val="111827"/>
+          <w:sz w:val="20"/>
+        </w:rPr>
+        <w:t xml:space="preserve">[그림 39] </w:t>
+      </w:r>
+      <w:r>
+        <w:rPr>
+          <w:rFonts w:ascii="맑은 고딕" w:hAnsi="맑은 고딕" w:eastAsia="맑은 고딕"/>
+          <w:b w:val="0"/>
+          <w:i w:val="0"/>
+          <w:color w:val="111827"/>
+          <w:sz w:val="20"/>
+        </w:rPr>
         <w:t>단계별 구현 로드맵과 트랙별 책임</w:t>
       </w:r>
     </w:p>
@@ -10664,9 +13866,9 @@
         </w:rPr>
         <w:t>pip install -r requirements.txt</w:t>
         <w:br/>
-        <w:t>python -m pytest -q                            # 491개 통과</w:t>
+        <w:t>python -m pytest -q                            # 561개 통과</w:t>
         <w:br/>
-        <w:t>python scripts/build_proposal_figures.py       # 그림 14개</w:t>
+        <w:t>python scripts/build_proposal_figures.py       # 본문 그림</w:t>
         <w:br/>
         <w:t>python scripts/build_validation_figures.py     # 검증 그림 6개</w:t>
         <w:br/>
@@ -10682,6 +13884,538 @@
         <w:t>python backtest_sancheong/scripts/40_fire_landslide_overlap.py</w:t>
         <w:br/>
         <w:t>python backtest_sancheong/scripts/42_backtest_eval_split.py</w:t>
+      </w:r>
+    </w:p>
+    <w:p>
+      <w:r>
+        <w:br w:type="page"/>
+      </w:r>
+    </w:p>
+    <w:p>
+      <w:pPr>
+        <w:pStyle w:val="Heading1"/>
+      </w:pPr>
+      <w:r>
+        <w:t>참고문헌</w:t>
+      </w:r>
+    </w:p>
+    <w:p>
+      <w:pPr>
+        <w:spacing w:after="140"/>
+      </w:pPr>
+      <w:r>
+        <w:rPr>
+          <w:rFonts w:ascii="맑은 고딕" w:hAnsi="맑은 고딕" w:eastAsia="맑은 고딕"/>
+          <w:b w:val="0"/>
+          <w:i w:val="0"/>
+          <w:color w:val="111827"/>
+          <w:sz w:val="20"/>
+        </w:rPr>
+        <w:t>APA 7판 형식으로 정리했습니다. 본문의 정책 단가와 데이터 출처는 저장소의 policies/*.json과 docs/sources/에 원문 파일 경로까지 함께 기록돼 있습니다.</w:t>
+      </w:r>
+    </w:p>
+    <w:p>
+      <w:pPr>
+        <w:pStyle w:val="Heading2"/>
+      </w:pPr>
+      <w:r>
+        <w:t>법령·고시</w:t>
+      </w:r>
+    </w:p>
+    <w:p>
+      <w:pPr>
+        <w:spacing w:after="100" w:line="336" w:lineRule="auto"/>
+        <w:ind w:left="510" w:hanging="510"/>
+      </w:pPr>
+      <w:r>
+        <w:rPr>
+          <w:rFonts w:ascii="맑은 고딕" w:hAnsi="맑은 고딕" w:eastAsia="맑은 고딕"/>
+          <w:b w:val="0"/>
+          <w:i w:val="0"/>
+          <w:color w:val="111827"/>
+          <w:sz w:val="19"/>
+        </w:rPr>
+        <w:t>국토교통부. (2026). 자연재난 복구비용 산정기준 및 사회재난 생활안정지원 항목별 단가 (국토교통부고시 제2026-90호, 시행 2026. 2. 19.).</w:t>
+      </w:r>
+    </w:p>
+    <w:p>
+      <w:pPr>
+        <w:spacing w:after="100" w:line="336" w:lineRule="auto"/>
+        <w:ind w:left="510" w:hanging="510"/>
+      </w:pPr>
+      <w:r>
+        <w:rPr>
+          <w:rFonts w:ascii="맑은 고딕" w:hAnsi="맑은 고딕" w:eastAsia="맑은 고딕"/>
+          <w:b w:val="0"/>
+          <w:i w:val="0"/>
+          <w:color w:val="111827"/>
+          <w:sz w:val="19"/>
+        </w:rPr>
+        <w:t>기상청. (n.d.). 기상특보 발표기준. https://www.weather.go.kr/</w:t>
+      </w:r>
+    </w:p>
+    <w:p>
+      <w:pPr>
+        <w:spacing w:after="100" w:line="336" w:lineRule="auto"/>
+        <w:ind w:left="510" w:hanging="510"/>
+      </w:pPr>
+      <w:r>
+        <w:rPr>
+          <w:rFonts w:ascii="맑은 고딕" w:hAnsi="맑은 고딕" w:eastAsia="맑은 고딕"/>
+          <w:b w:val="0"/>
+          <w:i w:val="0"/>
+          <w:color w:val="111827"/>
+          <w:sz w:val="19"/>
+        </w:rPr>
+        <w:t>농림축산식품부. (2026). 자연재난 복구비용 산정기준 (농림축산식품부고시 제2026-78호, 시행 2026. 7. 30.).</w:t>
+      </w:r>
+    </w:p>
+    <w:p>
+      <w:pPr>
+        <w:pStyle w:val="Heading2"/>
+      </w:pPr>
+      <w:r>
+        <w:t>데이터 출처</w:t>
+      </w:r>
+    </w:p>
+    <w:p>
+      <w:pPr>
+        <w:spacing w:after="100" w:line="336" w:lineRule="auto"/>
+        <w:ind w:left="510" w:hanging="510"/>
+      </w:pPr>
+      <w:r>
+        <w:rPr>
+          <w:rFonts w:ascii="맑은 고딕" w:hAnsi="맑은 고딕" w:eastAsia="맑은 고딕"/>
+          <w:b w:val="0"/>
+          <w:i w:val="0"/>
+          <w:color w:val="111827"/>
+          <w:sz w:val="19"/>
+        </w:rPr>
+        <w:t>European Space Agency. (n.d.). Copernicus Data Space Ecosystem [데이터 포털]. https://dataspace.copernicus.eu/</w:t>
+      </w:r>
+    </w:p>
+    <w:p>
+      <w:pPr>
+        <w:spacing w:after="100" w:line="336" w:lineRule="auto"/>
+        <w:ind w:left="510" w:hanging="510"/>
+      </w:pPr>
+      <w:r>
+        <w:rPr>
+          <w:rFonts w:ascii="맑은 고딕" w:hAnsi="맑은 고딕" w:eastAsia="맑은 고딕"/>
+          <w:b w:val="0"/>
+          <w:i w:val="0"/>
+          <w:color w:val="111827"/>
+          <w:sz w:val="19"/>
+        </w:rPr>
+        <w:t>Microsoft. (n.d.). Planetary Computer [데이터 카탈로그]. https://planetarycomputer.microsoft.com/</w:t>
+      </w:r>
+    </w:p>
+    <w:p>
+      <w:pPr>
+        <w:spacing w:after="100" w:line="336" w:lineRule="auto"/>
+        <w:ind w:left="510" w:hanging="510"/>
+      </w:pPr>
+      <w:r>
+        <w:rPr>
+          <w:rFonts w:ascii="맑은 고딕" w:hAnsi="맑은 고딕" w:eastAsia="맑은 고딕"/>
+          <w:b w:val="0"/>
+          <w:i w:val="0"/>
+          <w:color w:val="111827"/>
+          <w:sz w:val="19"/>
+        </w:rPr>
+        <w:t>국가교통정보센터. (n.d.). 표준노드링크(LT_L_MOCTLINK) [데이터셋]. 브이월드. https://www.vworld.kr/</w:t>
+      </w:r>
+    </w:p>
+    <w:p>
+      <w:pPr>
+        <w:spacing w:after="100" w:line="336" w:lineRule="auto"/>
+        <w:ind w:left="510" w:hanging="510"/>
+      </w:pPr>
+      <w:r>
+        <w:rPr>
+          <w:rFonts w:ascii="맑은 고딕" w:hAnsi="맑은 고딕" w:eastAsia="맑은 고딕"/>
+          <w:b w:val="0"/>
+          <w:i w:val="0"/>
+          <w:color w:val="111827"/>
+          <w:sz w:val="19"/>
+        </w:rPr>
+        <w:t>국토교통부. (n.d.). 건물통합정보(LT_C_SPBD) [데이터셋]. 공간정보 오픈플랫폼 브이월드. https://www.vworld.kr/</w:t>
+      </w:r>
+    </w:p>
+    <w:p>
+      <w:pPr>
+        <w:spacing w:after="100" w:line="336" w:lineRule="auto"/>
+        <w:ind w:left="510" w:hanging="510"/>
+      </w:pPr>
+      <w:r>
+        <w:rPr>
+          <w:rFonts w:ascii="맑은 고딕" w:hAnsi="맑은 고딕" w:eastAsia="맑은 고딕"/>
+          <w:b w:val="0"/>
+          <w:i w:val="0"/>
+          <w:color w:val="111827"/>
+          <w:sz w:val="19"/>
+        </w:rPr>
+        <w:t>국토교통부. (n.d.). 건축물대장 표제부 조회 서비스 [Open API]. 공공데이터포털. https://www.data.go.kr/</w:t>
+      </w:r>
+    </w:p>
+    <w:p>
+      <w:pPr>
+        <w:spacing w:after="100" w:line="336" w:lineRule="auto"/>
+        <w:ind w:left="510" w:hanging="510"/>
+      </w:pPr>
+      <w:r>
+        <w:rPr>
+          <w:rFonts w:ascii="맑은 고딕" w:hAnsi="맑은 고딕" w:eastAsia="맑은 고딕"/>
+          <w:b w:val="0"/>
+          <w:i w:val="0"/>
+          <w:color w:val="111827"/>
+          <w:sz w:val="19"/>
+        </w:rPr>
+        <w:t>행정안전부. (n.d.). 지진옥외대피소 [데이터셋]. 재난안전데이터 공유 플랫폼. https://www.safetydata.go.kr/</w:t>
+      </w:r>
+    </w:p>
+    <w:p>
+      <w:pPr>
+        <w:pStyle w:val="Heading2"/>
+      </w:pPr>
+      <w:r>
+        <w:t>기후·재난 배경</w:t>
+      </w:r>
+    </w:p>
+    <w:p>
+      <w:pPr>
+        <w:spacing w:after="100" w:line="336" w:lineRule="auto"/>
+        <w:ind w:left="510" w:hanging="510"/>
+      </w:pPr>
+      <w:r>
+        <w:rPr>
+          <w:rFonts w:ascii="맑은 고딕" w:hAnsi="맑은 고딕" w:eastAsia="맑은 고딕"/>
+          <w:b w:val="0"/>
+          <w:i w:val="0"/>
+          <w:color w:val="111827"/>
+          <w:sz w:val="19"/>
+        </w:rPr>
+        <w:t>JBA Risk Management. (2025). South Korea monsoon floods, July 2025 [Event response report]. https://www.jbarisk.com/knowledge-hub/event-response/south-korea-monsoon-floods-july-2025/</w:t>
+      </w:r>
+    </w:p>
+    <w:p>
+      <w:pPr>
+        <w:spacing w:after="100" w:line="336" w:lineRule="auto"/>
+        <w:ind w:left="510" w:hanging="510"/>
+      </w:pPr>
+      <w:r>
+        <w:rPr>
+          <w:rFonts w:ascii="맑은 고딕" w:hAnsi="맑은 고딕" w:eastAsia="맑은 고딕"/>
+          <w:b w:val="0"/>
+          <w:i w:val="0"/>
+          <w:color w:val="111827"/>
+          <w:sz w:val="19"/>
+        </w:rPr>
+        <w:t>World Meteorological Organization. (2025). State of the global climate 2024 (WMO-No. 1368). https://wmo.int/publication-series/state-of-global-climate-2024</w:t>
+      </w:r>
+    </w:p>
+    <w:p>
+      <w:pPr>
+        <w:spacing w:after="100" w:line="336" w:lineRule="auto"/>
+        <w:ind w:left="510" w:hanging="510"/>
+      </w:pPr>
+      <w:r>
+        <w:rPr>
+          <w:rFonts w:ascii="맑은 고딕" w:hAnsi="맑은 고딕" w:eastAsia="맑은 고딕"/>
+          <w:b w:val="0"/>
+          <w:i w:val="0"/>
+          <w:color w:val="111827"/>
+          <w:sz w:val="19"/>
+        </w:rPr>
+        <w:t>World Meteorological Organization. (n.d.). Reducing disaster risk in cities — the Republic of Korea’s experience. https://wmo.int/media/magazine-article/reducing-disaster-risk-cities-republic-of-koreas-experience</w:t>
+      </w:r>
+    </w:p>
+    <w:p>
+      <w:pPr>
+        <w:spacing w:after="100" w:line="336" w:lineRule="auto"/>
+        <w:ind w:left="510" w:hanging="510"/>
+      </w:pPr>
+      <w:r>
+        <w:rPr>
+          <w:rFonts w:ascii="맑은 고딕" w:hAnsi="맑은 고딕" w:eastAsia="맑은 고딕"/>
+          <w:b w:val="0"/>
+          <w:i w:val="0"/>
+          <w:color w:val="111827"/>
+          <w:sz w:val="19"/>
+        </w:rPr>
+        <w:t>국가기후위기적응센터. (n.d.). 기후변화 영향. https://kaccc.kei.re.kr/home/menu.es?mid=a10204000000</w:t>
+      </w:r>
+    </w:p>
+    <w:p>
+      <w:pPr>
+        <w:spacing w:after="100" w:line="336" w:lineRule="auto"/>
+        <w:ind w:left="510" w:hanging="510"/>
+      </w:pPr>
+      <w:r>
+        <w:rPr>
+          <w:rFonts w:ascii="맑은 고딕" w:hAnsi="맑은 고딕" w:eastAsia="맑은 고딕"/>
+          <w:b w:val="0"/>
+          <w:i w:val="0"/>
+          <w:color w:val="111827"/>
+          <w:sz w:val="19"/>
+        </w:rPr>
+        <w:t>국회도서관 국가정책정보. (2025). 불평등한 기후재난과 기후위기 취약계층 [기후위기 특집 3]. https://nsp.nanet.go.kr/</w:t>
+      </w:r>
+    </w:p>
+    <w:p>
+      <w:pPr>
+        <w:spacing w:after="100" w:line="336" w:lineRule="auto"/>
+        <w:ind w:left="510" w:hanging="510"/>
+      </w:pPr>
+      <w:r>
+        <w:rPr>
+          <w:rFonts w:ascii="맑은 고딕" w:hAnsi="맑은 고딕" w:eastAsia="맑은 고딕"/>
+          <w:b w:val="0"/>
+          <w:i w:val="0"/>
+          <w:color w:val="111827"/>
+          <w:sz w:val="19"/>
+        </w:rPr>
+        <w:t>기상청. (2025). 2025년, 다양한 이상기후로 확인된 “기후위기의 시대” [보도자료]. https://www.kma.go.kr/kma/news/press.jsp</w:t>
+      </w:r>
+    </w:p>
+    <w:p>
+      <w:pPr>
+        <w:spacing w:after="100" w:line="336" w:lineRule="auto"/>
+        <w:ind w:left="510" w:hanging="510"/>
+      </w:pPr>
+      <w:r>
+        <w:rPr>
+          <w:rFonts w:ascii="맑은 고딕" w:hAnsi="맑은 고딕" w:eastAsia="맑은 고딕"/>
+          <w:b w:val="0"/>
+          <w:i w:val="0"/>
+          <w:color w:val="111827"/>
+          <w:sz w:val="19"/>
+        </w:rPr>
+        <w:t>기상청. (2025). 「한국 기후위기 평가보고서 2025」 발간 [보도자료]. https://www.weather.go.kr/kma/news/press_01.jsp</w:t>
+      </w:r>
+    </w:p>
+    <w:p>
+      <w:pPr>
+        <w:spacing w:after="100" w:line="336" w:lineRule="auto"/>
+        <w:ind w:left="510" w:hanging="510"/>
+      </w:pPr>
+      <w:r>
+        <w:rPr>
+          <w:rFonts w:ascii="맑은 고딕" w:hAnsi="맑은 고딕" w:eastAsia="맑은 고딕"/>
+          <w:b w:val="0"/>
+          <w:i w:val="0"/>
+          <w:color w:val="111827"/>
+          <w:sz w:val="19"/>
+        </w:rPr>
+        <w:t>행정안전부. (n.d.). 자연재해 피해액 [지표]. 지표누리. https://www.index.go.kr/unity/potal/indicator/IndexInfo.do?idxCd=4289</w:t>
+      </w:r>
+    </w:p>
+    <w:p>
+      <w:pPr>
+        <w:pStyle w:val="Heading2"/>
+      </w:pPr>
+      <w:r>
+        <w:t>모형·방법론</w:t>
+      </w:r>
+    </w:p>
+    <w:p>
+      <w:pPr>
+        <w:spacing w:after="100" w:line="336" w:lineRule="auto"/>
+        <w:ind w:left="510" w:hanging="510"/>
+      </w:pPr>
+      <w:r>
+        <w:rPr>
+          <w:rFonts w:ascii="맑은 고딕" w:hAnsi="맑은 고딕" w:eastAsia="맑은 고딕"/>
+          <w:b w:val="0"/>
+          <w:i w:val="0"/>
+          <w:color w:val="111827"/>
+          <w:sz w:val="19"/>
+        </w:rPr>
+        <w:t>Cannon, S. H., Gartner, J. E., Wilson, R. C., Bowers, J. C., &amp; Laber, J. L. (2008). Storm rainfall conditions for floods and debris flows from recently burned areas in southwestern Colorado and southern California. Geomorphology, 96(3–4), 250–269. https://doi.org/10.1016/j.geomorph.2007.03.019</w:t>
+      </w:r>
+    </w:p>
+    <w:p>
+      <w:pPr>
+        <w:spacing w:after="100" w:line="336" w:lineRule="auto"/>
+        <w:ind w:left="510" w:hanging="510"/>
+      </w:pPr>
+      <w:r>
+        <w:rPr>
+          <w:rFonts w:ascii="맑은 고딕" w:hAnsi="맑은 고딕" w:eastAsia="맑은 고딕"/>
+          <w:b w:val="0"/>
+          <w:i w:val="0"/>
+          <w:color w:val="111827"/>
+          <w:sz w:val="19"/>
+        </w:rPr>
+        <w:t>Iverson, R. M. (2000). Landslide triggering by rain infiltration. Water Resources Research, 36(7), 1897–1910. https://doi.org/10.1029/2000WR900090</w:t>
+      </w:r>
+    </w:p>
+    <w:p>
+      <w:pPr>
+        <w:spacing w:after="100" w:line="336" w:lineRule="auto"/>
+        <w:ind w:left="510" w:hanging="510"/>
+      </w:pPr>
+      <w:r>
+        <w:rPr>
+          <w:rFonts w:ascii="맑은 고딕" w:hAnsi="맑은 고딕" w:eastAsia="맑은 고딕"/>
+          <w:b w:val="0"/>
+          <w:i w:val="0"/>
+          <w:color w:val="111827"/>
+          <w:sz w:val="19"/>
+        </w:rPr>
+        <w:t>Key, C. H., &amp; Benson, N. C. (2006). Landscape assessment (LA): Sampling and analysis methods. In D. C. Lutes et al. (Eds.), FIREMON: Fire effects monitoring and inventory system (Gen. Tech. Rep. RMRS-GTR-164-CD, pp. LA-1–LA-55). USDA Forest Service, Rocky Mountain Research Station.</w:t>
+      </w:r>
+    </w:p>
+    <w:p>
+      <w:pPr>
+        <w:spacing w:after="100" w:line="336" w:lineRule="auto"/>
+        <w:ind w:left="510" w:hanging="510"/>
+      </w:pPr>
+      <w:r>
+        <w:rPr>
+          <w:rFonts w:ascii="맑은 고딕" w:hAnsi="맑은 고딕" w:eastAsia="맑은 고딕"/>
+          <w:b w:val="0"/>
+          <w:i w:val="0"/>
+          <w:color w:val="111827"/>
+          <w:sz w:val="19"/>
+        </w:rPr>
+        <w:t>Leijnse, T., van Ormondt, M., Nederhoff, K., &amp; van Dongeren, A. (2021). Modeling compound flooding in coastal systems using a computationally efficient reduced-physics solver: Including fluvial, pluvial, tidal, wind- and wave-driven processes. Coastal Engineering, 163, 103796. https://doi.org/10.1016/j.coastaleng.2020.103796</w:t>
+      </w:r>
+    </w:p>
+    <w:p>
+      <w:pPr>
+        <w:spacing w:after="100" w:line="336" w:lineRule="auto"/>
+        <w:ind w:left="510" w:hanging="510"/>
+      </w:pPr>
+      <w:r>
+        <w:rPr>
+          <w:rFonts w:ascii="맑은 고딕" w:hAnsi="맑은 고딕" w:eastAsia="맑은 고딕"/>
+          <w:b w:val="0"/>
+          <w:i w:val="0"/>
+          <w:color w:val="111827"/>
+          <w:sz w:val="19"/>
+        </w:rPr>
+        <w:t>Montgomery, D. R., &amp; Dietrich, W. E. (1994). A physically based model for the topographic control on shallow landsliding. Water Resources Research, 30(4), 1153–1171. https://doi.org/10.1029/93WR02979</w:t>
+      </w:r>
+    </w:p>
+    <w:p>
+      <w:pPr>
+        <w:spacing w:after="100" w:line="336" w:lineRule="auto"/>
+        <w:ind w:left="510" w:hanging="510"/>
+      </w:pPr>
+      <w:r>
+        <w:rPr>
+          <w:rFonts w:ascii="맑은 고딕" w:hAnsi="맑은 고딕" w:eastAsia="맑은 고딕"/>
+          <w:b w:val="0"/>
+          <w:i w:val="0"/>
+          <w:color w:val="111827"/>
+          <w:sz w:val="19"/>
+        </w:rPr>
+        <w:t>Shakesby, R. A., &amp; Doerr, S. H. (2006). Wildfire as a hydrological and geomorphological agent. Earth-Science Reviews, 74(3–4), 269–307. https://doi.org/10.1016/j.earscirev.2005.10.006</w:t>
+      </w:r>
+    </w:p>
+    <w:p>
+      <w:pPr>
+        <w:pStyle w:val="Heading2"/>
+      </w:pPr>
+      <w:r>
+        <w:t>소프트웨어</w:t>
+      </w:r>
+    </w:p>
+    <w:p>
+      <w:pPr>
+        <w:spacing w:after="100" w:line="336" w:lineRule="auto"/>
+        <w:ind w:left="510" w:hanging="510"/>
+      </w:pPr>
+      <w:r>
+        <w:rPr>
+          <w:rFonts w:ascii="맑은 고딕" w:hAnsi="맑은 고딕" w:eastAsia="맑은 고딕"/>
+          <w:b w:val="0"/>
+          <w:i w:val="0"/>
+          <w:color w:val="111827"/>
+          <w:sz w:val="19"/>
+        </w:rPr>
+        <w:t>Deltares. (n.d.). SFINCS: Super-Fast INundation of CoastS [Computer software]. https://github.com/Deltares/SFINCS</w:t>
+      </w:r>
+    </w:p>
+    <w:p>
+      <w:pPr>
+        <w:spacing w:after="100" w:line="336" w:lineRule="auto"/>
+        <w:ind w:left="510" w:hanging="510"/>
+      </w:pPr>
+      <w:r>
+        <w:rPr>
+          <w:rFonts w:ascii="맑은 고딕" w:hAnsi="맑은 고딕" w:eastAsia="맑은 고딕"/>
+          <w:b w:val="0"/>
+          <w:i w:val="0"/>
+          <w:color w:val="111827"/>
+          <w:sz w:val="19"/>
+        </w:rPr>
+        <w:t>Geoscience Australia. (n.d.). ANUGA Hydro [Computer software]. https://github.com/anuga-community/anuga_core</w:t>
+      </w:r>
+    </w:p>
+    <w:p>
+      <w:pPr>
+        <w:spacing w:after="100" w:line="336" w:lineRule="auto"/>
+        <w:ind w:left="510" w:hanging="510"/>
+      </w:pPr>
+      <w:r>
+        <w:rPr>
+          <w:rFonts w:ascii="맑은 고딕" w:hAnsi="맑은 고딕" w:eastAsia="맑은 고딕"/>
+          <w:b w:val="0"/>
+          <w:i w:val="0"/>
+          <w:color w:val="111827"/>
+          <w:sz w:val="19"/>
+        </w:rPr>
+        <w:t>Google. (n.d.). Gemini API [Computer software]. https://ai.google.dev/</w:t>
+      </w:r>
+    </w:p>
+    <w:p>
+      <w:pPr>
+        <w:spacing w:after="100" w:line="336" w:lineRule="auto"/>
+        <w:ind w:left="510" w:hanging="510"/>
+      </w:pPr>
+      <w:r>
+        <w:rPr>
+          <w:rFonts w:ascii="맑은 고딕" w:hAnsi="맑은 고딕" w:eastAsia="맑은 고딕"/>
+          <w:b w:val="0"/>
+          <w:i w:val="0"/>
+          <w:color w:val="111827"/>
+          <w:sz w:val="19"/>
+        </w:rPr>
+        <w:t>MapLibre contributors. (n.d.). MapLibre GL JS [Computer software]. https://maplibre.org/</w:t>
+      </w:r>
+    </w:p>
+    <w:p>
+      <w:pPr>
+        <w:spacing w:after="100" w:line="336" w:lineRule="auto"/>
+        <w:ind w:left="510" w:hanging="510"/>
+      </w:pPr>
+      <w:r>
+        <w:rPr>
+          <w:rFonts w:ascii="맑은 고딕" w:hAnsi="맑은 고딕" w:eastAsia="맑은 고딕"/>
+          <w:b w:val="0"/>
+          <w:i w:val="0"/>
+          <w:color w:val="111827"/>
+          <w:sz w:val="19"/>
+        </w:rPr>
+        <w:t>Ramírez, S. (n.d.). FastAPI [Computer software]. https://fastapi.tiangolo.com/</w:t>
+      </w:r>
+    </w:p>
+    <w:p>
+      <w:pPr>
+        <w:spacing w:after="100" w:line="336" w:lineRule="auto"/>
+        <w:ind w:left="510" w:hanging="510"/>
+      </w:pPr>
+      <w:r>
+        <w:rPr>
+          <w:rFonts w:ascii="맑은 고딕" w:hAnsi="맑은 고딕" w:eastAsia="맑은 고딕"/>
+          <w:b w:val="0"/>
+          <w:i w:val="0"/>
+          <w:color w:val="111827"/>
+          <w:sz w:val="19"/>
+        </w:rPr>
+        <w:t>Vercel. (n.d.). Next.js [Computer software]. https://nextjs.org/</w:t>
       </w:r>
     </w:p>
     <w:sectPr>
